--- a/Projects/TekRevol/03-website/TekRevol-Healthcare-AI-Ops-LP-GPT-Design-Briefs-Cover-B.docx
+++ b/Projects/TekRevol/03-website/TekRevol-Healthcare-AI-Ops-LP-GPT-Design-Briefs-Cover-B.docx
@@ -664,12 +664,12 @@
         <w:tblLook w:val="04A0" w:firstRow="1" w:lastRow="0" w:firstColumn="1" w:lastColumn="0" w:noHBand="0" w:noVBand="1"/>
       </w:tblPr>
       <w:tblGrid>
-        <w:gridCol w:w="560"/>
-        <w:gridCol w:w="2566"/>
-        <w:gridCol w:w="1100"/>
-        <w:gridCol w:w="918"/>
-        <w:gridCol w:w="2205"/>
-        <w:gridCol w:w="2011"/>
+        <w:gridCol w:w="539"/>
+        <w:gridCol w:w="2492"/>
+        <w:gridCol w:w="1212"/>
+        <w:gridCol w:w="875"/>
+        <w:gridCol w:w="2155"/>
+        <w:gridCol w:w="2087"/>
       </w:tblGrid>
       <w:tr>
         <w:trPr>
@@ -678,7 +678,7 @@
         </w:trPr>
         <w:tc>
           <w:tcPr>
-            <w:tcW w:w="567" w:type="dxa"/>
+            <w:tcW w:w="539" w:type="dxa"/>
             <w:tcBorders>
               <w:top w:val="single" w:sz="4" w:space="0" w:color="C9CCCF"/>
               <w:left w:val="single" w:sz="4" w:space="0" w:color="C9CCCF"/>
@@ -710,7 +710,7 @@
         </w:tc>
         <w:tc>
           <w:tcPr>
-            <w:tcW w:w="2624" w:type="dxa"/>
+            <w:tcW w:w="2492" w:type="dxa"/>
             <w:tcBorders>
               <w:top w:val="single" w:sz="4" w:space="0" w:color="C9CCCF"/>
               <w:left w:val="single" w:sz="4" w:space="0" w:color="C9CCCF"/>
@@ -742,7 +742,7 @@
         </w:tc>
         <w:tc>
           <w:tcPr>
-            <w:tcW w:w="922" w:type="dxa"/>
+            <w:tcW w:w="1212" w:type="dxa"/>
             <w:tcBorders>
               <w:top w:val="single" w:sz="4" w:space="0" w:color="C9CCCF"/>
               <w:left w:val="single" w:sz="4" w:space="0" w:color="C9CCCF"/>
@@ -774,7 +774,7 @@
         </w:tc>
         <w:tc>
           <w:tcPr>
-            <w:tcW w:w="922" w:type="dxa"/>
+            <w:tcW w:w="875" w:type="dxa"/>
             <w:tcBorders>
               <w:top w:val="single" w:sz="4" w:space="0" w:color="C9CCCF"/>
               <w:left w:val="single" w:sz="4" w:space="0" w:color="C9CCCF"/>
@@ -806,7 +806,7 @@
         </w:tc>
         <w:tc>
           <w:tcPr>
-            <w:tcW w:w="2269" w:type="dxa"/>
+            <w:tcW w:w="2155" w:type="dxa"/>
             <w:tcBorders>
               <w:top w:val="single" w:sz="4" w:space="0" w:color="C9CCCF"/>
               <w:left w:val="single" w:sz="4" w:space="0" w:color="C9CCCF"/>
@@ -838,7 +838,7 @@
         </w:tc>
         <w:tc>
           <w:tcPr>
-            <w:tcW w:w="2056" w:type="dxa"/>
+            <w:tcW w:w="2087" w:type="dxa"/>
             <w:tcBorders>
               <w:top w:val="single" w:sz="4" w:space="0" w:color="C9CCCF"/>
               <w:left w:val="single" w:sz="4" w:space="0" w:color="C9CCCF"/>
@@ -875,7 +875,7 @@
         </w:trPr>
         <w:tc>
           <w:tcPr>
-            <w:tcW w:w="567" w:type="dxa"/>
+            <w:tcW w:w="539" w:type="dxa"/>
             <w:tcBorders>
               <w:top w:val="single" w:sz="4" w:space="0" w:color="C9CCCF"/>
               <w:left w:val="single" w:sz="4" w:space="0" w:color="C9CCCF"/>
@@ -904,7 +904,7 @@
         </w:tc>
         <w:tc>
           <w:tcPr>
-            <w:tcW w:w="2624" w:type="dxa"/>
+            <w:tcW w:w="2492" w:type="dxa"/>
             <w:tcBorders>
               <w:top w:val="single" w:sz="4" w:space="0" w:color="C9CCCF"/>
               <w:left w:val="single" w:sz="4" w:space="0" w:color="C9CCCF"/>
@@ -933,7 +933,7 @@
         </w:tc>
         <w:tc>
           <w:tcPr>
-            <w:tcW w:w="922" w:type="dxa"/>
+            <w:tcW w:w="1212" w:type="dxa"/>
             <w:tcBorders>
               <w:top w:val="single" w:sz="4" w:space="0" w:color="C9CCCF"/>
               <w:left w:val="single" w:sz="4" w:space="0" w:color="C9CCCF"/>
@@ -962,7 +962,7 @@
         </w:tc>
         <w:tc>
           <w:tcPr>
-            <w:tcW w:w="922" w:type="dxa"/>
+            <w:tcW w:w="875" w:type="dxa"/>
             <w:tcBorders>
               <w:top w:val="single" w:sz="4" w:space="0" w:color="C9CCCF"/>
               <w:left w:val="single" w:sz="4" w:space="0" w:color="C9CCCF"/>
@@ -991,7 +991,7 @@
         </w:tc>
         <w:tc>
           <w:tcPr>
-            <w:tcW w:w="2269" w:type="dxa"/>
+            <w:tcW w:w="2155" w:type="dxa"/>
             <w:tcBorders>
               <w:top w:val="single" w:sz="4" w:space="0" w:color="C9CCCF"/>
               <w:left w:val="single" w:sz="4" w:space="0" w:color="C9CCCF"/>
@@ -1020,7 +1020,7 @@
         </w:tc>
         <w:tc>
           <w:tcPr>
-            <w:tcW w:w="2056" w:type="dxa"/>
+            <w:tcW w:w="2087" w:type="dxa"/>
             <w:tcBorders>
               <w:top w:val="single" w:sz="4" w:space="0" w:color="C9CCCF"/>
               <w:left w:val="single" w:sz="4" w:space="0" w:color="C9CCCF"/>
@@ -1054,7 +1054,7 @@
         </w:trPr>
         <w:tc>
           <w:tcPr>
-            <w:tcW w:w="567" w:type="dxa"/>
+            <w:tcW w:w="539" w:type="dxa"/>
             <w:tcBorders>
               <w:top w:val="single" w:sz="4" w:space="0" w:color="C9CCCF"/>
               <w:left w:val="single" w:sz="4" w:space="0" w:color="C9CCCF"/>
@@ -1084,7 +1084,7 @@
         </w:tc>
         <w:tc>
           <w:tcPr>
-            <w:tcW w:w="2624" w:type="dxa"/>
+            <w:tcW w:w="2492" w:type="dxa"/>
             <w:tcBorders>
               <w:top w:val="single" w:sz="4" w:space="0" w:color="C9CCCF"/>
               <w:left w:val="single" w:sz="4" w:space="0" w:color="C9CCCF"/>
@@ -1108,13 +1108,13 @@
                 <w:sz w:val="17"/>
                 <w:szCs w:val="17"/>
               </w:rPr>
-              <w:t>Hero with form</w:t>
-            </w:r>
-          </w:p>
-        </w:tc>
-        <w:tc>
-          <w:tcPr>
-            <w:tcW w:w="922" w:type="dxa"/>
+              <w:t>Hero with form (v2)</w:t>
+            </w:r>
+          </w:p>
+        </w:tc>
+        <w:tc>
+          <w:tcPr>
+            <w:tcW w:w="1212" w:type="dxa"/>
             <w:tcBorders>
               <w:top w:val="single" w:sz="4" w:space="0" w:color="C9CCCF"/>
               <w:left w:val="single" w:sz="4" w:space="0" w:color="C9CCCF"/>
@@ -1138,13 +1138,13 @@
                 <w:sz w:val="17"/>
                 <w:szCs w:val="17"/>
               </w:rPr>
-              <w:t>White</w:t>
-            </w:r>
-          </w:p>
-        </w:tc>
-        <w:tc>
-          <w:tcPr>
-            <w:tcW w:w="922" w:type="dxa"/>
+              <w:t>Mist + brand image</w:t>
+            </w:r>
+          </w:p>
+        </w:tc>
+        <w:tc>
+          <w:tcPr>
+            <w:tcW w:w="875" w:type="dxa"/>
             <w:tcBorders>
               <w:top w:val="single" w:sz="4" w:space="0" w:color="C9CCCF"/>
               <w:left w:val="single" w:sz="4" w:space="0" w:color="C9CCCF"/>
@@ -1168,13 +1168,13 @@
                 <w:sz w:val="17"/>
                 <w:szCs w:val="17"/>
               </w:rPr>
-              <w:t>1440 × 880</w:t>
-            </w:r>
-          </w:p>
-        </w:tc>
-        <w:tc>
-          <w:tcPr>
-            <w:tcW w:w="2269" w:type="dxa"/>
+              <w:t>1440 × 900</w:t>
+            </w:r>
+          </w:p>
+        </w:tc>
+        <w:tc>
+          <w:tcPr>
+            <w:tcW w:w="2155" w:type="dxa"/>
             <w:tcBorders>
               <w:top w:val="single" w:sz="4" w:space="0" w:color="C9CCCF"/>
               <w:left w:val="single" w:sz="4" w:space="0" w:color="C9CCCF"/>
@@ -1198,13 +1198,13 @@
                 <w:sz w:val="17"/>
                 <w:szCs w:val="17"/>
               </w:rPr>
-              <w:t>390 × 1400 + sticky bar 390 × 88</w:t>
-            </w:r>
-          </w:p>
-        </w:tc>
-        <w:tc>
-          <w:tcPr>
-            <w:tcW w:w="2056" w:type="dxa"/>
+              <w:t>390 × 1520 + sticky bar 390 × 88</w:t>
+            </w:r>
+          </w:p>
+        </w:tc>
+        <w:tc>
+          <w:tcPr>
+            <w:tcW w:w="2087" w:type="dxa"/>
             <w:tcBorders>
               <w:top w:val="single" w:sz="4" w:space="0" w:color="C9CCCF"/>
               <w:left w:val="single" w:sz="4" w:space="0" w:color="C9CCCF"/>
@@ -1228,7 +1228,7 @@
                 <w:sz w:val="17"/>
                 <w:szCs w:val="17"/>
               </w:rPr>
-              <w:t>Form button</w:t>
+              <w:t>Form button (+ image top plate)</w:t>
             </w:r>
           </w:p>
         </w:tc>
@@ -1239,7 +1239,7 @@
         </w:trPr>
         <w:tc>
           <w:tcPr>
-            <w:tcW w:w="567" w:type="dxa"/>
+            <w:tcW w:w="539" w:type="dxa"/>
             <w:tcBorders>
               <w:top w:val="single" w:sz="4" w:space="0" w:color="C9CCCF"/>
               <w:left w:val="single" w:sz="4" w:space="0" w:color="C9CCCF"/>
@@ -1268,7 +1268,7 @@
         </w:tc>
         <w:tc>
           <w:tcPr>
-            <w:tcW w:w="2624" w:type="dxa"/>
+            <w:tcW w:w="2492" w:type="dxa"/>
             <w:tcBorders>
               <w:top w:val="single" w:sz="4" w:space="0" w:color="C9CCCF"/>
               <w:left w:val="single" w:sz="4" w:space="0" w:color="C9CCCF"/>
@@ -1297,7 +1297,7 @@
         </w:tc>
         <w:tc>
           <w:tcPr>
-            <w:tcW w:w="922" w:type="dxa"/>
+            <w:tcW w:w="1212" w:type="dxa"/>
             <w:tcBorders>
               <w:top w:val="single" w:sz="4" w:space="0" w:color="C9CCCF"/>
               <w:left w:val="single" w:sz="4" w:space="0" w:color="C9CCCF"/>
@@ -1326,7 +1326,7 @@
         </w:tc>
         <w:tc>
           <w:tcPr>
-            <w:tcW w:w="922" w:type="dxa"/>
+            <w:tcW w:w="875" w:type="dxa"/>
             <w:tcBorders>
               <w:top w:val="single" w:sz="4" w:space="0" w:color="C9CCCF"/>
               <w:left w:val="single" w:sz="4" w:space="0" w:color="C9CCCF"/>
@@ -1355,7 +1355,7 @@
         </w:tc>
         <w:tc>
           <w:tcPr>
-            <w:tcW w:w="2269" w:type="dxa"/>
+            <w:tcW w:w="2155" w:type="dxa"/>
             <w:tcBorders>
               <w:top w:val="single" w:sz="4" w:space="0" w:color="C9CCCF"/>
               <w:left w:val="single" w:sz="4" w:space="0" w:color="C9CCCF"/>
@@ -1384,7 +1384,7 @@
         </w:tc>
         <w:tc>
           <w:tcPr>
-            <w:tcW w:w="2056" w:type="dxa"/>
+            <w:tcW w:w="2087" w:type="dxa"/>
             <w:tcBorders>
               <w:top w:val="single" w:sz="4" w:space="0" w:color="C9CCCF"/>
               <w:left w:val="single" w:sz="4" w:space="0" w:color="C9CCCF"/>
@@ -1418,7 +1418,7 @@
         </w:trPr>
         <w:tc>
           <w:tcPr>
-            <w:tcW w:w="567" w:type="dxa"/>
+            <w:tcW w:w="539" w:type="dxa"/>
             <w:tcBorders>
               <w:top w:val="single" w:sz="4" w:space="0" w:color="C9CCCF"/>
               <w:left w:val="single" w:sz="4" w:space="0" w:color="C9CCCF"/>
@@ -1448,7 +1448,7 @@
         </w:tc>
         <w:tc>
           <w:tcPr>
-            <w:tcW w:w="2624" w:type="dxa"/>
+            <w:tcW w:w="2492" w:type="dxa"/>
             <w:tcBorders>
               <w:top w:val="single" w:sz="4" w:space="0" w:color="C9CCCF"/>
               <w:left w:val="single" w:sz="4" w:space="0" w:color="C9CCCF"/>
@@ -1478,7 +1478,7 @@
         </w:tc>
         <w:tc>
           <w:tcPr>
-            <w:tcW w:w="922" w:type="dxa"/>
+            <w:tcW w:w="1212" w:type="dxa"/>
             <w:tcBorders>
               <w:top w:val="single" w:sz="4" w:space="0" w:color="C9CCCF"/>
               <w:left w:val="single" w:sz="4" w:space="0" w:color="C9CCCF"/>
@@ -1508,7 +1508,7 @@
         </w:tc>
         <w:tc>
           <w:tcPr>
-            <w:tcW w:w="922" w:type="dxa"/>
+            <w:tcW w:w="875" w:type="dxa"/>
             <w:tcBorders>
               <w:top w:val="single" w:sz="4" w:space="0" w:color="C9CCCF"/>
               <w:left w:val="single" w:sz="4" w:space="0" w:color="C9CCCF"/>
@@ -1538,7 +1538,7 @@
         </w:tc>
         <w:tc>
           <w:tcPr>
-            <w:tcW w:w="2269" w:type="dxa"/>
+            <w:tcW w:w="2155" w:type="dxa"/>
             <w:tcBorders>
               <w:top w:val="single" w:sz="4" w:space="0" w:color="C9CCCF"/>
               <w:left w:val="single" w:sz="4" w:space="0" w:color="C9CCCF"/>
@@ -1568,7 +1568,7 @@
         </w:tc>
         <w:tc>
           <w:tcPr>
-            <w:tcW w:w="2056" w:type="dxa"/>
+            <w:tcW w:w="2087" w:type="dxa"/>
             <w:tcBorders>
               <w:top w:val="single" w:sz="4" w:space="0" w:color="C9CCCF"/>
               <w:left w:val="single" w:sz="4" w:space="0" w:color="C9CCCF"/>
@@ -1603,7 +1603,7 @@
         </w:trPr>
         <w:tc>
           <w:tcPr>
-            <w:tcW w:w="567" w:type="dxa"/>
+            <w:tcW w:w="539" w:type="dxa"/>
             <w:tcBorders>
               <w:top w:val="single" w:sz="4" w:space="0" w:color="C9CCCF"/>
               <w:left w:val="single" w:sz="4" w:space="0" w:color="C9CCCF"/>
@@ -1632,7 +1632,7 @@
         </w:tc>
         <w:tc>
           <w:tcPr>
-            <w:tcW w:w="2624" w:type="dxa"/>
+            <w:tcW w:w="2492" w:type="dxa"/>
             <w:tcBorders>
               <w:top w:val="single" w:sz="4" w:space="0" w:color="C9CCCF"/>
               <w:left w:val="single" w:sz="4" w:space="0" w:color="C9CCCF"/>
@@ -1661,7 +1661,7 @@
         </w:tc>
         <w:tc>
           <w:tcPr>
-            <w:tcW w:w="922" w:type="dxa"/>
+            <w:tcW w:w="1212" w:type="dxa"/>
             <w:tcBorders>
               <w:top w:val="single" w:sz="4" w:space="0" w:color="C9CCCF"/>
               <w:left w:val="single" w:sz="4" w:space="0" w:color="C9CCCF"/>
@@ -1690,7 +1690,7 @@
         </w:tc>
         <w:tc>
           <w:tcPr>
-            <w:tcW w:w="922" w:type="dxa"/>
+            <w:tcW w:w="875" w:type="dxa"/>
             <w:tcBorders>
               <w:top w:val="single" w:sz="4" w:space="0" w:color="C9CCCF"/>
               <w:left w:val="single" w:sz="4" w:space="0" w:color="C9CCCF"/>
@@ -1719,7 +1719,7 @@
         </w:tc>
         <w:tc>
           <w:tcPr>
-            <w:tcW w:w="2269" w:type="dxa"/>
+            <w:tcW w:w="2155" w:type="dxa"/>
             <w:tcBorders>
               <w:top w:val="single" w:sz="4" w:space="0" w:color="C9CCCF"/>
               <w:left w:val="single" w:sz="4" w:space="0" w:color="C9CCCF"/>
@@ -1748,7 +1748,7 @@
         </w:tc>
         <w:tc>
           <w:tcPr>
-            <w:tcW w:w="2056" w:type="dxa"/>
+            <w:tcW w:w="2087" w:type="dxa"/>
             <w:tcBorders>
               <w:top w:val="single" w:sz="4" w:space="0" w:color="C9CCCF"/>
               <w:left w:val="single" w:sz="4" w:space="0" w:color="C9CCCF"/>
@@ -1782,7 +1782,7 @@
         </w:trPr>
         <w:tc>
           <w:tcPr>
-            <w:tcW w:w="567" w:type="dxa"/>
+            <w:tcW w:w="539" w:type="dxa"/>
             <w:tcBorders>
               <w:top w:val="single" w:sz="4" w:space="0" w:color="C9CCCF"/>
               <w:left w:val="single" w:sz="4" w:space="0" w:color="C9CCCF"/>
@@ -1812,7 +1812,7 @@
         </w:tc>
         <w:tc>
           <w:tcPr>
-            <w:tcW w:w="2624" w:type="dxa"/>
+            <w:tcW w:w="2492" w:type="dxa"/>
             <w:tcBorders>
               <w:top w:val="single" w:sz="4" w:space="0" w:color="C9CCCF"/>
               <w:left w:val="single" w:sz="4" w:space="0" w:color="C9CCCF"/>
@@ -1842,7 +1842,7 @@
         </w:tc>
         <w:tc>
           <w:tcPr>
-            <w:tcW w:w="922" w:type="dxa"/>
+            <w:tcW w:w="1212" w:type="dxa"/>
             <w:tcBorders>
               <w:top w:val="single" w:sz="4" w:space="0" w:color="C9CCCF"/>
               <w:left w:val="single" w:sz="4" w:space="0" w:color="C9CCCF"/>
@@ -1872,7 +1872,7 @@
         </w:tc>
         <w:tc>
           <w:tcPr>
-            <w:tcW w:w="922" w:type="dxa"/>
+            <w:tcW w:w="875" w:type="dxa"/>
             <w:tcBorders>
               <w:top w:val="single" w:sz="4" w:space="0" w:color="C9CCCF"/>
               <w:left w:val="single" w:sz="4" w:space="0" w:color="C9CCCF"/>
@@ -1902,7 +1902,7 @@
         </w:tc>
         <w:tc>
           <w:tcPr>
-            <w:tcW w:w="2269" w:type="dxa"/>
+            <w:tcW w:w="2155" w:type="dxa"/>
             <w:tcBorders>
               <w:top w:val="single" w:sz="4" w:space="0" w:color="C9CCCF"/>
               <w:left w:val="single" w:sz="4" w:space="0" w:color="C9CCCF"/>
@@ -1932,7 +1932,7 @@
         </w:tc>
         <w:tc>
           <w:tcPr>
-            <w:tcW w:w="2056" w:type="dxa"/>
+            <w:tcW w:w="2087" w:type="dxa"/>
             <w:tcBorders>
               <w:top w:val="single" w:sz="4" w:space="0" w:color="C9CCCF"/>
               <w:left w:val="single" w:sz="4" w:space="0" w:color="C9CCCF"/>
@@ -1967,7 +1967,7 @@
         </w:trPr>
         <w:tc>
           <w:tcPr>
-            <w:tcW w:w="567" w:type="dxa"/>
+            <w:tcW w:w="539" w:type="dxa"/>
             <w:tcBorders>
               <w:top w:val="single" w:sz="4" w:space="0" w:color="C9CCCF"/>
               <w:left w:val="single" w:sz="4" w:space="0" w:color="C9CCCF"/>
@@ -1996,7 +1996,7 @@
         </w:tc>
         <w:tc>
           <w:tcPr>
-            <w:tcW w:w="2624" w:type="dxa"/>
+            <w:tcW w:w="2492" w:type="dxa"/>
             <w:tcBorders>
               <w:top w:val="single" w:sz="4" w:space="0" w:color="C9CCCF"/>
               <w:left w:val="single" w:sz="4" w:space="0" w:color="C9CCCF"/>
@@ -2025,7 +2025,7 @@
         </w:tc>
         <w:tc>
           <w:tcPr>
-            <w:tcW w:w="922" w:type="dxa"/>
+            <w:tcW w:w="1212" w:type="dxa"/>
             <w:tcBorders>
               <w:top w:val="single" w:sz="4" w:space="0" w:color="C9CCCF"/>
               <w:left w:val="single" w:sz="4" w:space="0" w:color="C9CCCF"/>
@@ -2054,7 +2054,7 @@
         </w:tc>
         <w:tc>
           <w:tcPr>
-            <w:tcW w:w="922" w:type="dxa"/>
+            <w:tcW w:w="875" w:type="dxa"/>
             <w:tcBorders>
               <w:top w:val="single" w:sz="4" w:space="0" w:color="C9CCCF"/>
               <w:left w:val="single" w:sz="4" w:space="0" w:color="C9CCCF"/>
@@ -2083,7 +2083,7 @@
         </w:tc>
         <w:tc>
           <w:tcPr>
-            <w:tcW w:w="2269" w:type="dxa"/>
+            <w:tcW w:w="2155" w:type="dxa"/>
             <w:tcBorders>
               <w:top w:val="single" w:sz="4" w:space="0" w:color="C9CCCF"/>
               <w:left w:val="single" w:sz="4" w:space="0" w:color="C9CCCF"/>
@@ -2112,7 +2112,7 @@
         </w:tc>
         <w:tc>
           <w:tcPr>
-            <w:tcW w:w="2056" w:type="dxa"/>
+            <w:tcW w:w="2087" w:type="dxa"/>
             <w:tcBorders>
               <w:top w:val="single" w:sz="4" w:space="0" w:color="C9CCCF"/>
               <w:left w:val="single" w:sz="4" w:space="0" w:color="C9CCCF"/>
@@ -2146,7 +2146,7 @@
         </w:trPr>
         <w:tc>
           <w:tcPr>
-            <w:tcW w:w="567" w:type="dxa"/>
+            <w:tcW w:w="539" w:type="dxa"/>
             <w:tcBorders>
               <w:top w:val="single" w:sz="4" w:space="0" w:color="C9CCCF"/>
               <w:left w:val="single" w:sz="4" w:space="0" w:color="C9CCCF"/>
@@ -2176,7 +2176,7 @@
         </w:tc>
         <w:tc>
           <w:tcPr>
-            <w:tcW w:w="2624" w:type="dxa"/>
+            <w:tcW w:w="2492" w:type="dxa"/>
             <w:tcBorders>
               <w:top w:val="single" w:sz="4" w:space="0" w:color="C9CCCF"/>
               <w:left w:val="single" w:sz="4" w:space="0" w:color="C9CCCF"/>
@@ -2206,7 +2206,7 @@
         </w:tc>
         <w:tc>
           <w:tcPr>
-            <w:tcW w:w="922" w:type="dxa"/>
+            <w:tcW w:w="1212" w:type="dxa"/>
             <w:tcBorders>
               <w:top w:val="single" w:sz="4" w:space="0" w:color="C9CCCF"/>
               <w:left w:val="single" w:sz="4" w:space="0" w:color="C9CCCF"/>
@@ -2236,7 +2236,7 @@
         </w:tc>
         <w:tc>
           <w:tcPr>
-            <w:tcW w:w="922" w:type="dxa"/>
+            <w:tcW w:w="875" w:type="dxa"/>
             <w:tcBorders>
               <w:top w:val="single" w:sz="4" w:space="0" w:color="C9CCCF"/>
               <w:left w:val="single" w:sz="4" w:space="0" w:color="C9CCCF"/>
@@ -2266,7 +2266,7 @@
         </w:tc>
         <w:tc>
           <w:tcPr>
-            <w:tcW w:w="2269" w:type="dxa"/>
+            <w:tcW w:w="2155" w:type="dxa"/>
             <w:tcBorders>
               <w:top w:val="single" w:sz="4" w:space="0" w:color="C9CCCF"/>
               <w:left w:val="single" w:sz="4" w:space="0" w:color="C9CCCF"/>
@@ -2296,7 +2296,7 @@
         </w:tc>
         <w:tc>
           <w:tcPr>
-            <w:tcW w:w="2056" w:type="dxa"/>
+            <w:tcW w:w="2087" w:type="dxa"/>
             <w:tcBorders>
               <w:top w:val="single" w:sz="4" w:space="0" w:color="C9CCCF"/>
               <w:left w:val="single" w:sz="4" w:space="0" w:color="C9CCCF"/>
@@ -2331,7 +2331,7 @@
         </w:trPr>
         <w:tc>
           <w:tcPr>
-            <w:tcW w:w="567" w:type="dxa"/>
+            <w:tcW w:w="539" w:type="dxa"/>
             <w:tcBorders>
               <w:top w:val="single" w:sz="4" w:space="0" w:color="C9CCCF"/>
               <w:left w:val="single" w:sz="4" w:space="0" w:color="C9CCCF"/>
@@ -2360,7 +2360,7 @@
         </w:tc>
         <w:tc>
           <w:tcPr>
-            <w:tcW w:w="2624" w:type="dxa"/>
+            <w:tcW w:w="2492" w:type="dxa"/>
             <w:tcBorders>
               <w:top w:val="single" w:sz="4" w:space="0" w:color="C9CCCF"/>
               <w:left w:val="single" w:sz="4" w:space="0" w:color="C9CCCF"/>
@@ -2389,7 +2389,7 @@
         </w:tc>
         <w:tc>
           <w:tcPr>
-            <w:tcW w:w="922" w:type="dxa"/>
+            <w:tcW w:w="1212" w:type="dxa"/>
             <w:tcBorders>
               <w:top w:val="single" w:sz="4" w:space="0" w:color="C9CCCF"/>
               <w:left w:val="single" w:sz="4" w:space="0" w:color="C9CCCF"/>
@@ -2418,7 +2418,7 @@
         </w:tc>
         <w:tc>
           <w:tcPr>
-            <w:tcW w:w="922" w:type="dxa"/>
+            <w:tcW w:w="875" w:type="dxa"/>
             <w:tcBorders>
               <w:top w:val="single" w:sz="4" w:space="0" w:color="C9CCCF"/>
               <w:left w:val="single" w:sz="4" w:space="0" w:color="C9CCCF"/>
@@ -2447,7 +2447,7 @@
         </w:tc>
         <w:tc>
           <w:tcPr>
-            <w:tcW w:w="2269" w:type="dxa"/>
+            <w:tcW w:w="2155" w:type="dxa"/>
             <w:tcBorders>
               <w:top w:val="single" w:sz="4" w:space="0" w:color="C9CCCF"/>
               <w:left w:val="single" w:sz="4" w:space="0" w:color="C9CCCF"/>
@@ -2476,7 +2476,7 @@
         </w:tc>
         <w:tc>
           <w:tcPr>
-            <w:tcW w:w="2056" w:type="dxa"/>
+            <w:tcW w:w="2087" w:type="dxa"/>
             <w:tcBorders>
               <w:top w:val="single" w:sz="4" w:space="0" w:color="C9CCCF"/>
               <w:left w:val="single" w:sz="4" w:space="0" w:color="C9CCCF"/>
@@ -2510,7 +2510,7 @@
         </w:trPr>
         <w:tc>
           <w:tcPr>
-            <w:tcW w:w="567" w:type="dxa"/>
+            <w:tcW w:w="539" w:type="dxa"/>
             <w:tcBorders>
               <w:top w:val="single" w:sz="4" w:space="0" w:color="C9CCCF"/>
               <w:left w:val="single" w:sz="4" w:space="0" w:color="C9CCCF"/>
@@ -2540,7 +2540,7 @@
         </w:tc>
         <w:tc>
           <w:tcPr>
-            <w:tcW w:w="2624" w:type="dxa"/>
+            <w:tcW w:w="2492" w:type="dxa"/>
             <w:tcBorders>
               <w:top w:val="single" w:sz="4" w:space="0" w:color="C9CCCF"/>
               <w:left w:val="single" w:sz="4" w:space="0" w:color="C9CCCF"/>
@@ -2570,7 +2570,7 @@
         </w:tc>
         <w:tc>
           <w:tcPr>
-            <w:tcW w:w="922" w:type="dxa"/>
+            <w:tcW w:w="1212" w:type="dxa"/>
             <w:tcBorders>
               <w:top w:val="single" w:sz="4" w:space="0" w:color="C9CCCF"/>
               <w:left w:val="single" w:sz="4" w:space="0" w:color="C9CCCF"/>
@@ -2600,7 +2600,7 @@
         </w:tc>
         <w:tc>
           <w:tcPr>
-            <w:tcW w:w="922" w:type="dxa"/>
+            <w:tcW w:w="875" w:type="dxa"/>
             <w:tcBorders>
               <w:top w:val="single" w:sz="4" w:space="0" w:color="C9CCCF"/>
               <w:left w:val="single" w:sz="4" w:space="0" w:color="C9CCCF"/>
@@ -2630,7 +2630,7 @@
         </w:tc>
         <w:tc>
           <w:tcPr>
-            <w:tcW w:w="2269" w:type="dxa"/>
+            <w:tcW w:w="2155" w:type="dxa"/>
             <w:tcBorders>
               <w:top w:val="single" w:sz="4" w:space="0" w:color="C9CCCF"/>
               <w:left w:val="single" w:sz="4" w:space="0" w:color="C9CCCF"/>
@@ -2660,7 +2660,7 @@
         </w:tc>
         <w:tc>
           <w:tcPr>
-            <w:tcW w:w="2056" w:type="dxa"/>
+            <w:tcW w:w="2087" w:type="dxa"/>
             <w:tcBorders>
               <w:top w:val="single" w:sz="4" w:space="0" w:color="C9CCCF"/>
               <w:left w:val="single" w:sz="4" w:space="0" w:color="C9CCCF"/>
@@ -2695,7 +2695,7 @@
         </w:trPr>
         <w:tc>
           <w:tcPr>
-            <w:tcW w:w="567" w:type="dxa"/>
+            <w:tcW w:w="539" w:type="dxa"/>
             <w:tcBorders>
               <w:top w:val="single" w:sz="4" w:space="0" w:color="C9CCCF"/>
               <w:left w:val="single" w:sz="4" w:space="0" w:color="C9CCCF"/>
@@ -2724,7 +2724,7 @@
         </w:tc>
         <w:tc>
           <w:tcPr>
-            <w:tcW w:w="2624" w:type="dxa"/>
+            <w:tcW w:w="2492" w:type="dxa"/>
             <w:tcBorders>
               <w:top w:val="single" w:sz="4" w:space="0" w:color="C9CCCF"/>
               <w:left w:val="single" w:sz="4" w:space="0" w:color="C9CCCF"/>
@@ -2753,7 +2753,7 @@
         </w:tc>
         <w:tc>
           <w:tcPr>
-            <w:tcW w:w="922" w:type="dxa"/>
+            <w:tcW w:w="1212" w:type="dxa"/>
             <w:tcBorders>
               <w:top w:val="single" w:sz="4" w:space="0" w:color="C9CCCF"/>
               <w:left w:val="single" w:sz="4" w:space="0" w:color="C9CCCF"/>
@@ -2782,7 +2782,7 @@
         </w:tc>
         <w:tc>
           <w:tcPr>
-            <w:tcW w:w="922" w:type="dxa"/>
+            <w:tcW w:w="875" w:type="dxa"/>
             <w:tcBorders>
               <w:top w:val="single" w:sz="4" w:space="0" w:color="C9CCCF"/>
               <w:left w:val="single" w:sz="4" w:space="0" w:color="C9CCCF"/>
@@ -2811,7 +2811,7 @@
         </w:tc>
         <w:tc>
           <w:tcPr>
-            <w:tcW w:w="2269" w:type="dxa"/>
+            <w:tcW w:w="2155" w:type="dxa"/>
             <w:tcBorders>
               <w:top w:val="single" w:sz="4" w:space="0" w:color="C9CCCF"/>
               <w:left w:val="single" w:sz="4" w:space="0" w:color="C9CCCF"/>
@@ -2840,7 +2840,7 @@
         </w:tc>
         <w:tc>
           <w:tcPr>
-            <w:tcW w:w="2056" w:type="dxa"/>
+            <w:tcW w:w="2087" w:type="dxa"/>
             <w:tcBorders>
               <w:top w:val="single" w:sz="4" w:space="0" w:color="C9CCCF"/>
               <w:left w:val="single" w:sz="4" w:space="0" w:color="C9CCCF"/>
@@ -2874,7 +2874,7 @@
         </w:trPr>
         <w:tc>
           <w:tcPr>
-            <w:tcW w:w="567" w:type="dxa"/>
+            <w:tcW w:w="539" w:type="dxa"/>
             <w:tcBorders>
               <w:top w:val="single" w:sz="4" w:space="0" w:color="C9CCCF"/>
               <w:left w:val="single" w:sz="4" w:space="0" w:color="C9CCCF"/>
@@ -2904,7 +2904,7 @@
         </w:tc>
         <w:tc>
           <w:tcPr>
-            <w:tcW w:w="2624" w:type="dxa"/>
+            <w:tcW w:w="2492" w:type="dxa"/>
             <w:tcBorders>
               <w:top w:val="single" w:sz="4" w:space="0" w:color="C9CCCF"/>
               <w:left w:val="single" w:sz="4" w:space="0" w:color="C9CCCF"/>
@@ -2934,7 +2934,7 @@
         </w:tc>
         <w:tc>
           <w:tcPr>
-            <w:tcW w:w="922" w:type="dxa"/>
+            <w:tcW w:w="1212" w:type="dxa"/>
             <w:tcBorders>
               <w:top w:val="single" w:sz="4" w:space="0" w:color="C9CCCF"/>
               <w:left w:val="single" w:sz="4" w:space="0" w:color="C9CCCF"/>
@@ -2964,7 +2964,7 @@
         </w:tc>
         <w:tc>
           <w:tcPr>
-            <w:tcW w:w="922" w:type="dxa"/>
+            <w:tcW w:w="875" w:type="dxa"/>
             <w:tcBorders>
               <w:top w:val="single" w:sz="4" w:space="0" w:color="C9CCCF"/>
               <w:left w:val="single" w:sz="4" w:space="0" w:color="C9CCCF"/>
@@ -2994,7 +2994,7 @@
         </w:tc>
         <w:tc>
           <w:tcPr>
-            <w:tcW w:w="2269" w:type="dxa"/>
+            <w:tcW w:w="2155" w:type="dxa"/>
             <w:tcBorders>
               <w:top w:val="single" w:sz="4" w:space="0" w:color="C9CCCF"/>
               <w:left w:val="single" w:sz="4" w:space="0" w:color="C9CCCF"/>
@@ -3024,7 +3024,7 @@
         </w:tc>
         <w:tc>
           <w:tcPr>
-            <w:tcW w:w="2056" w:type="dxa"/>
+            <w:tcW w:w="2087" w:type="dxa"/>
             <w:tcBorders>
               <w:top w:val="single" w:sz="4" w:space="0" w:color="C9CCCF"/>
               <w:left w:val="single" w:sz="4" w:space="0" w:color="C9CCCF"/>
@@ -3059,7 +3059,7 @@
         </w:trPr>
         <w:tc>
           <w:tcPr>
-            <w:tcW w:w="567" w:type="dxa"/>
+            <w:tcW w:w="539" w:type="dxa"/>
             <w:tcBorders>
               <w:top w:val="single" w:sz="4" w:space="0" w:color="C9CCCF"/>
               <w:left w:val="single" w:sz="4" w:space="0" w:color="C9CCCF"/>
@@ -3088,7 +3088,7 @@
         </w:tc>
         <w:tc>
           <w:tcPr>
-            <w:tcW w:w="2624" w:type="dxa"/>
+            <w:tcW w:w="2492" w:type="dxa"/>
             <w:tcBorders>
               <w:top w:val="single" w:sz="4" w:space="0" w:color="C9CCCF"/>
               <w:left w:val="single" w:sz="4" w:space="0" w:color="C9CCCF"/>
@@ -3117,7 +3117,7 @@
         </w:tc>
         <w:tc>
           <w:tcPr>
-            <w:tcW w:w="922" w:type="dxa"/>
+            <w:tcW w:w="1212" w:type="dxa"/>
             <w:tcBorders>
               <w:top w:val="single" w:sz="4" w:space="0" w:color="C9CCCF"/>
               <w:left w:val="single" w:sz="4" w:space="0" w:color="C9CCCF"/>
@@ -3146,7 +3146,7 @@
         </w:tc>
         <w:tc>
           <w:tcPr>
-            <w:tcW w:w="922" w:type="dxa"/>
+            <w:tcW w:w="875" w:type="dxa"/>
             <w:tcBorders>
               <w:top w:val="single" w:sz="4" w:space="0" w:color="C9CCCF"/>
               <w:left w:val="single" w:sz="4" w:space="0" w:color="C9CCCF"/>
@@ -3175,7 +3175,7 @@
         </w:tc>
         <w:tc>
           <w:tcPr>
-            <w:tcW w:w="2269" w:type="dxa"/>
+            <w:tcW w:w="2155" w:type="dxa"/>
             <w:tcBorders>
               <w:top w:val="single" w:sz="4" w:space="0" w:color="C9CCCF"/>
               <w:left w:val="single" w:sz="4" w:space="0" w:color="C9CCCF"/>
@@ -3204,7 +3204,7 @@
         </w:tc>
         <w:tc>
           <w:tcPr>
-            <w:tcW w:w="2056" w:type="dxa"/>
+            <w:tcW w:w="2087" w:type="dxa"/>
             <w:tcBorders>
               <w:top w:val="single" w:sz="4" w:space="0" w:color="C9CCCF"/>
               <w:left w:val="single" w:sz="4" w:space="0" w:color="C9CCCF"/>
@@ -3261,10 +3261,10 @@
         <w:spacing w:after="70" w:line="290" w:lineRule="auto"/>
       </w:pPr>
       <w:r>
-        <w:t xml:space="preserve">Desktop page totals about 8,600 px; mobile about 15,000 px. The form is reachable at every point: hero, sticky bar on mobile, buttons in sections 3, 4, </w:t>
-      </w:r>
-      <w:r>
-        <w:t>5 and 9, and the final form.</w:t>
+        <w:t>Desktop page totals about 8,600 px; mobile about 15,000 px. The form is reachable at every point: hero, sticky bar on mobile, buttons in sections 3, 4,</w:t>
+      </w:r>
+      <w:r>
+        <w:t xml:space="preserve"> 5 and 9, and the final form.</w:t>
       </w:r>
     </w:p>
     <w:p>
@@ -3834,6 +3834,36 @@
                 <w:sz w:val="16"/>
                 <w:szCs w:val="16"/>
               </w:rPr>
+              <w:t>- Always write font-family with sans-serif fallbacks, never a serif: font-family="Funnel Di</w:t>
+            </w:r>
+            <w:r>
+              <w:rPr>
+                <w:rFonts w:ascii="JetBrains Mono" w:eastAsia="JetBrains Mono" w:hAnsi="JetBrains Mono" w:cs="JetBrains Mono"/>
+                <w:sz w:val="16"/>
+                <w:szCs w:val="16"/>
+              </w:rPr>
+              <w:t>splay, Arial, sans-serif", font-family="Wix Madefor Text, Arial, sans-serif", font-</w:t>
+            </w:r>
+            <w:r>
+              <w:rPr>
+                <w:rFonts w:ascii="JetBrains Mono" w:eastAsia="JetBrains Mono" w:hAnsi="JetBrains Mono" w:cs="JetBrains Mono"/>
+                <w:sz w:val="16"/>
+                <w:szCs w:val="16"/>
+              </w:rPr>
+              <w:lastRenderedPageBreak/>
+              <w:t>family="JetBrains Mono, Consolas, monospace". (Your preview doesn't have these fonts, so it shows the fallback. Figma has them.)</w:t>
+            </w:r>
+          </w:p>
+          <w:p>
+            <w:pPr>
+              <w:spacing w:line="250" w:lineRule="auto"/>
+            </w:pPr>
+            <w:r>
+              <w:rPr>
+                <w:rFonts w:ascii="JetBrains Mono" w:eastAsia="JetBrains Mono" w:hAnsi="JetBrains Mono" w:cs="JetBrains Mono"/>
+                <w:sz w:val="16"/>
+                <w:szCs w:val="16"/>
+              </w:rPr>
               <w:t>- Scale as desktop px / mobile px, line height, letter spacing:</w:t>
             </w:r>
           </w:p>
@@ -3847,15 +3877,560 @@
                 <w:sz w:val="16"/>
                 <w:szCs w:val="16"/>
               </w:rPr>
-              <w:t xml:space="preserve">  H1 56 / 34, 1.05, -1.7px </w:t>
-            </w:r>
-            <w:r>
-              <w:rPr>
-                <w:rFonts w:ascii="JetBrains Mono" w:eastAsia="JetBrains Mono" w:hAnsi="JetBrains Mono" w:cs="JetBrains Mono"/>
-                <w:sz w:val="16"/>
-                <w:szCs w:val="16"/>
-              </w:rPr>
-              <w:t>/ -1px</w:t>
+              <w:t xml:space="preserve">  H1 56 / 34, 1.05, -1.7px / -1px</w:t>
+            </w:r>
+          </w:p>
+          <w:p>
+            <w:pPr>
+              <w:spacing w:line="250" w:lineRule="auto"/>
+            </w:pPr>
+            <w:r>
+              <w:rPr>
+                <w:rFonts w:ascii="JetBrains Mono" w:eastAsia="JetBrains Mono" w:hAnsi="JetBrains Mono" w:cs="JetBrains Mono"/>
+                <w:sz w:val="16"/>
+                <w:szCs w:val="16"/>
+              </w:rPr>
+              <w:t xml:space="preserve">  H2 40 / 28, 1.1, -0.8px / -0.6px</w:t>
+            </w:r>
+          </w:p>
+          <w:p>
+            <w:pPr>
+              <w:spacing w:line="250" w:lineRule="auto"/>
+            </w:pPr>
+            <w:r>
+              <w:rPr>
+                <w:rFonts w:ascii="JetBrains Mono" w:eastAsia="JetBrains Mono" w:hAnsi="JetBrains Mono" w:cs="JetBrains Mono"/>
+                <w:sz w:val="16"/>
+                <w:szCs w:val="16"/>
+              </w:rPr>
+              <w:t xml:space="preserve">  H3 28 / 22, 1.2, -0.3px / -0.2px</w:t>
+            </w:r>
+          </w:p>
+          <w:p>
+            <w:pPr>
+              <w:spacing w:line="250" w:lineRule="auto"/>
+            </w:pPr>
+            <w:r>
+              <w:rPr>
+                <w:rFonts w:ascii="JetBrains Mono" w:eastAsia="JetBrains Mono" w:hAnsi="JetBrains Mono" w:cs="JetBrains Mono"/>
+                <w:sz w:val="16"/>
+                <w:szCs w:val="16"/>
+              </w:rPr>
+              <w:t xml:space="preserve">  H4 20 / 18, 1.35, 0</w:t>
+            </w:r>
+          </w:p>
+          <w:p>
+            <w:pPr>
+              <w:spacing w:line="250" w:lineRule="auto"/>
+            </w:pPr>
+            <w:r>
+              <w:rPr>
+                <w:rFonts w:ascii="JetBrains Mono" w:eastAsia="JetBrains Mono" w:hAnsi="JetBrains Mono" w:cs="JetBrains Mono"/>
+                <w:sz w:val="16"/>
+                <w:szCs w:val="16"/>
+              </w:rPr>
+              <w:t xml:space="preserve">  Lead 20 / 18, 1.55, 0</w:t>
+            </w:r>
+          </w:p>
+          <w:p>
+            <w:pPr>
+              <w:spacing w:line="250" w:lineRule="auto"/>
+            </w:pPr>
+            <w:r>
+              <w:rPr>
+                <w:rFonts w:ascii="JetBrains Mono" w:eastAsia="JetBrains Mono" w:hAnsi="JetBrains Mono" w:cs="JetBrains Mono"/>
+                <w:sz w:val="16"/>
+                <w:szCs w:val="16"/>
+              </w:rPr>
+              <w:t xml:space="preserve">  Body 16 / 16, 1.65, 0</w:t>
+            </w:r>
+          </w:p>
+          <w:p>
+            <w:pPr>
+              <w:spacing w:line="250" w:lineRule="auto"/>
+            </w:pPr>
+            <w:r>
+              <w:rPr>
+                <w:rFonts w:ascii="JetBrains Mono" w:eastAsia="JetBrains Mono" w:hAnsi="JetBrains Mono" w:cs="JetBrains Mono"/>
+                <w:sz w:val="16"/>
+                <w:szCs w:val="16"/>
+              </w:rPr>
+              <w:t xml:space="preserve">  Small 14 / 14, 1.5, 0.1px</w:t>
+            </w:r>
+          </w:p>
+          <w:p>
+            <w:pPr>
+              <w:spacing w:line="250" w:lineRule="auto"/>
+            </w:pPr>
+            <w:r>
+              <w:rPr>
+                <w:rFonts w:ascii="JetBrains Mono" w:eastAsia="JetBrains Mono" w:hAnsi="JetBrains Mono" w:cs="JetBrains Mono"/>
+                <w:sz w:val="16"/>
+                <w:szCs w:val="16"/>
+              </w:rPr>
+              <w:t xml:space="preserve">  Button 15 / 15, 1.2, 0.15px (weight 600)</w:t>
+            </w:r>
+          </w:p>
+          <w:p>
+            <w:pPr>
+              <w:spacing w:line="250" w:lineRule="auto"/>
+            </w:pPr>
+            <w:r>
+              <w:rPr>
+                <w:rFonts w:ascii="JetBrains Mono" w:eastAsia="JetBrains Mono" w:hAnsi="JetBrains Mono" w:cs="JetBrains Mono"/>
+                <w:sz w:val="16"/>
+                <w:szCs w:val="16"/>
+              </w:rPr>
+              <w:t xml:space="preserve">  Label 12 / 12, 1.3, 1px (JetBrains Mono, uppercase)</w:t>
+            </w:r>
+          </w:p>
+          <w:p>
+            <w:pPr>
+              <w:spacing w:line="250" w:lineRule="auto"/>
+            </w:pPr>
+            <w:r>
+              <w:rPr>
+                <w:rFonts w:ascii="JetBrains Mono" w:eastAsia="JetBrains Mono" w:hAnsi="JetBrains Mono" w:cs="JetBrains Mono"/>
+                <w:sz w:val="16"/>
+                <w:szCs w:val="16"/>
+              </w:rPr>
+              <w:t xml:space="preserve">  Big number 48 / 32, 1.1, 0 (Funnel Display 700)</w:t>
+            </w:r>
+          </w:p>
+          <w:p>
+            <w:pPr>
+              <w:spacing w:line="250" w:lineRule="auto"/>
+            </w:pPr>
+            <w:r>
+              <w:rPr>
+                <w:rFonts w:ascii="JetBrains Mono" w:eastAsia="JetBrains Mono" w:hAnsi="JetBrains Mono" w:cs="JetBrains Mono"/>
+                <w:sz w:val="16"/>
+                <w:szCs w:val="16"/>
+              </w:rPr>
+              <w:t>Shape</w:t>
+            </w:r>
+          </w:p>
+          <w:p>
+            <w:pPr>
+              <w:spacing w:line="250" w:lineRule="auto"/>
+            </w:pPr>
+            <w:r>
+              <w:rPr>
+                <w:rFonts w:ascii="JetBrains Mono" w:eastAsia="JetBrains Mono" w:hAnsi="JetBrains Mono" w:cs="JetBrains Mono"/>
+                <w:sz w:val="16"/>
+                <w:szCs w:val="16"/>
+              </w:rPr>
+              <w:t xml:space="preserve">- Corner radius 2px on buttons, inputs and cards. No pill shapes, no large </w:t>
+            </w:r>
+            <w:r>
+              <w:rPr>
+                <w:rFonts w:ascii="JetBrains Mono" w:eastAsia="JetBrains Mono" w:hAnsi="JetBrains Mono" w:cs="JetBrains Mono"/>
+                <w:sz w:val="16"/>
+                <w:szCs w:val="16"/>
+              </w:rPr>
+              <w:t>rounded corners.</w:t>
+            </w:r>
+          </w:p>
+          <w:p>
+            <w:pPr>
+              <w:spacing w:line="250" w:lineRule="auto"/>
+            </w:pPr>
+            <w:r>
+              <w:rPr>
+                <w:rFonts w:ascii="JetBrains Mono" w:eastAsia="JetBrains Mono" w:hAnsi="JetBrains Mono" w:cs="JetBrains Mono"/>
+                <w:sz w:val="16"/>
+                <w:szCs w:val="16"/>
+              </w:rPr>
+              <w:t>- Signature "notch": a 45-degree cut on the TOP-RIGHT corner of key cards and buttons. 8px on buttons and tags, 16px on cards, 32px on large panels. Draw notched shapes as a &lt;path&gt;.</w:t>
+            </w:r>
+          </w:p>
+          <w:p>
+            <w:pPr>
+              <w:spacing w:line="250" w:lineRule="auto"/>
+            </w:pPr>
+            <w:r>
+              <w:rPr>
+                <w:rFonts w:ascii="JetBrains Mono" w:eastAsia="JetBrains Mono" w:hAnsi="JetBrains Mono" w:cs="JetBrains Mono"/>
+                <w:sz w:val="16"/>
+                <w:szCs w:val="16"/>
+              </w:rPr>
+              <w:t xml:space="preserve">- Borders: 1px #D9DADB on light backgrounds, 1px #2A2C30 </w:t>
+            </w:r>
+            <w:r>
+              <w:rPr>
+                <w:rFonts w:ascii="JetBrains Mono" w:eastAsia="JetBrains Mono" w:hAnsi="JetBrains Mono" w:cs="JetBrains Mono"/>
+                <w:sz w:val="16"/>
+                <w:szCs w:val="16"/>
+              </w:rPr>
+              <w:t>on dark.</w:t>
+            </w:r>
+          </w:p>
+          <w:p>
+            <w:pPr>
+              <w:spacing w:line="250" w:lineRule="auto"/>
+            </w:pPr>
+            <w:r>
+              <w:rPr>
+                <w:rFonts w:ascii="JetBrains Mono" w:eastAsia="JetBrains Mono" w:hAnsi="JetBrains Mono" w:cs="JetBrains Mono"/>
+                <w:sz w:val="16"/>
+                <w:szCs w:val="16"/>
+              </w:rPr>
+              <w:t>Background patterns (quiet texture, at most one per section, behind content, never behind body text)</w:t>
+            </w:r>
+          </w:p>
+          <w:p>
+            <w:pPr>
+              <w:spacing w:line="250" w:lineRule="auto"/>
+            </w:pPr>
+            <w:r>
+              <w:rPr>
+                <w:rFonts w:ascii="JetBrains Mono" w:eastAsia="JetBrains Mono" w:hAnsi="JetBrains Mono" w:cs="JetBrains Mono"/>
+                <w:sz w:val="16"/>
+                <w:szCs w:val="16"/>
+              </w:rPr>
+              <w:t>- Layer planes: 3 to 5 thin, evenly offset isometric parallelograms stacked like plates. The top plate may be Orange (it then counts as the sectio</w:t>
+            </w:r>
+            <w:r>
+              <w:rPr>
+                <w:rFonts w:ascii="JetBrains Mono" w:eastAsia="JetBrains Mono" w:hAnsi="JetBrains Mono" w:cs="JetBrains Mono"/>
+                <w:sz w:val="16"/>
+                <w:szCs w:val="16"/>
+              </w:rPr>
+              <w:t>n's focal point).</w:t>
+            </w:r>
+          </w:p>
+          <w:p>
+            <w:pPr>
+              <w:spacing w:line="250" w:lineRule="auto"/>
+            </w:pPr>
+            <w:r>
+              <w:rPr>
+                <w:rFonts w:ascii="JetBrains Mono" w:eastAsia="JetBrains Mono" w:hAnsi="JetBrains Mono" w:cs="JetBrains Mono"/>
+                <w:sz w:val="16"/>
+                <w:szCs w:val="16"/>
+              </w:rPr>
+              <w:t>- Iteration lines: many thin parallel lines that start uneven on one side and become straight and aligned on the other.</w:t>
+            </w:r>
+          </w:p>
+          <w:p>
+            <w:pPr>
+              <w:spacing w:line="250" w:lineRule="auto"/>
+            </w:pPr>
+            <w:r>
+              <w:rPr>
+                <w:rFonts w:ascii="JetBrains Mono" w:eastAsia="JetBrains Mono" w:hAnsi="JetBrains Mono" w:cs="JetBrains Mono"/>
+                <w:sz w:val="16"/>
+                <w:szCs w:val="16"/>
+              </w:rPr>
+              <w:t>- Experiment field: a loose grid of small dots and plus signs, a few of them Ice Cyan.</w:t>
+            </w:r>
+          </w:p>
+          <w:p>
+            <w:pPr>
+              <w:spacing w:line="250" w:lineRule="auto"/>
+            </w:pPr>
+            <w:r>
+              <w:rPr>
+                <w:rFonts w:ascii="JetBrains Mono" w:eastAsia="JetBrains Mono" w:hAnsi="JetBrains Mono" w:cs="JetBrains Mono"/>
+                <w:sz w:val="16"/>
+                <w:szCs w:val="16"/>
+              </w:rPr>
+              <w:t>- On light backgrounds draw pat</w:t>
+            </w:r>
+            <w:r>
+              <w:rPr>
+                <w:rFonts w:ascii="JetBrains Mono" w:eastAsia="JetBrains Mono" w:hAnsi="JetBrains Mono" w:cs="JetBrains Mono"/>
+                <w:sz w:val="16"/>
+                <w:szCs w:val="16"/>
+              </w:rPr>
+              <w:t>terns in Silver #C9CCCF at 50% opacity. On dark, in #2A2C30.</w:t>
+            </w:r>
+          </w:p>
+          <w:p>
+            <w:pPr>
+              <w:spacing w:line="250" w:lineRule="auto"/>
+            </w:pPr>
+            <w:r>
+              <w:rPr>
+                <w:rFonts w:ascii="JetBrains Mono" w:eastAsia="JetBrains Mono" w:hAnsi="JetBrains Mono" w:cs="JetBrains Mono"/>
+                <w:sz w:val="16"/>
+                <w:szCs w:val="16"/>
+              </w:rPr>
+              <w:t>Grid and spacing</w:t>
+            </w:r>
+          </w:p>
+          <w:p>
+            <w:pPr>
+              <w:spacing w:line="250" w:lineRule="auto"/>
+            </w:pPr>
+            <w:r>
+              <w:rPr>
+                <w:rFonts w:ascii="JetBrains Mono" w:eastAsia="JetBrains Mono" w:hAnsi="JetBrains Mono" w:cs="JetBrains Mono"/>
+                <w:sz w:val="16"/>
+                <w:szCs w:val="16"/>
+              </w:rPr>
+              <w:t>- Desktop frame 1440 wide. Content 1200 wide, x = 120 to 1320. 12 columns of 78px with 24px gutters.</w:t>
+            </w:r>
+          </w:p>
+          <w:p>
+            <w:pPr>
+              <w:spacing w:line="250" w:lineRule="auto"/>
+            </w:pPr>
+            <w:r>
+              <w:rPr>
+                <w:rFonts w:ascii="JetBrains Mono" w:eastAsia="JetBrains Mono" w:hAnsi="JetBrains Mono" w:cs="JetBrains Mono"/>
+                <w:sz w:val="16"/>
+                <w:szCs w:val="16"/>
+              </w:rPr>
+              <w:t>- Mobile frame 390 wide. Side margins 20, content 350 wide. 4 columns with 16</w:t>
+            </w:r>
+            <w:r>
+              <w:rPr>
+                <w:rFonts w:ascii="JetBrains Mono" w:eastAsia="JetBrains Mono" w:hAnsi="JetBrains Mono" w:cs="JetBrains Mono"/>
+                <w:sz w:val="16"/>
+                <w:szCs w:val="16"/>
+              </w:rPr>
+              <w:t>px gutters.</w:t>
+            </w:r>
+          </w:p>
+          <w:p>
+            <w:pPr>
+              <w:spacing w:line="250" w:lineRule="auto"/>
+            </w:pPr>
+            <w:r>
+              <w:rPr>
+                <w:rFonts w:ascii="JetBrains Mono" w:eastAsia="JetBrains Mono" w:hAnsi="JetBrains Mono" w:cs="JetBrains Mono"/>
+                <w:sz w:val="16"/>
+                <w:szCs w:val="16"/>
+              </w:rPr>
+              <w:t>- Spacing steps: 4, 8, 12, 16, 24, 32, 48, 64, 96, 128. Section padding top and bottom: 96 desktop, 64 mobile.</w:t>
+            </w:r>
+          </w:p>
+          <w:p>
+            <w:pPr>
+              <w:spacing w:line="250" w:lineRule="auto"/>
+            </w:pPr>
+            <w:r>
+              <w:rPr>
+                <w:rFonts w:ascii="JetBrains Mono" w:eastAsia="JetBrains Mono" w:hAnsi="JetBrains Mono" w:cs="JetBrains Mono"/>
+                <w:sz w:val="16"/>
+                <w:szCs w:val="16"/>
+              </w:rPr>
+              <w:t>Shared components (same look everywhere)</w:t>
+            </w:r>
+          </w:p>
+          <w:p>
+            <w:pPr>
+              <w:spacing w:line="250" w:lineRule="auto"/>
+            </w:pPr>
+            <w:r>
+              <w:rPr>
+                <w:rFonts w:ascii="JetBrains Mono" w:eastAsia="JetBrains Mono" w:hAnsi="JetBrains Mono" w:cs="JetBrains Mono"/>
+                <w:sz w:val="16"/>
+                <w:szCs w:val="16"/>
+              </w:rPr>
+              <w:t>- Primary button: Orange fill, Charcoal text, Button style, height 56, 24px side padding, ra</w:t>
+            </w:r>
+            <w:r>
+              <w:rPr>
+                <w:rFonts w:ascii="JetBrains Mono" w:eastAsia="JetBrains Mono" w:hAnsi="JetBrains Mono" w:cs="JetBrains Mono"/>
+                <w:sz w:val="16"/>
+                <w:szCs w:val="16"/>
+              </w:rPr>
+              <w:t>dius 2, 8px notch top-right. Mobile: full content width.</w:t>
+            </w:r>
+          </w:p>
+          <w:p>
+            <w:pPr>
+              <w:spacing w:line="250" w:lineRule="auto"/>
+            </w:pPr>
+            <w:r>
+              <w:rPr>
+                <w:rFonts w:ascii="JetBrains Mono" w:eastAsia="JetBrains Mono" w:hAnsi="JetBrains Mono" w:cs="JetBrains Mono"/>
+                <w:sz w:val="16"/>
+                <w:szCs w:val="16"/>
+              </w:rPr>
+              <w:t>- Secondary button: Charcoal fill, White text, same size and shape.</w:t>
+            </w:r>
+          </w:p>
+          <w:p>
+            <w:pPr>
+              <w:spacing w:line="250" w:lineRule="auto"/>
+            </w:pPr>
+            <w:r>
+              <w:rPr>
+                <w:rFonts w:ascii="JetBrains Mono" w:eastAsia="JetBrains Mono" w:hAnsi="JetBrains Mono" w:cs="JetBrains Mono"/>
+                <w:sz w:val="16"/>
+                <w:szCs w:val="16"/>
+              </w:rPr>
+              <w:t>- Text link: Orange Ink, Wix Madefor Text 600, 16px, followed by " →", 1px underline 4px below the baseline.</w:t>
+            </w:r>
+          </w:p>
+          <w:p>
+            <w:pPr>
+              <w:spacing w:line="250" w:lineRule="auto"/>
+            </w:pPr>
+            <w:r>
+              <w:rPr>
+                <w:rFonts w:ascii="JetBrains Mono" w:eastAsia="JetBrains Mono" w:hAnsi="JetBrains Mono" w:cs="JetBrains Mono"/>
+                <w:sz w:val="16"/>
+                <w:szCs w:val="16"/>
+              </w:rPr>
+              <w:t>- Input: height 52, White fill, 1px #8A9097 border, radius 2. Label above it (Wix Madefor Text 600, 14px, Charcoal), 8px gap. Placeholder Wix Madefor Text 400, 16px, #5E6166, 16px left padding. Optional fields add " (optional)" to the label in Muted 400.</w:t>
+            </w:r>
+          </w:p>
+          <w:p>
+            <w:pPr>
+              <w:spacing w:line="250" w:lineRule="auto"/>
+            </w:pPr>
+            <w:r>
+              <w:rPr>
+                <w:rFonts w:ascii="JetBrains Mono" w:eastAsia="JetBrains Mono" w:hAnsi="JetBrains Mono" w:cs="JetBrains Mono"/>
+                <w:sz w:val="16"/>
+                <w:szCs w:val="16"/>
+              </w:rPr>
+              <w:t>-</w:t>
+            </w:r>
+            <w:r>
+              <w:rPr>
+                <w:rFonts w:ascii="JetBrains Mono" w:eastAsia="JetBrains Mono" w:hAnsi="JetBrains Mono" w:cs="JetBrains Mono"/>
+                <w:sz w:val="16"/>
+                <w:szCs w:val="16"/>
+              </w:rPr>
+              <w:t xml:space="preserve"> Dropdown: same as input, plus a chevron-down icon 16px from the right edge.</w:t>
+            </w:r>
+          </w:p>
+          <w:p>
+            <w:pPr>
+              <w:spacing w:line="250" w:lineRule="auto"/>
+            </w:pPr>
+            <w:r>
+              <w:rPr>
+                <w:rFonts w:ascii="JetBrains Mono" w:eastAsia="JetBrains Mono" w:hAnsi="JetBrains Mono" w:cs="JetBrains Mono"/>
+                <w:sz w:val="16"/>
+                <w:szCs w:val="16"/>
+              </w:rPr>
+              <w:t>- Eyebrow: Label style, Orange Ink on light, Flare on dark.</w:t>
+            </w:r>
+          </w:p>
+          <w:p>
+            <w:pPr>
+              <w:spacing w:line="250" w:lineRule="auto"/>
+            </w:pPr>
+            <w:r>
+              <w:rPr>
+                <w:rFonts w:ascii="JetBrains Mono" w:eastAsia="JetBrains Mono" w:hAnsi="JetBrains Mono" w:cs="JetBrains Mono"/>
+                <w:sz w:val="16"/>
+                <w:szCs w:val="16"/>
+              </w:rPr>
+              <w:t>- Card: White fill, 1px Border, radius 2, 16px notch, padding 32 desktop and 24 mobile.</w:t>
+            </w:r>
+          </w:p>
+          <w:p>
+            <w:pPr>
+              <w:spacing w:line="250" w:lineRule="auto"/>
+            </w:pPr>
+          </w:p>
+          <w:p>
+            <w:pPr>
+              <w:spacing w:line="250" w:lineRule="auto"/>
+            </w:pPr>
+            <w:r>
+              <w:rPr>
+                <w:rFonts w:ascii="JetBrains Mono" w:eastAsia="JetBrains Mono" w:hAnsi="JetBrains Mono" w:cs="JetBrains Mono"/>
+                <w:sz w:val="16"/>
+                <w:szCs w:val="16"/>
+              </w:rPr>
+              <w:t>CONVERSION RULES</w:t>
+            </w:r>
+          </w:p>
+          <w:p>
+            <w:pPr>
+              <w:spacing w:line="250" w:lineRule="auto"/>
+            </w:pPr>
+            <w:r>
+              <w:rPr>
+                <w:rFonts w:ascii="JetBrains Mono" w:eastAsia="JetBrains Mono" w:hAnsi="JetBrains Mono" w:cs="JetBrains Mono"/>
+                <w:sz w:val="16"/>
+                <w:szCs w:val="16"/>
+              </w:rPr>
+              <w:t>- The page ha</w:t>
+            </w:r>
+            <w:r>
+              <w:rPr>
+                <w:rFonts w:ascii="JetBrains Mono" w:eastAsia="JetBrains Mono" w:hAnsi="JetBrains Mono" w:cs="JetBrains Mono"/>
+                <w:sz w:val="16"/>
+                <w:szCs w:val="16"/>
+              </w:rPr>
+              <w:t>s one action: the free workflow review. Button labels are exactly what the brief says.</w:t>
+            </w:r>
+          </w:p>
+          <w:p>
+            <w:pPr>
+              <w:spacing w:line="250" w:lineRule="auto"/>
+            </w:pPr>
+            <w:r>
+              <w:rPr>
+                <w:rFonts w:ascii="JetBrains Mono" w:eastAsia="JetBrains Mono" w:hAnsi="JetBrains Mono" w:cs="JetBrains Mono"/>
+                <w:sz w:val="16"/>
+                <w:szCs w:val="16"/>
+              </w:rPr>
+              <w:t>- No top navigation. The logo is not a link. No links leave the page except where the brief says.</w:t>
+            </w:r>
+          </w:p>
+          <w:p>
+            <w:pPr>
+              <w:spacing w:line="250" w:lineRule="auto"/>
+            </w:pPr>
+            <w:r>
+              <w:rPr>
+                <w:rFonts w:ascii="JetBrains Mono" w:eastAsia="JetBrains Mono" w:hAnsi="JetBrains Mono" w:cs="JetBrains Mono"/>
+                <w:sz w:val="16"/>
+                <w:szCs w:val="16"/>
+              </w:rPr>
+              <w:t>- Orange is only for buttons and the section's one focal point. If ever</w:t>
+            </w:r>
+            <w:r>
+              <w:rPr>
+                <w:rFonts w:ascii="JetBrains Mono" w:eastAsia="JetBrains Mono" w:hAnsi="JetBrains Mono" w:cs="JetBrains Mono"/>
+                <w:sz w:val="16"/>
+                <w:szCs w:val="16"/>
+              </w:rPr>
+              <w:t>ything is orange, nothing stands out.</w:t>
+            </w:r>
+          </w:p>
+          <w:p>
+            <w:pPr>
+              <w:spacing w:line="250" w:lineRule="auto"/>
+            </w:pPr>
+            <w:r>
+              <w:rPr>
+                <w:rFonts w:ascii="JetBrains Mono" w:eastAsia="JetBrains Mono" w:hAnsi="JetBrains Mono" w:cs="JetBrains Mono"/>
+                <w:sz w:val="16"/>
+                <w:szCs w:val="16"/>
+              </w:rPr>
+              <w:t>- Use the text exactly as written in the brief: same words, punctuation and capitalization. No em dashes. Don't add copy, statistics, logos, badges, ratings or testimonials that aren't in the brief. Illustration text i</w:t>
+            </w:r>
+            <w:r>
+              <w:rPr>
+                <w:rFonts w:ascii="JetBrains Mono" w:eastAsia="JetBrains Mono" w:hAnsi="JetBrains Mono" w:cs="JetBrains Mono"/>
+                <w:sz w:val="16"/>
+                <w:szCs w:val="16"/>
+              </w:rPr>
+              <w:t>s allowed only where the brief gives it.</w:t>
+            </w:r>
+          </w:p>
+          <w:p>
+            <w:pPr>
+              <w:spacing w:line="250" w:lineRule="auto"/>
+            </w:pPr>
+            <w:r>
+              <w:rPr>
+                <w:rFonts w:ascii="JetBrains Mono" w:eastAsia="JetBrains Mono" w:hAnsi="JetBrains Mono" w:cs="JetBrains Mono"/>
+                <w:sz w:val="16"/>
+                <w:szCs w:val="16"/>
+              </w:rPr>
+              <w:t>- Accessibility: text contrast at least 4.5:1 (3:1 for 24px and larger), tap targets at least 44px, never use color alone to carry meaning.</w:t>
             </w:r>
           </w:p>
           <w:p>
@@ -3869,568 +4444,15 @@
                 <w:szCs w:val="16"/>
               </w:rPr>
               <w:lastRenderedPageBreak/>
-              <w:t xml:space="preserve">  H2 40 / 28, 1.1, -0.8px / -0.6px</w:t>
-            </w:r>
-          </w:p>
-          <w:p>
-            <w:pPr>
-              <w:spacing w:line="250" w:lineRule="auto"/>
-            </w:pPr>
-            <w:r>
-              <w:rPr>
-                <w:rFonts w:ascii="JetBrains Mono" w:eastAsia="JetBrains Mono" w:hAnsi="JetBrains Mono" w:cs="JetBrains Mono"/>
-                <w:sz w:val="16"/>
-                <w:szCs w:val="16"/>
-              </w:rPr>
-              <w:t xml:space="preserve">  H3 28 / 22, 1.2, -0.3px / -0.2px</w:t>
-            </w:r>
-          </w:p>
-          <w:p>
-            <w:pPr>
-              <w:spacing w:line="250" w:lineRule="auto"/>
-            </w:pPr>
-            <w:r>
-              <w:rPr>
-                <w:rFonts w:ascii="JetBrains Mono" w:eastAsia="JetBrains Mono" w:hAnsi="JetBrains Mono" w:cs="JetBrains Mono"/>
-                <w:sz w:val="16"/>
-                <w:szCs w:val="16"/>
-              </w:rPr>
-              <w:t xml:space="preserve">  H4 20 / 18, 1.35, 0</w:t>
-            </w:r>
-          </w:p>
-          <w:p>
-            <w:pPr>
-              <w:spacing w:line="250" w:lineRule="auto"/>
-            </w:pPr>
-            <w:r>
-              <w:rPr>
-                <w:rFonts w:ascii="JetBrains Mono" w:eastAsia="JetBrains Mono" w:hAnsi="JetBrains Mono" w:cs="JetBrains Mono"/>
-                <w:sz w:val="16"/>
-                <w:szCs w:val="16"/>
-              </w:rPr>
-              <w:t xml:space="preserve">  Lead 20 / 18, 1.55, 0</w:t>
-            </w:r>
-          </w:p>
-          <w:p>
-            <w:pPr>
-              <w:spacing w:line="250" w:lineRule="auto"/>
-            </w:pPr>
-            <w:r>
-              <w:rPr>
-                <w:rFonts w:ascii="JetBrains Mono" w:eastAsia="JetBrains Mono" w:hAnsi="JetBrains Mono" w:cs="JetBrains Mono"/>
-                <w:sz w:val="16"/>
-                <w:szCs w:val="16"/>
-              </w:rPr>
-              <w:t xml:space="preserve">  Body 16 / 16, 1.65, 0</w:t>
-            </w:r>
-          </w:p>
-          <w:p>
-            <w:pPr>
-              <w:spacing w:line="250" w:lineRule="auto"/>
-            </w:pPr>
-            <w:r>
-              <w:rPr>
-                <w:rFonts w:ascii="JetBrains Mono" w:eastAsia="JetBrains Mono" w:hAnsi="JetBrains Mono" w:cs="JetBrains Mono"/>
-                <w:sz w:val="16"/>
-                <w:szCs w:val="16"/>
-              </w:rPr>
-              <w:t xml:space="preserve">  Small 14 / 14, 1.5, 0.1px</w:t>
-            </w:r>
-          </w:p>
-          <w:p>
-            <w:pPr>
-              <w:spacing w:line="250" w:lineRule="auto"/>
-            </w:pPr>
-            <w:r>
-              <w:rPr>
-                <w:rFonts w:ascii="JetBrains Mono" w:eastAsia="JetBrains Mono" w:hAnsi="JetBrains Mono" w:cs="JetBrains Mono"/>
-                <w:sz w:val="16"/>
-                <w:szCs w:val="16"/>
-              </w:rPr>
-              <w:t xml:space="preserve">  Button 15 / 15, 1.2, 0.15px (weight 600)</w:t>
-            </w:r>
-          </w:p>
-          <w:p>
-            <w:pPr>
-              <w:spacing w:line="250" w:lineRule="auto"/>
-            </w:pPr>
-            <w:r>
-              <w:rPr>
-                <w:rFonts w:ascii="JetBrains Mono" w:eastAsia="JetBrains Mono" w:hAnsi="JetBrains Mono" w:cs="JetBrains Mono"/>
-                <w:sz w:val="16"/>
-                <w:szCs w:val="16"/>
-              </w:rPr>
-              <w:t xml:space="preserve">  Label 12 / 12, 1.3, 1px (JetBrains Mono, uppercase)</w:t>
-            </w:r>
-          </w:p>
-          <w:p>
-            <w:pPr>
-              <w:spacing w:line="250" w:lineRule="auto"/>
-            </w:pPr>
-            <w:r>
-              <w:rPr>
-                <w:rFonts w:ascii="JetBrains Mono" w:eastAsia="JetBrains Mono" w:hAnsi="JetBrains Mono" w:cs="JetBrains Mono"/>
-                <w:sz w:val="16"/>
-                <w:szCs w:val="16"/>
-              </w:rPr>
-              <w:t xml:space="preserve">  Big number 48 / 32, 1.1, 0 (Funnel Display 700)</w:t>
-            </w:r>
-          </w:p>
-          <w:p>
-            <w:pPr>
-              <w:spacing w:line="250" w:lineRule="auto"/>
-            </w:pPr>
-            <w:r>
-              <w:rPr>
-                <w:rFonts w:ascii="JetBrains Mono" w:eastAsia="JetBrains Mono" w:hAnsi="JetBrains Mono" w:cs="JetBrains Mono"/>
-                <w:sz w:val="16"/>
-                <w:szCs w:val="16"/>
-              </w:rPr>
-              <w:t>Shape</w:t>
-            </w:r>
-          </w:p>
-          <w:p>
-            <w:pPr>
-              <w:spacing w:line="250" w:lineRule="auto"/>
-            </w:pPr>
-            <w:r>
-              <w:rPr>
-                <w:rFonts w:ascii="JetBrains Mono" w:eastAsia="JetBrains Mono" w:hAnsi="JetBrains Mono" w:cs="JetBrains Mono"/>
-                <w:sz w:val="16"/>
-                <w:szCs w:val="16"/>
-              </w:rPr>
-              <w:t>- Corner radius 2px on buttons, inputs and cards. No pill shapes, no large rounded corners.</w:t>
-            </w:r>
-          </w:p>
-          <w:p>
-            <w:pPr>
-              <w:spacing w:line="250" w:lineRule="auto"/>
-            </w:pPr>
-            <w:r>
-              <w:rPr>
-                <w:rFonts w:ascii="JetBrains Mono" w:eastAsia="JetBrains Mono" w:hAnsi="JetBrains Mono" w:cs="JetBrains Mono"/>
-                <w:sz w:val="16"/>
-                <w:szCs w:val="16"/>
-              </w:rPr>
-              <w:t xml:space="preserve">- Signature "notch": a 45-degree cut on the TOP-RIGHT </w:t>
-            </w:r>
-            <w:r>
-              <w:rPr>
-                <w:rFonts w:ascii="JetBrains Mono" w:eastAsia="JetBrains Mono" w:hAnsi="JetBrains Mono" w:cs="JetBrains Mono"/>
-                <w:sz w:val="16"/>
-                <w:szCs w:val="16"/>
-              </w:rPr>
-              <w:t>corner of key cards and buttons. 8px on buttons and tags, 16px on cards, 32px on large panels. Draw notched shapes as a &lt;path&gt;.</w:t>
-            </w:r>
-          </w:p>
-          <w:p>
-            <w:pPr>
-              <w:spacing w:line="250" w:lineRule="auto"/>
-            </w:pPr>
-            <w:r>
-              <w:rPr>
-                <w:rFonts w:ascii="JetBrains Mono" w:eastAsia="JetBrains Mono" w:hAnsi="JetBrains Mono" w:cs="JetBrains Mono"/>
-                <w:sz w:val="16"/>
-                <w:szCs w:val="16"/>
-              </w:rPr>
-              <w:t>- Borders: 1px #D9DADB on light backgrounds, 1px #2A2C30 on dark.</w:t>
-            </w:r>
-          </w:p>
-          <w:p>
-            <w:pPr>
-              <w:spacing w:line="250" w:lineRule="auto"/>
-            </w:pPr>
-            <w:r>
-              <w:rPr>
-                <w:rFonts w:ascii="JetBrains Mono" w:eastAsia="JetBrains Mono" w:hAnsi="JetBrains Mono" w:cs="JetBrains Mono"/>
-                <w:sz w:val="16"/>
-                <w:szCs w:val="16"/>
-              </w:rPr>
-              <w:t>Background patterns (quiet texture, at most one per section, b</w:t>
-            </w:r>
-            <w:r>
-              <w:rPr>
-                <w:rFonts w:ascii="JetBrains Mono" w:eastAsia="JetBrains Mono" w:hAnsi="JetBrains Mono" w:cs="JetBrains Mono"/>
-                <w:sz w:val="16"/>
-                <w:szCs w:val="16"/>
-              </w:rPr>
-              <w:t>ehind content, never behind body text)</w:t>
-            </w:r>
-          </w:p>
-          <w:p>
-            <w:pPr>
-              <w:spacing w:line="250" w:lineRule="auto"/>
-            </w:pPr>
-            <w:r>
-              <w:rPr>
-                <w:rFonts w:ascii="JetBrains Mono" w:eastAsia="JetBrains Mono" w:hAnsi="JetBrains Mono" w:cs="JetBrains Mono"/>
-                <w:sz w:val="16"/>
-                <w:szCs w:val="16"/>
-              </w:rPr>
-              <w:t>- Layer planes: 3 to 5 thin, evenly offset isometric parallelograms stacked like plates. The top plate may be Orange (it then counts as the section's focal point).</w:t>
-            </w:r>
-          </w:p>
-          <w:p>
-            <w:pPr>
-              <w:spacing w:line="250" w:lineRule="auto"/>
-            </w:pPr>
-            <w:r>
-              <w:rPr>
-                <w:rFonts w:ascii="JetBrains Mono" w:eastAsia="JetBrains Mono" w:hAnsi="JetBrains Mono" w:cs="JetBrains Mono"/>
-                <w:sz w:val="16"/>
-                <w:szCs w:val="16"/>
-              </w:rPr>
-              <w:t>- Iteration lines: many thin parallel lines that star</w:t>
-            </w:r>
-            <w:r>
-              <w:rPr>
-                <w:rFonts w:ascii="JetBrains Mono" w:eastAsia="JetBrains Mono" w:hAnsi="JetBrains Mono" w:cs="JetBrains Mono"/>
-                <w:sz w:val="16"/>
-                <w:szCs w:val="16"/>
-              </w:rPr>
-              <w:t>t uneven on one side and become straight and aligned on the other.</w:t>
-            </w:r>
-          </w:p>
-          <w:p>
-            <w:pPr>
-              <w:spacing w:line="250" w:lineRule="auto"/>
-            </w:pPr>
-            <w:r>
-              <w:rPr>
-                <w:rFonts w:ascii="JetBrains Mono" w:eastAsia="JetBrains Mono" w:hAnsi="JetBrains Mono" w:cs="JetBrains Mono"/>
-                <w:sz w:val="16"/>
-                <w:szCs w:val="16"/>
-              </w:rPr>
-              <w:t>- Experiment field: a loose grid of small dots and plus signs, a few of them Ice Cyan.</w:t>
-            </w:r>
-          </w:p>
-          <w:p>
-            <w:pPr>
-              <w:spacing w:line="250" w:lineRule="auto"/>
-            </w:pPr>
-            <w:r>
-              <w:rPr>
-                <w:rFonts w:ascii="JetBrains Mono" w:eastAsia="JetBrains Mono" w:hAnsi="JetBrains Mono" w:cs="JetBrains Mono"/>
-                <w:sz w:val="16"/>
-                <w:szCs w:val="16"/>
-              </w:rPr>
-              <w:t>- On light backgrounds draw patterns in Silver #C9CCCF at 50% opacity. On dark, in #2A2C30.</w:t>
-            </w:r>
-          </w:p>
-          <w:p>
-            <w:pPr>
-              <w:spacing w:line="250" w:lineRule="auto"/>
-            </w:pPr>
-            <w:r>
-              <w:rPr>
-                <w:rFonts w:ascii="JetBrains Mono" w:eastAsia="JetBrains Mono" w:hAnsi="JetBrains Mono" w:cs="JetBrains Mono"/>
-                <w:sz w:val="16"/>
-                <w:szCs w:val="16"/>
-              </w:rPr>
-              <w:t>Grid and s</w:t>
-            </w:r>
-            <w:r>
-              <w:rPr>
-                <w:rFonts w:ascii="JetBrains Mono" w:eastAsia="JetBrains Mono" w:hAnsi="JetBrains Mono" w:cs="JetBrains Mono"/>
-                <w:sz w:val="16"/>
-                <w:szCs w:val="16"/>
-              </w:rPr>
-              <w:t>pacing</w:t>
-            </w:r>
-          </w:p>
-          <w:p>
-            <w:pPr>
-              <w:spacing w:line="250" w:lineRule="auto"/>
-            </w:pPr>
-            <w:r>
-              <w:rPr>
-                <w:rFonts w:ascii="JetBrains Mono" w:eastAsia="JetBrains Mono" w:hAnsi="JetBrains Mono" w:cs="JetBrains Mono"/>
-                <w:sz w:val="16"/>
-                <w:szCs w:val="16"/>
-              </w:rPr>
-              <w:t>- Desktop frame 1440 wide. Content 1200 wide, x = 120 to 1320. 12 columns of 78px with 24px gutters.</w:t>
-            </w:r>
-          </w:p>
-          <w:p>
-            <w:pPr>
-              <w:spacing w:line="250" w:lineRule="auto"/>
-            </w:pPr>
-            <w:r>
-              <w:rPr>
-                <w:rFonts w:ascii="JetBrains Mono" w:eastAsia="JetBrains Mono" w:hAnsi="JetBrains Mono" w:cs="JetBrains Mono"/>
-                <w:sz w:val="16"/>
-                <w:szCs w:val="16"/>
-              </w:rPr>
-              <w:t>- Mobile frame 390 wide. Side margins 20, content 350 wide. 4 columns with 16px gutters.</w:t>
-            </w:r>
-          </w:p>
-          <w:p>
-            <w:pPr>
-              <w:spacing w:line="250" w:lineRule="auto"/>
-            </w:pPr>
-            <w:r>
-              <w:rPr>
-                <w:rFonts w:ascii="JetBrains Mono" w:eastAsia="JetBrains Mono" w:hAnsi="JetBrains Mono" w:cs="JetBrains Mono"/>
-                <w:sz w:val="16"/>
-                <w:szCs w:val="16"/>
-              </w:rPr>
-              <w:t>- Spacing steps: 4, 8, 12, 16, 24, 32, 48, 64, 96, 128. Sec</w:t>
-            </w:r>
-            <w:r>
-              <w:rPr>
-                <w:rFonts w:ascii="JetBrains Mono" w:eastAsia="JetBrains Mono" w:hAnsi="JetBrains Mono" w:cs="JetBrains Mono"/>
-                <w:sz w:val="16"/>
-                <w:szCs w:val="16"/>
-              </w:rPr>
-              <w:t>tion padding top and bottom: 96 desktop, 64 mobile.</w:t>
-            </w:r>
-          </w:p>
-          <w:p>
-            <w:pPr>
-              <w:spacing w:line="250" w:lineRule="auto"/>
-            </w:pPr>
-            <w:r>
-              <w:rPr>
-                <w:rFonts w:ascii="JetBrains Mono" w:eastAsia="JetBrains Mono" w:hAnsi="JetBrains Mono" w:cs="JetBrains Mono"/>
-                <w:sz w:val="16"/>
-                <w:szCs w:val="16"/>
-              </w:rPr>
-              <w:t>Shared components (same look everywhere)</w:t>
-            </w:r>
-          </w:p>
-          <w:p>
-            <w:pPr>
-              <w:spacing w:line="250" w:lineRule="auto"/>
-            </w:pPr>
-            <w:r>
-              <w:rPr>
-                <w:rFonts w:ascii="JetBrains Mono" w:eastAsia="JetBrains Mono" w:hAnsi="JetBrains Mono" w:cs="JetBrains Mono"/>
-                <w:sz w:val="16"/>
-                <w:szCs w:val="16"/>
-              </w:rPr>
-              <w:t>- Primary button: Orange fill, Charcoal text, Button style, height 56, 24px side padding, radius 2, 8px notch top-right. Mobile: full content width.</w:t>
-            </w:r>
-          </w:p>
-          <w:p>
-            <w:pPr>
-              <w:spacing w:line="250" w:lineRule="auto"/>
-            </w:pPr>
-            <w:r>
-              <w:rPr>
-                <w:rFonts w:ascii="JetBrains Mono" w:eastAsia="JetBrains Mono" w:hAnsi="JetBrains Mono" w:cs="JetBrains Mono"/>
-                <w:sz w:val="16"/>
-                <w:szCs w:val="16"/>
-              </w:rPr>
-              <w:t>- Secondary bu</w:t>
-            </w:r>
-            <w:r>
-              <w:rPr>
-                <w:rFonts w:ascii="JetBrains Mono" w:eastAsia="JetBrains Mono" w:hAnsi="JetBrains Mono" w:cs="JetBrains Mono"/>
-                <w:sz w:val="16"/>
-                <w:szCs w:val="16"/>
-              </w:rPr>
-              <w:t>tton: Charcoal fill, White text, same size and shape.</w:t>
-            </w:r>
-          </w:p>
-          <w:p>
-            <w:pPr>
-              <w:spacing w:line="250" w:lineRule="auto"/>
-            </w:pPr>
-            <w:r>
-              <w:rPr>
-                <w:rFonts w:ascii="JetBrains Mono" w:eastAsia="JetBrains Mono" w:hAnsi="JetBrains Mono" w:cs="JetBrains Mono"/>
-                <w:sz w:val="16"/>
-                <w:szCs w:val="16"/>
-              </w:rPr>
-              <w:t>- Text link: Orange Ink, Wix Madefor Text 600, 16px, followed by " →", 1px underline 4px below the baseline.</w:t>
-            </w:r>
-          </w:p>
-          <w:p>
-            <w:pPr>
-              <w:spacing w:line="250" w:lineRule="auto"/>
-            </w:pPr>
-            <w:r>
-              <w:rPr>
-                <w:rFonts w:ascii="JetBrains Mono" w:eastAsia="JetBrains Mono" w:hAnsi="JetBrains Mono" w:cs="JetBrains Mono"/>
-                <w:sz w:val="16"/>
-                <w:szCs w:val="16"/>
-              </w:rPr>
-              <w:t>- Input: height 52, White fill, 1px #8A9097 border, radius 2. Label above it (Wix Madefor Tex</w:t>
-            </w:r>
-            <w:r>
-              <w:rPr>
-                <w:rFonts w:ascii="JetBrains Mono" w:eastAsia="JetBrains Mono" w:hAnsi="JetBrains Mono" w:cs="JetBrains Mono"/>
-                <w:sz w:val="16"/>
-                <w:szCs w:val="16"/>
-              </w:rPr>
-              <w:t>t 600, 14px, Charcoal), 8px gap. Placeholder Wix Madefor Text 400, 16px, #5E6166, 16px left padding. Optional fields add " (optional)" to the label in Muted 400.</w:t>
-            </w:r>
-          </w:p>
-          <w:p>
-            <w:pPr>
-              <w:spacing w:line="250" w:lineRule="auto"/>
-            </w:pPr>
-            <w:r>
-              <w:rPr>
-                <w:rFonts w:ascii="JetBrains Mono" w:eastAsia="JetBrains Mono" w:hAnsi="JetBrains Mono" w:cs="JetBrains Mono"/>
-                <w:sz w:val="16"/>
-                <w:szCs w:val="16"/>
-              </w:rPr>
-              <w:t>- Dropdown: same as input, plus a chevron-down icon 16px from the right edge.</w:t>
-            </w:r>
-          </w:p>
-          <w:p>
-            <w:pPr>
-              <w:spacing w:line="250" w:lineRule="auto"/>
-            </w:pPr>
-            <w:r>
-              <w:rPr>
-                <w:rFonts w:ascii="JetBrains Mono" w:eastAsia="JetBrains Mono" w:hAnsi="JetBrains Mono" w:cs="JetBrains Mono"/>
-                <w:sz w:val="16"/>
-                <w:szCs w:val="16"/>
-              </w:rPr>
-              <w:t>- Eyebrow: Label style, Orange Ink on light, Flare on dark.</w:t>
-            </w:r>
-          </w:p>
-          <w:p>
-            <w:pPr>
-              <w:spacing w:line="250" w:lineRule="auto"/>
-            </w:pPr>
-            <w:r>
-              <w:rPr>
-                <w:rFonts w:ascii="JetBrains Mono" w:eastAsia="JetBrains Mono" w:hAnsi="JetBrains Mono" w:cs="JetBrains Mono"/>
-                <w:sz w:val="16"/>
-                <w:szCs w:val="16"/>
-              </w:rPr>
-              <w:t>- Card: White fill, 1px Border, radius 2, 16px notch, padding 32 desktop and 24 mobile.</w:t>
-            </w:r>
-          </w:p>
-          <w:p>
-            <w:pPr>
-              <w:spacing w:line="250" w:lineRule="auto"/>
-            </w:pPr>
-          </w:p>
-          <w:p>
-            <w:pPr>
-              <w:spacing w:line="250" w:lineRule="auto"/>
-            </w:pPr>
-            <w:r>
-              <w:rPr>
-                <w:rFonts w:ascii="JetBrains Mono" w:eastAsia="JetBrains Mono" w:hAnsi="JetBrains Mono" w:cs="JetBrains Mono"/>
-                <w:sz w:val="16"/>
-                <w:szCs w:val="16"/>
-              </w:rPr>
-              <w:t>CONVERSION RULES</w:t>
-            </w:r>
-          </w:p>
-          <w:p>
-            <w:pPr>
-              <w:spacing w:line="250" w:lineRule="auto"/>
-            </w:pPr>
-            <w:r>
-              <w:rPr>
-                <w:rFonts w:ascii="JetBrains Mono" w:eastAsia="JetBrains Mono" w:hAnsi="JetBrains Mono" w:cs="JetBrains Mono"/>
-                <w:sz w:val="16"/>
-                <w:szCs w:val="16"/>
-              </w:rPr>
-              <w:t>- The page has one action: the free workflow review. Button labels are exactly what the br</w:t>
-            </w:r>
-            <w:r>
-              <w:rPr>
-                <w:rFonts w:ascii="JetBrains Mono" w:eastAsia="JetBrains Mono" w:hAnsi="JetBrains Mono" w:cs="JetBrains Mono"/>
-                <w:sz w:val="16"/>
-                <w:szCs w:val="16"/>
-              </w:rPr>
-              <w:t>ief says.</w:t>
-            </w:r>
-          </w:p>
-          <w:p>
-            <w:pPr>
-              <w:spacing w:line="250" w:lineRule="auto"/>
-            </w:pPr>
-            <w:r>
-              <w:rPr>
-                <w:rFonts w:ascii="JetBrains Mono" w:eastAsia="JetBrains Mono" w:hAnsi="JetBrains Mono" w:cs="JetBrains Mono"/>
-                <w:sz w:val="16"/>
-                <w:szCs w:val="16"/>
-              </w:rPr>
-              <w:t>- No top navigation. The logo is not a link. No links leave the page except where the brief says.</w:t>
-            </w:r>
-          </w:p>
-          <w:p>
-            <w:pPr>
-              <w:spacing w:line="250" w:lineRule="auto"/>
-            </w:pPr>
-            <w:r>
-              <w:rPr>
-                <w:rFonts w:ascii="JetBrains Mono" w:eastAsia="JetBrains Mono" w:hAnsi="JetBrains Mono" w:cs="JetBrains Mono"/>
-                <w:sz w:val="16"/>
-                <w:szCs w:val="16"/>
-              </w:rPr>
-              <w:t>- Orange is only for buttons and the section's one focal point. If everything is orange, nothing stands out.</w:t>
-            </w:r>
-          </w:p>
-          <w:p>
-            <w:pPr>
-              <w:spacing w:line="250" w:lineRule="auto"/>
-            </w:pPr>
-            <w:r>
-              <w:rPr>
-                <w:rFonts w:ascii="JetBrains Mono" w:eastAsia="JetBrains Mono" w:hAnsi="JetBrains Mono" w:cs="JetBrains Mono"/>
-                <w:sz w:val="16"/>
-                <w:szCs w:val="16"/>
-              </w:rPr>
-              <w:t>- Use the text exactly as written in th</w:t>
-            </w:r>
-            <w:r>
-              <w:rPr>
-                <w:rFonts w:ascii="JetBrains Mono" w:eastAsia="JetBrains Mono" w:hAnsi="JetBrains Mono" w:cs="JetBrains Mono"/>
-                <w:sz w:val="16"/>
-                <w:szCs w:val="16"/>
-              </w:rPr>
-              <w:t>e brief: same words, punctuation and capitalization. No em dashes. Don't add copy, statistics, logos, badges, ratings or testimonials that aren't in the brief. Illustration text is allowed only where the brief gives it.</w:t>
-            </w:r>
-          </w:p>
-          <w:p>
-            <w:pPr>
-              <w:spacing w:line="250" w:lineRule="auto"/>
-            </w:pPr>
-            <w:r>
-              <w:rPr>
-                <w:rFonts w:ascii="JetBrains Mono" w:eastAsia="JetBrains Mono" w:hAnsi="JetBrains Mono" w:cs="JetBrains Mono"/>
-                <w:sz w:val="16"/>
-                <w:szCs w:val="16"/>
-              </w:rPr>
-              <w:t>- Accessibility: text contrast at le</w:t>
-            </w:r>
-            <w:r>
-              <w:rPr>
-                <w:rFonts w:ascii="JetBrains Mono" w:eastAsia="JetBrains Mono" w:hAnsi="JetBrains Mono" w:cs="JetBrains Mono"/>
-                <w:sz w:val="16"/>
-                <w:szCs w:val="16"/>
-              </w:rPr>
-              <w:t>ast 4.5:1 (3:1 for 24px and larger), tap targets at least 44px, never use color alone to carry meaning.</w:t>
-            </w:r>
-          </w:p>
-          <w:p>
-            <w:pPr>
-              <w:spacing w:line="250" w:lineRule="auto"/>
-            </w:pPr>
-            <w:r>
-              <w:rPr>
-                <w:rFonts w:ascii="JetBrains Mono" w:eastAsia="JetBrains Mono" w:hAnsi="JetBrains Mono" w:cs="JetBrains Mono"/>
-                <w:sz w:val="16"/>
-                <w:szCs w:val="16"/>
-              </w:rPr>
-              <w:t>- Look: clean, modern, light, premium, engineered. Generous white space, sharp alignment, bold color blocking used sparingly. Not playful, not stock-pho</w:t>
-            </w:r>
-            <w:r>
-              <w:rPr>
-                <w:rFonts w:ascii="JetBrains Mono" w:eastAsia="JetBrains Mono" w:hAnsi="JetBrains Mono" w:cs="JetBrains Mono"/>
-                <w:sz w:val="16"/>
-                <w:szCs w:val="16"/>
-              </w:rPr>
-              <w:t>to corporate, no blue or purple, no glassmorphism, no 3D blobs.</w:t>
+              <w:t>- Look: clean, modern, light, premium, engineered. Generous white space, sh</w:t>
+            </w:r>
+            <w:r>
+              <w:rPr>
+                <w:rFonts w:ascii="JetBrains Mono" w:eastAsia="JetBrains Mono" w:hAnsi="JetBrains Mono" w:cs="JetBrains Mono"/>
+                <w:sz w:val="16"/>
+                <w:szCs w:val="16"/>
+              </w:rPr>
+              <w:t>arp alignment, bold color blocking used sparingly. Not playful, not stock-photo corporate, no blue or purple, no glassmorphism, no 3D blobs.</w:t>
             </w:r>
           </w:p>
           <w:p>
@@ -4475,7 +4497,6 @@
           <w:sz w:val="34"/>
           <w:szCs w:val="34"/>
         </w:rPr>
-        <w:lastRenderedPageBreak/>
         <w:t>Brief 0: Components and states</w:t>
       </w:r>
     </w:p>
@@ -4901,54 +4922,54 @@
                 <w:sz w:val="16"/>
                 <w:szCs w:val="16"/>
               </w:rPr>
-              <w:t>Row 9, ACCORDION ITEM: closed (question "Is it HIPAA compliant?", plus icon right) and open (minus icon, answer below in Bod</w:t>
-            </w:r>
-            <w:r>
-              <w:rPr>
-                <w:rFonts w:ascii="JetBrains Mono" w:eastAsia="JetBrains Mono" w:hAnsi="JetBrains Mono" w:cs="JetBrains Mono"/>
-                <w:sz w:val="16"/>
-                <w:szCs w:val="16"/>
-              </w:rPr>
-              <w:t>y Muted: "We build for HIPAA from the first sprint: encryption, access controls, audit logs and private AI models. We sign a BAA."). 1px Border line under each item.</w:t>
-            </w:r>
-          </w:p>
-          <w:p>
-            <w:pPr>
-              <w:spacing w:line="250" w:lineRule="auto"/>
-            </w:pPr>
-            <w:r>
-              <w:rPr>
-                <w:rFonts w:ascii="JetBrains Mono" w:eastAsia="JetBrains Mono" w:hAnsi="JetBrains Mono" w:cs="JetBrains Mono"/>
-                <w:sz w:val="16"/>
-                <w:szCs w:val="16"/>
-              </w:rPr>
-              <w:t>Row 10, STICKY MOBILE BAR at real size 390 x 88: White fill, 1px Border line on top, prima</w:t>
-            </w:r>
-            <w:r>
-              <w:rPr>
-                <w:rFonts w:ascii="JetBrains Mono" w:eastAsia="JetBrains Mono" w:hAnsi="JetBrains Mono" w:cs="JetBrains Mono"/>
-                <w:sz w:val="16"/>
-                <w:szCs w:val="16"/>
-              </w:rPr>
-              <w:t>ry button "Get my free workflow review" full width (350 x 56) centered.</w:t>
-            </w:r>
-          </w:p>
-          <w:p>
-            <w:pPr>
-              <w:spacing w:line="250" w:lineRule="auto"/>
-            </w:pPr>
-          </w:p>
-          <w:p>
-            <w:pPr>
-              <w:spacing w:line="250" w:lineRule="auto"/>
-            </w:pPr>
-            <w:r>
-              <w:rPr>
-                <w:rFonts w:ascii="JetBrains Mono" w:eastAsia="JetBrains Mono" w:hAnsi="JetBrains Mono" w:cs="JetBrains Mono"/>
-                <w:sz w:val="16"/>
-                <w:szCs w:val="16"/>
-              </w:rPr>
-              <w:t>Keep generous spacing (48px between rows). Align everything to the 12-column grid.</w:t>
+              <w:t>Row 9, ACCORDION ITEM: closed (question "Is it HIPAA compliant?", plus icon right) and open (minus icon, answer below in Body Muted: "We build for HIPAA from the first sprint: encryption, access controls, audit logs and private AI models. We sign a BAA.").</w:t>
+            </w:r>
+            <w:r>
+              <w:rPr>
+                <w:rFonts w:ascii="JetBrains Mono" w:eastAsia="JetBrains Mono" w:hAnsi="JetBrains Mono" w:cs="JetBrains Mono"/>
+                <w:sz w:val="16"/>
+                <w:szCs w:val="16"/>
+              </w:rPr>
+              <w:t xml:space="preserve"> 1px Border line under each item.</w:t>
+            </w:r>
+          </w:p>
+          <w:p>
+            <w:pPr>
+              <w:spacing w:line="250" w:lineRule="auto"/>
+            </w:pPr>
+            <w:r>
+              <w:rPr>
+                <w:rFonts w:ascii="JetBrains Mono" w:eastAsia="JetBrains Mono" w:hAnsi="JetBrains Mono" w:cs="JetBrains Mono"/>
+                <w:sz w:val="16"/>
+                <w:szCs w:val="16"/>
+              </w:rPr>
+              <w:t>Row 10, STICKY MOBILE BAR at real size 390 x 88: White fill, 1px Border line on top, primary button "Get my free workflow review" full width (350 x 56) centered.</w:t>
+            </w:r>
+          </w:p>
+          <w:p>
+            <w:pPr>
+              <w:spacing w:line="250" w:lineRule="auto"/>
+            </w:pPr>
+          </w:p>
+          <w:p>
+            <w:pPr>
+              <w:spacing w:line="250" w:lineRule="auto"/>
+            </w:pPr>
+            <w:r>
+              <w:rPr>
+                <w:rFonts w:ascii="JetBrains Mono" w:eastAsia="JetBrains Mono" w:hAnsi="JetBrains Mono" w:cs="JetBrains Mono"/>
+                <w:sz w:val="16"/>
+                <w:szCs w:val="16"/>
+              </w:rPr>
+              <w:t>Keep generous spacing (48px between rows). Align everything</w:t>
+            </w:r>
+            <w:r>
+              <w:rPr>
+                <w:rFonts w:ascii="JetBrains Mono" w:eastAsia="JetBrains Mono" w:hAnsi="JetBrains Mono" w:cs="JetBrains Mono"/>
+                <w:sz w:val="16"/>
+                <w:szCs w:val="16"/>
+              </w:rPr>
+              <w:t xml:space="preserve"> to the 12-column grid.</w:t>
             </w:r>
           </w:p>
         </w:tc>
@@ -4975,7 +4996,116 @@
           <w:sz w:val="34"/>
           <w:szCs w:val="34"/>
         </w:rPr>
-        <w:t>Brief 1: Hero with form</w:t>
+        <w:t>Brief 1: Hero with form (v2)</w:t>
+      </w:r>
+    </w:p>
+    <w:p>
+      <w:pPr>
+        <w:spacing w:after="120" w:line="300" w:lineRule="auto"/>
+      </w:pPr>
+      <w:r>
+        <w:t>v1 of this brief gave a flat wireframe: a white page with a bordered box. v2 adds three things that make it feel premium and on-brand. A brand image gives depth, a small product scene shows what AI act</w:t>
+      </w:r>
+      <w:r>
+        <w:t xml:space="preserve">ually does, and the headline is bigger. </w:t>
+      </w:r>
+      <w:r>
+        <w:rPr>
+          <w:b/>
+          <w:bCs/>
+        </w:rPr>
+        <w:t>Judge it in Figma, not in ChatGPT's preview.</w:t>
+      </w:r>
+      <w:r>
+        <w:t xml:space="preserve"> The preview has no brand fonts, no image and no shadow.</w:t>
+      </w:r>
+    </w:p>
+    <w:p>
+      <w:pPr>
+        <w:keepNext/>
+        <w:spacing w:after="120" w:line="300" w:lineRule="auto"/>
+      </w:pPr>
+      <w:r>
+        <w:rPr>
+          <w:b/>
+          <w:bCs/>
+        </w:rPr>
+        <w:t>After pasting into Figma (2 minutes):</w:t>
+      </w:r>
+    </w:p>
+    <w:p>
+      <w:pPr>
+        <w:pStyle w:val="ListParagraph"/>
+        <w:numPr>
+          <w:ilvl w:val="0"/>
+          <w:numId w:val="3"/>
+        </w:numPr>
+        <w:spacing w:after="70" w:line="290" w:lineRule="auto"/>
+      </w:pPr>
+      <w:r>
+        <w:t xml:space="preserve">Drop </w:t>
+      </w:r>
+      <w:r>
+        <w:rPr>
+          <w:rFonts w:ascii="JetBrains Mono" w:eastAsia="JetBrains Mono" w:hAnsi="JetBrains Mono" w:cs="JetBrains Mono"/>
+          <w:color w:val="5E6166"/>
+          <w:sz w:val="17"/>
+          <w:szCs w:val="17"/>
+        </w:rPr>
+        <w:t>01-brand-system/ai-images/2-layers.png</w:t>
+      </w:r>
+      <w:r>
+        <w:t xml:space="preserve"> into the </w:t>
+      </w:r>
+      <w:r>
+        <w:rPr>
+          <w:rFonts w:ascii="JetBrains Mono" w:eastAsia="JetBrains Mono" w:hAnsi="JetBrains Mono" w:cs="JetBrains Mono"/>
+          <w:color w:val="5E6166"/>
+          <w:sz w:val="17"/>
+          <w:szCs w:val="17"/>
+        </w:rPr>
+        <w:t>IMAGE / Layer stack</w:t>
+      </w:r>
+      <w:r>
+        <w:t xml:space="preserve"> rect</w:t>
+      </w:r>
+      <w:r>
+        <w:t>angle (Fill &gt; Image &gt; Crop). Move it so the orange top plate shows above and to the right of the form card</w:t>
+      </w:r>
+    </w:p>
+    <w:p>
+      <w:pPr>
+        <w:pStyle w:val="ListParagraph"/>
+        <w:numPr>
+          <w:ilvl w:val="0"/>
+          <w:numId w:val="3"/>
+        </w:numPr>
+        <w:spacing w:after="70" w:line="290" w:lineRule="auto"/>
+      </w:pPr>
+      <w:r>
+        <w:t>Form card: add Effects &gt; Drop shadow: Y 24, Blur 64, #131417 at 12%. Product scene card: Y 12, Blur 32, 8%</w:t>
+      </w:r>
+    </w:p>
+    <w:p>
+      <w:pPr>
+        <w:pStyle w:val="ListParagraph"/>
+        <w:numPr>
+          <w:ilvl w:val="0"/>
+          <w:numId w:val="3"/>
+        </w:numPr>
+        <w:spacing w:after="70" w:line="290" w:lineRule="auto"/>
+      </w:pPr>
+      <w:r>
+        <w:t xml:space="preserve">Swap the LOGO placeholder for </w:t>
+      </w:r>
+      <w:r>
+        <w:rPr>
+          <w:rFonts w:ascii="JetBrains Mono" w:eastAsia="JetBrains Mono" w:hAnsi="JetBrains Mono" w:cs="JetBrains Mono"/>
+          <w:color w:val="5E6166"/>
+          <w:sz w:val="17"/>
+          <w:szCs w:val="17"/>
+        </w:rPr>
+        <w:t>logos/v6/tekrevol-logo-v6.svg</w:t>
       </w:r>
     </w:p>
     <w:tbl>
@@ -5022,41 +5152,41 @@
                 <w:sz w:val="16"/>
                 <w:szCs w:val="16"/>
               </w:rPr>
-              <w:t>BRIEF 1: HERO WITH FORM</w:t>
-            </w:r>
-          </w:p>
-          <w:p>
-            <w:pPr>
-              <w:spacing w:line="250" w:lineRule="auto"/>
-            </w:pPr>
-            <w:r>
-              <w:rPr>
-                <w:rFonts w:ascii="JetBrains Mono" w:eastAsia="JetBrains Mono" w:hAnsi="JetBrains Mono" w:cs="JetBrains Mono"/>
-                <w:sz w:val="16"/>
-                <w:szCs w:val="16"/>
-              </w:rPr>
-              <w:t>Frames: Desktop 1440 x 880. Mobile 390 x 1400. Group name "01 Hero".</w:t>
-            </w:r>
-          </w:p>
-          <w:p>
-            <w:pPr>
-              <w:spacing w:line="250" w:lineRule="auto"/>
-            </w:pPr>
-            <w:r>
-              <w:rPr>
-                <w:rFonts w:ascii="JetBrains Mono" w:eastAsia="JetBrains Mono" w:hAnsi="JetBrains Mono" w:cs="JetBrains Mono"/>
-                <w:sz w:val="16"/>
-                <w:szCs w:val="16"/>
-              </w:rPr>
-              <w:t>Job of this section: the visitor clicked a ChatGPT ad about AI for home health and clinic operations. In 5 seconds they must see the same promise, believe it's for them, and see a short f</w:t>
-            </w:r>
-            <w:r>
-              <w:rPr>
-                <w:rFonts w:ascii="JetBrains Mono" w:eastAsia="JetBrains Mono" w:hAnsi="JetBrains Mono" w:cs="JetBrains Mono"/>
-                <w:sz w:val="16"/>
-                <w:szCs w:val="16"/>
-              </w:rPr>
-              <w:t>orm with a free, no-risk offer. This section carries most of the page's conversions.</w:t>
+              <w:t>BRIEF 1 (v2): HERO WITH FORM</w:t>
+            </w:r>
+          </w:p>
+          <w:p>
+            <w:pPr>
+              <w:spacing w:line="250" w:lineRule="auto"/>
+            </w:pPr>
+            <w:r>
+              <w:rPr>
+                <w:rFonts w:ascii="JetBrains Mono" w:eastAsia="JetBrains Mono" w:hAnsi="JetBrains Mono" w:cs="JetBrains Mono"/>
+                <w:sz w:val="16"/>
+                <w:szCs w:val="16"/>
+              </w:rPr>
+              <w:t>Frames: Desktop 1440 x 900. Mobile 390 x 1520. Group name "01 Hero".</w:t>
+            </w:r>
+          </w:p>
+          <w:p>
+            <w:pPr>
+              <w:spacing w:line="250" w:lineRule="auto"/>
+            </w:pPr>
+            <w:r>
+              <w:rPr>
+                <w:rFonts w:ascii="JetBrains Mono" w:eastAsia="JetBrains Mono" w:hAnsi="JetBrains Mono" w:cs="JetBrains Mono"/>
+                <w:sz w:val="16"/>
+                <w:szCs w:val="16"/>
+              </w:rPr>
+              <w:t>Job: the visitor clicked a ChatGPT ad about AI for home health and clinic operations. In 5 seconds they must see the same promise, SEE what the AI does in their world, and find a short form with a free, no-risk offer. It must look premium and engineered, l</w:t>
+            </w:r>
+            <w:r>
+              <w:rPr>
+                <w:rFonts w:ascii="JetBrains Mono" w:eastAsia="JetBrains Mono" w:hAnsi="JetBrains Mono" w:cs="JetBrains Mono"/>
+                <w:sz w:val="16"/>
+                <w:szCs w:val="16"/>
+              </w:rPr>
+              <w:t>ike a top product company's launch page, not a wireframe.</w:t>
             </w:r>
           </w:p>
           <w:p>
@@ -5087,492 +5217,634 @@
                 <w:sz w:val="16"/>
                 <w:szCs w:val="16"/>
               </w:rPr>
-              <w:t>- Top bar, y 0 to 80: Logo placeholder at x 120, vertically centered. Nothing else in the bar. No navigation, no phone, no button.</w:t>
-            </w:r>
-          </w:p>
-          <w:p>
-            <w:pPr>
-              <w:spacing w:line="250" w:lineRule="auto"/>
-            </w:pPr>
-            <w:r>
-              <w:rPr>
-                <w:rFonts w:ascii="JetBrains Mono" w:eastAsia="JetBrains Mono" w:hAnsi="JetBrains Mono" w:cs="JetBrains Mono"/>
-                <w:sz w:val="16"/>
-                <w:szCs w:val="16"/>
-              </w:rPr>
-              <w:t>- Left column (columns 1</w:t>
-            </w:r>
-            <w:r>
-              <w:rPr>
-                <w:rFonts w:ascii="JetBrains Mono" w:eastAsia="JetBrains Mono" w:hAnsi="JetBrains Mono" w:cs="JetBrains Mono"/>
-                <w:sz w:val="16"/>
-                <w:szCs w:val="16"/>
-              </w:rPr>
-              <w:t xml:space="preserve"> to 7, x 120 to 810), starting y 152: Eyebrow, H1, Lead subhead, then the "how it works" strip.</w:t>
-            </w:r>
-          </w:p>
-          <w:p>
-            <w:pPr>
-              <w:spacing w:line="250" w:lineRule="auto"/>
-            </w:pPr>
-            <w:r>
-              <w:rPr>
-                <w:rFonts w:ascii="JetBrains Mono" w:eastAsia="JetBrains Mono" w:hAnsi="JetBrains Mono" w:cs="JetBrains Mono"/>
-                <w:sz w:val="16"/>
-                <w:szCs w:val="16"/>
-              </w:rPr>
-              <w:t>- Right column (columns 8 to 12, x 834 to 1320): the form card, top at y 104. It must end above y 880, and the button must sit above y 700 so it shows on a 900p</w:t>
-            </w:r>
-            <w:r>
-              <w:rPr>
-                <w:rFonts w:ascii="JetBrains Mono" w:eastAsia="JetBrains Mono" w:hAnsi="JetBrains Mono" w:cs="JetBrains Mono"/>
-                <w:sz w:val="16"/>
-                <w:szCs w:val="16"/>
-              </w:rPr>
-              <w:t>x-tall screen.</w:t>
-            </w:r>
-          </w:p>
-          <w:p>
-            <w:pPr>
-              <w:spacing w:line="250" w:lineRule="auto"/>
-            </w:pPr>
-            <w:r>
-              <w:rPr>
-                <w:rFonts w:ascii="JetBrains Mono" w:eastAsia="JetBrains Mono" w:hAnsi="JetBrains Mono" w:cs="JetBrains Mono"/>
-                <w:sz w:val="16"/>
-                <w:szCs w:val="16"/>
-              </w:rPr>
-              <w:t>- Background: White. Behind the form card, draw the brand "Layer planes" idea as two solid plates offset from the card: plate 1 Mist #EEEFEF offset 12px right and 12px down, plate 2 Silver #C9CCCF offset 24px right and 24px down, both with t</w:t>
-            </w:r>
-            <w:r>
-              <w:rPr>
-                <w:rFonts w:ascii="JetBrains Mono" w:eastAsia="JetBrains Mono" w:hAnsi="JetBrains Mono" w:cs="JetBrains Mono"/>
-                <w:sz w:val="16"/>
-                <w:szCs w:val="16"/>
-              </w:rPr>
-              <w:t>he same 16px notch. The form card is the top layer. No other pattern.</w:t>
-            </w:r>
-          </w:p>
-          <w:p>
-            <w:pPr>
-              <w:spacing w:line="250" w:lineRule="auto"/>
-            </w:pPr>
-          </w:p>
-          <w:p>
-            <w:pPr>
-              <w:spacing w:line="250" w:lineRule="auto"/>
-            </w:pPr>
-            <w:r>
-              <w:rPr>
-                <w:rFonts w:ascii="JetBrains Mono" w:eastAsia="JetBrains Mono" w:hAnsi="JetBrains Mono" w:cs="JetBrains Mono"/>
-                <w:sz w:val="16"/>
-                <w:szCs w:val="16"/>
-              </w:rPr>
-              <w:t>FORM CARD (Card component, padding 32)</w:t>
-            </w:r>
-          </w:p>
-          <w:p>
-            <w:pPr>
-              <w:spacing w:line="250" w:lineRule="auto"/>
-            </w:pPr>
-            <w:r>
-              <w:rPr>
-                <w:rFonts w:ascii="JetBrains Mono" w:eastAsia="JetBrains Mono" w:hAnsi="JetBrains Mono" w:cs="JetBrains Mono"/>
-                <w:sz w:val="16"/>
-                <w:szCs w:val="16"/>
-              </w:rPr>
-              <w:t>- Form heading (H4, Funnel Display 600, 22px): "Get a free workflow review"</w:t>
-            </w:r>
-          </w:p>
-          <w:p>
-            <w:pPr>
-              <w:spacing w:line="250" w:lineRule="auto"/>
-            </w:pPr>
-            <w:r>
-              <w:rPr>
-                <w:rFonts w:ascii="JetBrains Mono" w:eastAsia="JetBrains Mono" w:hAnsi="JetBrains Mono" w:cs="JetBrains Mono"/>
-                <w:sz w:val="16"/>
-                <w:szCs w:val="16"/>
-              </w:rPr>
-              <w:t>- Fields, 16px apart:</w:t>
-            </w:r>
-          </w:p>
-          <w:p>
-            <w:pPr>
-              <w:spacing w:line="250" w:lineRule="auto"/>
-            </w:pPr>
-            <w:r>
-              <w:rPr>
-                <w:rFonts w:ascii="JetBrains Mono" w:eastAsia="JetBrains Mono" w:hAnsi="JetBrains Mono" w:cs="JetBrains Mono"/>
-                <w:sz w:val="16"/>
-                <w:szCs w:val="16"/>
-              </w:rPr>
-              <w:t xml:space="preserve">  Row 1, two half-width fields side by side: "Full name" (placeholder "Your name") and "Phone (optional)" (placeholder "Only if you'd like a call")</w:t>
-            </w:r>
-          </w:p>
-          <w:p>
-            <w:pPr>
-              <w:spacing w:line="250" w:lineRule="auto"/>
-            </w:pPr>
-            <w:r>
-              <w:rPr>
-                <w:rFonts w:ascii="JetBrains Mono" w:eastAsia="JetBrains Mono" w:hAnsi="JetBrains Mono" w:cs="JetBrains Mono"/>
-                <w:sz w:val="16"/>
-                <w:szCs w:val="16"/>
-              </w:rPr>
-              <w:t xml:space="preserve">  Row 2: "Work email" (placeholder "you@yourorganization.com")</w:t>
-            </w:r>
-          </w:p>
-          <w:p>
-            <w:pPr>
-              <w:spacing w:line="250" w:lineRule="auto"/>
-            </w:pPr>
-            <w:r>
-              <w:rPr>
-                <w:rFonts w:ascii="JetBrains Mono" w:eastAsia="JetBrains Mono" w:hAnsi="JetBrains Mono" w:cs="JetBrains Mono"/>
-                <w:sz w:val="16"/>
-                <w:szCs w:val="16"/>
-              </w:rPr>
-              <w:t xml:space="preserve">  Row 3: Dropdown "Organization type" (placeh</w:t>
-            </w:r>
-            <w:r>
-              <w:rPr>
-                <w:rFonts w:ascii="JetBrains Mono" w:eastAsia="JetBrains Mono" w:hAnsi="JetBrains Mono" w:cs="JetBrains Mono"/>
-                <w:sz w:val="16"/>
-                <w:szCs w:val="16"/>
-              </w:rPr>
-              <w:t>older "Select one")</w:t>
-            </w:r>
-          </w:p>
-          <w:p>
-            <w:pPr>
-              <w:spacing w:line="250" w:lineRule="auto"/>
-            </w:pPr>
-            <w:r>
-              <w:rPr>
-                <w:rFonts w:ascii="JetBrains Mono" w:eastAsia="JetBrains Mono" w:hAnsi="JetBrains Mono" w:cs="JetBrains Mono"/>
-                <w:sz w:val="16"/>
-                <w:szCs w:val="16"/>
-              </w:rPr>
-              <w:t xml:space="preserve">  Row 4: Dropdown "Which work costs your team the most time? (optional)" (placeholder "Select one")</w:t>
-            </w:r>
-          </w:p>
-          <w:p>
-            <w:pPr>
-              <w:spacing w:line="250" w:lineRule="auto"/>
-            </w:pPr>
-            <w:r>
-              <w:rPr>
-                <w:rFonts w:ascii="JetBrains Mono" w:eastAsia="JetBrains Mono" w:hAnsi="JetBrains Mono" w:cs="JetBrains Mono"/>
-                <w:sz w:val="16"/>
-                <w:szCs w:val="16"/>
-              </w:rPr>
-              <w:t>- Primary button, full card width: "Get my free workflow review"</w:t>
-            </w:r>
-          </w:p>
-          <w:p>
-            <w:pPr>
-              <w:spacing w:line="250" w:lineRule="auto"/>
-            </w:pPr>
-            <w:r>
-              <w:rPr>
-                <w:rFonts w:ascii="JetBrains Mono" w:eastAsia="JetBrains Mono" w:hAnsi="JetBrains Mono" w:cs="JetBrains Mono"/>
-                <w:sz w:val="16"/>
-                <w:szCs w:val="16"/>
-              </w:rPr>
-              <w:t>- Under the button, Small, Muted, 12px below: "30 minutes with a senior</w:t>
-            </w:r>
-            <w:r>
-              <w:rPr>
-                <w:rFonts w:ascii="JetBrains Mono" w:eastAsia="JetBrains Mono" w:hAnsi="JetBrains Mono" w:cs="JetBrains Mono"/>
-                <w:sz w:val="16"/>
-                <w:szCs w:val="16"/>
-              </w:rPr>
-              <w:t xml:space="preserve"> engineer who has built healthcare software. You leave with a written plan for the first 3 workflows to automate. No commitment."</w:t>
-            </w:r>
-          </w:p>
-          <w:p>
-            <w:pPr>
-              <w:spacing w:line="250" w:lineRule="auto"/>
-            </w:pPr>
-            <w:r>
-              <w:rPr>
-                <w:rFonts w:ascii="JetBrains Mono" w:eastAsia="JetBrains Mono" w:hAnsi="JetBrains Mono" w:cs="JetBrains Mono"/>
-                <w:sz w:val="16"/>
-                <w:szCs w:val="16"/>
-              </w:rPr>
-              <w:t>- Privacy line, 12px, Muted, with a small lock icon: "We use your details only to set up your review. No newsletters unless yo</w:t>
-            </w:r>
-            <w:r>
-              <w:rPr>
-                <w:rFonts w:ascii="JetBrains Mono" w:eastAsia="JetBrains Mono" w:hAnsi="JetBrains Mono" w:cs="JetBrains Mono"/>
-                <w:sz w:val="16"/>
-                <w:szCs w:val="16"/>
-              </w:rPr>
-              <w:t>u ask."</w:t>
-            </w:r>
-          </w:p>
-          <w:p>
-            <w:pPr>
-              <w:spacing w:line="250" w:lineRule="auto"/>
-            </w:pPr>
-          </w:p>
-          <w:p>
-            <w:pPr>
-              <w:spacing w:line="250" w:lineRule="auto"/>
-            </w:pPr>
-            <w:r>
-              <w:rPr>
-                <w:rFonts w:ascii="JetBrains Mono" w:eastAsia="JetBrains Mono" w:hAnsi="JetBrains Mono" w:cs="JetBrains Mono"/>
-                <w:sz w:val="16"/>
-                <w:szCs w:val="16"/>
-              </w:rPr>
-              <w:t>LEFT COLUMN COPY</w:t>
-            </w:r>
-          </w:p>
-          <w:p>
-            <w:pPr>
-              <w:spacing w:line="250" w:lineRule="auto"/>
-            </w:pPr>
-            <w:r>
-              <w:rPr>
-                <w:rFonts w:ascii="JetBrains Mono" w:eastAsia="JetBrains Mono" w:hAnsi="JetBrains Mono" w:cs="JetBrains Mono"/>
-                <w:sz w:val="16"/>
-                <w:szCs w:val="16"/>
-              </w:rPr>
-              <w:t>- Eyebrow: "FOR HOME-BASED CARE AND CLINIC TEAMS"</w:t>
-            </w:r>
-          </w:p>
-          <w:p>
-            <w:pPr>
-              <w:spacing w:line="250" w:lineRule="auto"/>
-            </w:pPr>
-            <w:r>
-              <w:rPr>
-                <w:rFonts w:ascii="JetBrains Mono" w:eastAsia="JetBrains Mono" w:hAnsi="JetBrains Mono" w:cs="JetBrains Mono"/>
-                <w:sz w:val="16"/>
-                <w:szCs w:val="16"/>
-              </w:rPr>
-              <w:t>- H1 (max 3 lines): "AI automation for home health and clinic operations"</w:t>
-            </w:r>
-          </w:p>
-          <w:p>
-            <w:pPr>
-              <w:spacing w:line="250" w:lineRule="auto"/>
-            </w:pPr>
-            <w:r>
-              <w:rPr>
-                <w:rFonts w:ascii="JetBrains Mono" w:eastAsia="JetBrains Mono" w:hAnsi="JetBrains Mono" w:cs="JetBrains Mono"/>
-                <w:sz w:val="16"/>
-                <w:szCs w:val="16"/>
-              </w:rPr>
-              <w:t>- Lead subhead (Graphite #2E3034 for strong contrast, max width 620): "Give your coordinators back the hou</w:t>
-            </w:r>
-            <w:r>
-              <w:rPr>
-                <w:rFonts w:ascii="JetBrains Mono" w:eastAsia="JetBrains Mono" w:hAnsi="JetBrains Mono" w:cs="JetBrains Mono"/>
-                <w:sz w:val="16"/>
-                <w:szCs w:val="16"/>
-              </w:rPr>
-              <w:t>rs lost to intake, scheduling, paperwork and claims. We build AI workflows around the systems you already run, built for HIPAA from the first sprint."</w:t>
-            </w:r>
-          </w:p>
-          <w:p>
-            <w:pPr>
-              <w:spacing w:line="250" w:lineRule="auto"/>
-            </w:pPr>
-            <w:r>
-              <w:rPr>
-                <w:rFonts w:ascii="JetBrains Mono" w:eastAsia="JetBrains Mono" w:hAnsi="JetBrains Mono" w:cs="JetBrains Mono"/>
-                <w:sz w:val="16"/>
-                <w:szCs w:val="16"/>
-              </w:rPr>
-              <w:t>- "How it works" strip, 48px under the subhead: three small boxes in a row joined by thin arrows, each box height 56, radius 2, Small text (Wix Madefor Text 500):</w:t>
-            </w:r>
-          </w:p>
-          <w:p>
-            <w:pPr>
-              <w:spacing w:line="250" w:lineRule="auto"/>
-            </w:pPr>
-            <w:r>
-              <w:rPr>
-                <w:rFonts w:ascii="JetBrains Mono" w:eastAsia="JetBrains Mono" w:hAnsi="JetBrains Mono" w:cs="JetBrains Mono"/>
-                <w:sz w:val="16"/>
-                <w:szCs w:val="16"/>
-              </w:rPr>
-              <w:t xml:space="preserve">  Box 1: White with 1px Border, file icon, text "Referral arrives"</w:t>
-            </w:r>
-          </w:p>
-          <w:p>
-            <w:pPr>
-              <w:spacing w:line="250" w:lineRule="auto"/>
-            </w:pPr>
-            <w:r>
-              <w:rPr>
-                <w:rFonts w:ascii="JetBrains Mono" w:eastAsia="JetBrains Mono" w:hAnsi="JetBrains Mono" w:cs="JetBrains Mono"/>
-                <w:sz w:val="16"/>
-                <w:szCs w:val="16"/>
-              </w:rPr>
-              <w:t xml:space="preserve">  Box 2: Ice Cyan 15% tint</w:t>
-            </w:r>
-            <w:r>
-              <w:rPr>
-                <w:rFonts w:ascii="JetBrains Mono" w:eastAsia="JetBrains Mono" w:hAnsi="JetBrains Mono" w:cs="JetBrains Mono"/>
-                <w:sz w:val="16"/>
-                <w:szCs w:val="16"/>
-              </w:rPr>
-              <w:t xml:space="preserve"> fill (#E2F6F8) with a 1px Ice Cyan border, a small cyan sparkle icon, text "AI enters it in your EHR"</w:t>
-            </w:r>
-          </w:p>
-          <w:p>
-            <w:pPr>
-              <w:spacing w:line="250" w:lineRule="auto"/>
-            </w:pPr>
-            <w:r>
-              <w:rPr>
-                <w:rFonts w:ascii="JetBrains Mono" w:eastAsia="JetBrains Mono" w:hAnsi="JetBrains Mono" w:cs="JetBrains Mono"/>
-                <w:sz w:val="16"/>
-                <w:szCs w:val="16"/>
-              </w:rPr>
-              <w:t xml:space="preserve">  Box 3: White with 1px Charcoal border, check icon, text "Your team approves"</w:t>
-            </w:r>
-          </w:p>
-          <w:p>
-            <w:pPr>
-              <w:spacing w:line="250" w:lineRule="auto"/>
-            </w:pPr>
-            <w:r>
-              <w:rPr>
-                <w:rFonts w:ascii="JetBrains Mono" w:eastAsia="JetBrains Mono" w:hAnsi="JetBrains Mono" w:cs="JetBrains Mono"/>
-                <w:sz w:val="16"/>
-                <w:szCs w:val="16"/>
-              </w:rPr>
-              <w:t xml:space="preserve">  This strip is illustration text. Its message: AI does the work, people d</w:t>
-            </w:r>
-            <w:r>
-              <w:rPr>
-                <w:rFonts w:ascii="JetBrains Mono" w:eastAsia="JetBrains Mono" w:hAnsi="JetBrains Mono" w:cs="JetBrains Mono"/>
-                <w:sz w:val="16"/>
-                <w:szCs w:val="16"/>
-              </w:rPr>
-              <w:t>ecide.</w:t>
-            </w:r>
-          </w:p>
-          <w:p>
-            <w:pPr>
-              <w:spacing w:line="250" w:lineRule="auto"/>
-            </w:pPr>
-          </w:p>
-          <w:p>
-            <w:pPr>
-              <w:spacing w:line="250" w:lineRule="auto"/>
-            </w:pPr>
-            <w:r>
-              <w:rPr>
-                <w:rFonts w:ascii="JetBrains Mono" w:eastAsia="JetBrains Mono" w:hAnsi="JetBrains Mono" w:cs="JetBrains Mono"/>
-                <w:sz w:val="16"/>
-                <w:szCs w:val="16"/>
-              </w:rPr>
-              <w:t>MOBILE LAYOUT (390 wide, content 350)</w:t>
-            </w:r>
-          </w:p>
-          <w:p>
-            <w:pPr>
-              <w:spacing w:line="250" w:lineRule="auto"/>
-            </w:pPr>
-            <w:r>
-              <w:rPr>
-                <w:rFonts w:ascii="JetBrains Mono" w:eastAsia="JetBrains Mono" w:hAnsi="JetBrains Mono" w:cs="JetBrains Mono"/>
-                <w:sz w:val="16"/>
-                <w:szCs w:val="16"/>
-              </w:rPr>
-              <w:t>- Top bar 64 tall, Logo at x 20.</w:t>
-            </w:r>
-          </w:p>
-          <w:p>
-            <w:pPr>
-              <w:spacing w:line="250" w:lineRule="auto"/>
-            </w:pPr>
-            <w:r>
-              <w:rPr>
-                <w:rFonts w:ascii="JetBrains Mono" w:eastAsia="JetBrains Mono" w:hAnsi="JetBrains Mono" w:cs="JetBrains Mono"/>
-                <w:sz w:val="16"/>
-                <w:szCs w:val="16"/>
-              </w:rPr>
-              <w:t>- Eyebrow, H1 (34px, max 4 lines), Lead subhead (18px), 24px gap, then the form card full content width (padding 24, plates behind it offset 8px and 16px).</w:t>
-            </w:r>
-          </w:p>
-          <w:p>
-            <w:pPr>
-              <w:spacing w:line="250" w:lineRule="auto"/>
-            </w:pPr>
-            <w:r>
-              <w:rPr>
-                <w:rFonts w:ascii="JetBrains Mono" w:eastAsia="JetBrains Mono" w:hAnsi="JetBrains Mono" w:cs="JetBrains Mono"/>
-                <w:sz w:val="16"/>
-                <w:szCs w:val="16"/>
-              </w:rPr>
-              <w:t>- On mobile every fie</w:t>
-            </w:r>
-            <w:r>
-              <w:rPr>
-                <w:rFonts w:ascii="JetBrains Mono" w:eastAsia="JetBrains Mono" w:hAnsi="JetBrains Mono" w:cs="JetBrains Mono"/>
-                <w:sz w:val="16"/>
-                <w:szCs w:val="16"/>
-              </w:rPr>
-              <w:t>ld is full width. Order: Full name, Work email, Organization type, Which work costs your team the most time? (optional), Phone (optional).</w:t>
-            </w:r>
-          </w:p>
-          <w:p>
-            <w:pPr>
-              <w:spacing w:line="250" w:lineRule="auto"/>
-            </w:pPr>
-            <w:r>
-              <w:rPr>
-                <w:rFonts w:ascii="JetBrains Mono" w:eastAsia="JetBrains Mono" w:hAnsi="JetBrains Mono" w:cs="JetBrains Mono"/>
-                <w:sz w:val="16"/>
-                <w:szCs w:val="16"/>
-              </w:rPr>
-              <w:t>- Put the "how it works" strip UNDER the form card, boxes stacked vertically with down arrows.</w:t>
-            </w:r>
-          </w:p>
-          <w:p>
-            <w:pPr>
-              <w:spacing w:line="250" w:lineRule="auto"/>
-            </w:pPr>
-            <w:r>
-              <w:rPr>
-                <w:rFonts w:ascii="JetBrains Mono" w:eastAsia="JetBrains Mono" w:hAnsi="JetBrains Mono" w:cs="JetBrains Mono"/>
-                <w:sz w:val="16"/>
-                <w:szCs w:val="16"/>
-              </w:rPr>
-              <w:t>- Separately, to the r</w:t>
-            </w:r>
-            <w:r>
-              <w:rPr>
-                <w:rFonts w:ascii="JetBrains Mono" w:eastAsia="JetBrains Mono" w:hAnsi="JetBrains Mono" w:cs="JetBrains Mono"/>
-                <w:sz w:val="16"/>
-                <w:szCs w:val="16"/>
-              </w:rPr>
-              <w:t>ight of the mobile frame, draw the sticky bar as its own group "Sticky bar (mobile)" at 390 x 88: White, 1px Border top line, primary button "Get my free workflow review" 350 x 56. Add a Label above it: "SHOWS AFTER THE HERO SCROLLS AWAY".</w:t>
-            </w:r>
-          </w:p>
-          <w:p>
-            <w:pPr>
-              <w:spacing w:line="250" w:lineRule="auto"/>
-            </w:pPr>
-          </w:p>
-          <w:p>
-            <w:pPr>
-              <w:spacing w:line="250" w:lineRule="auto"/>
-            </w:pPr>
-            <w:r>
-              <w:rPr>
-                <w:rFonts w:ascii="JetBrains Mono" w:eastAsia="JetBrains Mono" w:hAnsi="JetBrains Mono" w:cs="JetBrains Mono"/>
-                <w:sz w:val="16"/>
-                <w:szCs w:val="16"/>
-              </w:rPr>
-              <w:t>DON'T: no hero photo, no stock doctors, no dashboard screenshots, no second button, no "Learn more", no stats in the hero.</w:t>
+              <w:t>- Background: Mist #EEEFEF, full frame.</w:t>
+            </w:r>
+          </w:p>
+          <w:p>
+            <w:pPr>
+              <w:spacing w:line="250" w:lineRule="auto"/>
+            </w:pPr>
+            <w:r>
+              <w:rPr>
+                <w:rFonts w:ascii="JetBrains Mono" w:eastAsia="JetBrains Mono" w:hAnsi="JetBrains Mono" w:cs="JetBrains Mono"/>
+                <w:sz w:val="16"/>
+                <w:szCs w:val="16"/>
+              </w:rPr>
+              <w:t>- Brand image: a placeholder rect "IMAGE / Layer stack" at x 700, y 0, 740 x 900, label "IMAGE: TekRevol layer stack, orange top plate (2-laye</w:t>
+            </w:r>
+            <w:r>
+              <w:rPr>
+                <w:rFonts w:ascii="JetBrains Mono" w:eastAsia="JetBrains Mono" w:hAnsi="JetBrains Mono" w:cs="JetBrains Mono"/>
+                <w:sz w:val="16"/>
+                <w:szCs w:val="16"/>
+              </w:rPr>
+              <w:t>rs.png)". Over its left edge, a &lt;linearGradient&gt; rect x 700 to 900 going from Mist at 100% opacity to Mist at 0%, so the image fades into the background. This is the only gradient.</w:t>
+            </w:r>
+          </w:p>
+          <w:p>
+            <w:pPr>
+              <w:spacing w:line="250" w:lineRule="auto"/>
+            </w:pPr>
+            <w:r>
+              <w:rPr>
+                <w:rFonts w:ascii="JetBrains Mono" w:eastAsia="JetBrains Mono" w:hAnsi="JetBrains Mono" w:cs="JetBrains Mono"/>
+                <w:sz w:val="16"/>
+                <w:szCs w:val="16"/>
+              </w:rPr>
+              <w:t>- Top bar, y 0 to 88: Logo placeholder at x 120. At the right edge of the c</w:t>
+            </w:r>
+            <w:r>
+              <w:rPr>
+                <w:rFonts w:ascii="JetBrains Mono" w:eastAsia="JetBrains Mono" w:hAnsi="JetBrains Mono" w:cs="JetBrains Mono"/>
+                <w:sz w:val="16"/>
+                <w:szCs w:val="16"/>
+              </w:rPr>
+              <w:t>ontent (ending x 1320), a shield-check icon (18px, Charcoal) and Small text Graphite "Built for HIPAA from the first sprint". Not a link. No navigation.</w:t>
+            </w:r>
+          </w:p>
+          <w:p>
+            <w:pPr>
+              <w:spacing w:line="250" w:lineRule="auto"/>
+            </w:pPr>
+            <w:r>
+              <w:rPr>
+                <w:rFonts w:ascii="JetBrains Mono" w:eastAsia="JetBrains Mono" w:hAnsi="JetBrains Mono" w:cs="JetBrains Mono"/>
+                <w:sz w:val="16"/>
+                <w:szCs w:val="16"/>
+              </w:rPr>
+              <w:t>- Left column (x 120 to 740), top at y 168:</w:t>
+            </w:r>
+          </w:p>
+          <w:p>
+            <w:pPr>
+              <w:spacing w:line="250" w:lineRule="auto"/>
+            </w:pPr>
+            <w:r>
+              <w:rPr>
+                <w:rFonts w:ascii="JetBrains Mono" w:eastAsia="JetBrains Mono" w:hAnsi="JetBrains Mono" w:cs="JetBrains Mono"/>
+                <w:sz w:val="16"/>
+                <w:szCs w:val="16"/>
+              </w:rPr>
+              <w:t xml:space="preserve">  Eyebrow (Orange Ink): "FOR HOME-BASED CARE AND CLINIC TEA</w:t>
+            </w:r>
+            <w:r>
+              <w:rPr>
+                <w:rFonts w:ascii="JetBrains Mono" w:eastAsia="JetBrains Mono" w:hAnsi="JetBrains Mono" w:cs="JetBrains Mono"/>
+                <w:sz w:val="16"/>
+                <w:szCs w:val="16"/>
+              </w:rPr>
+              <w:t>MS"</w:t>
+            </w:r>
+          </w:p>
+          <w:p>
+            <w:pPr>
+              <w:spacing w:line="250" w:lineRule="auto"/>
+            </w:pPr>
+            <w:r>
+              <w:rPr>
+                <w:rFonts w:ascii="JetBrains Mono" w:eastAsia="JetBrains Mono" w:hAnsi="JetBrains Mono" w:cs="JetBrains Mono"/>
+                <w:sz w:val="16"/>
+                <w:szCs w:val="16"/>
+              </w:rPr>
+              <w:t xml:space="preserve">  H1, 64px desktop, Funnel Display 600, line height 1.02, letter-spacing -2px, Charcoal, max 3 lines, width 620: "AI automation for home health and clinic operations"</w:t>
+            </w:r>
+          </w:p>
+          <w:p>
+            <w:pPr>
+              <w:spacing w:line="250" w:lineRule="auto"/>
+            </w:pPr>
+            <w:r>
+              <w:rPr>
+                <w:rFonts w:ascii="JetBrains Mono" w:eastAsia="JetBrains Mono" w:hAnsi="JetBrains Mono" w:cs="JetBrains Mono"/>
+                <w:sz w:val="16"/>
+                <w:szCs w:val="16"/>
+              </w:rPr>
+              <w:t xml:space="preserve">  24px below, Lead 20px, Graphite, width 560: "Give your coordinators back the hours </w:t>
+            </w:r>
+            <w:r>
+              <w:rPr>
+                <w:rFonts w:ascii="JetBrains Mono" w:eastAsia="JetBrains Mono" w:hAnsi="JetBrains Mono" w:cs="JetBrains Mono"/>
+                <w:sz w:val="16"/>
+                <w:szCs w:val="16"/>
+              </w:rPr>
+              <w:t>lost to intake, scheduling, paperwork and claims. We build AI workflows around the systems you already run, built for HIPAA from the first sprint."</w:t>
+            </w:r>
+          </w:p>
+          <w:p>
+            <w:pPr>
+              <w:spacing w:line="250" w:lineRule="auto"/>
+            </w:pPr>
+            <w:r>
+              <w:rPr>
+                <w:rFonts w:ascii="JetBrains Mono" w:eastAsia="JetBrains Mono" w:hAnsi="JetBrains Mono" w:cs="JetBrains Mono"/>
+                <w:sz w:val="16"/>
+                <w:szCs w:val="16"/>
+              </w:rPr>
+              <w:t>- PRODUCT SCENE (replaces the old 3-box strip), 40px under the subhead, x 120, 600 x 220. A White card, radi</w:t>
+            </w:r>
+            <w:r>
+              <w:rPr>
+                <w:rFonts w:ascii="JetBrains Mono" w:eastAsia="JetBrains Mono" w:hAnsi="JetBrains Mono" w:cs="JetBrains Mono"/>
+                <w:sz w:val="16"/>
+                <w:szCs w:val="16"/>
+              </w:rPr>
+              <w:t>us 2, 16px notch, 1px Border, padding 20. It is an illustration of AI reading a referral, drawn as a simple app UI. All of its text is illustration text:</w:t>
+            </w:r>
+          </w:p>
+          <w:p>
+            <w:pPr>
+              <w:spacing w:line="250" w:lineRule="auto"/>
+            </w:pPr>
+            <w:r>
+              <w:rPr>
+                <w:rFonts w:ascii="JetBrains Mono" w:eastAsia="JetBrains Mono" w:hAnsi="JetBrains Mono" w:cs="JetBrains Mono"/>
+                <w:sz w:val="16"/>
+                <w:szCs w:val="16"/>
+              </w:rPr>
+              <w:t xml:space="preserve">  Header row: icon/file (Charcoal) + JetBrains Mono 12px Muted "NEW REFERRAL · FAX · 8:42 AM". Right s</w:t>
+            </w:r>
+            <w:r>
+              <w:rPr>
+                <w:rFonts w:ascii="JetBrains Mono" w:eastAsia="JetBrains Mono" w:hAnsi="JetBrains Mono" w:cs="JetBrains Mono"/>
+                <w:sz w:val="16"/>
+                <w:szCs w:val="16"/>
+              </w:rPr>
+              <w:t>ide: an Ice Cyan tag (height 24, Charcoal text, JetBrains Mono 11px) "READ BY AI" with a small sparkle icon.</w:t>
+            </w:r>
+          </w:p>
+          <w:p>
+            <w:pPr>
+              <w:spacing w:line="250" w:lineRule="auto"/>
+            </w:pPr>
+            <w:r>
+              <w:rPr>
+                <w:rFonts w:ascii="JetBrains Mono" w:eastAsia="JetBrains Mono" w:hAnsi="JetBrains Mono" w:cs="JetBrains Mono"/>
+                <w:sz w:val="16"/>
+                <w:szCs w:val="16"/>
+              </w:rPr>
+              <w:t xml:space="preserve">  1px Border divider.</w:t>
+            </w:r>
+          </w:p>
+          <w:p>
+            <w:pPr>
+              <w:spacing w:line="250" w:lineRule="auto"/>
+            </w:pPr>
+            <w:r>
+              <w:rPr>
+                <w:rFonts w:ascii="JetBrains Mono" w:eastAsia="JetBrains Mono" w:hAnsi="JetBrains Mono" w:cs="JetBrains Mono"/>
+                <w:sz w:val="16"/>
+                <w:szCs w:val="16"/>
+              </w:rPr>
+              <w:t xml:space="preserve">  Three field pairs in a row (each 176 wide): small Muted label above, Wix Madefor Text 600 15px Charcoal value, and a 14px I</w:t>
+            </w:r>
+            <w:r>
+              <w:rPr>
+                <w:rFonts w:ascii="JetBrains Mono" w:eastAsia="JetBrains Mono" w:hAnsi="JetBrains Mono" w:cs="JetBrains Mono"/>
+                <w:sz w:val="16"/>
+                <w:szCs w:val="16"/>
+              </w:rPr>
+              <w:t>ce Cyan check circle before the value:</w:t>
+            </w:r>
+          </w:p>
+          <w:p>
+            <w:pPr>
+              <w:spacing w:line="250" w:lineRule="auto"/>
+            </w:pPr>
+            <w:r>
+              <w:rPr>
+                <w:rFonts w:ascii="JetBrains Mono" w:eastAsia="JetBrains Mono" w:hAnsi="JetBrains Mono" w:cs="JetBrains Mono"/>
+                <w:sz w:val="16"/>
+                <w:szCs w:val="16"/>
+              </w:rPr>
+              <w:t xml:space="preserve">    "Patient" / "Patient A."</w:t>
+            </w:r>
+          </w:p>
+          <w:p>
+            <w:pPr>
+              <w:spacing w:line="250" w:lineRule="auto"/>
+            </w:pPr>
+            <w:r>
+              <w:rPr>
+                <w:rFonts w:ascii="JetBrains Mono" w:eastAsia="JetBrains Mono" w:hAnsi="JetBrains Mono" w:cs="JetBrains Mono"/>
+                <w:sz w:val="16"/>
+                <w:szCs w:val="16"/>
+              </w:rPr>
+              <w:t xml:space="preserve">    "Payer" / "Medicare Advantage"</w:t>
+            </w:r>
+          </w:p>
+          <w:p>
+            <w:pPr>
+              <w:spacing w:line="250" w:lineRule="auto"/>
+            </w:pPr>
+            <w:r>
+              <w:rPr>
+                <w:rFonts w:ascii="JetBrains Mono" w:eastAsia="JetBrains Mono" w:hAnsi="JetBrains Mono" w:cs="JetBrains Mono"/>
+                <w:sz w:val="16"/>
+                <w:szCs w:val="16"/>
+              </w:rPr>
+              <w:t xml:space="preserve">    "Order" / "Skilled nursing, 2x a week"</w:t>
+            </w:r>
+          </w:p>
+          <w:p>
+            <w:pPr>
+              <w:spacing w:line="250" w:lineRule="auto"/>
+            </w:pPr>
+            <w:r>
+              <w:rPr>
+                <w:rFonts w:ascii="JetBrains Mono" w:eastAsia="JetBrains Mono" w:hAnsi="JetBrains Mono" w:cs="JetBrains Mono"/>
+                <w:sz w:val="16"/>
+                <w:szCs w:val="16"/>
+              </w:rPr>
+              <w:t xml:space="preserve">  Below, a flag row: a 2px Orange Ink left bar, alert icon in Orange Ink, Small text Charcoal "Missing: signed</w:t>
+            </w:r>
+            <w:r>
+              <w:rPr>
+                <w:rFonts w:ascii="JetBrains Mono" w:eastAsia="JetBrains Mono" w:hAnsi="JetBrains Mono" w:cs="JetBrains Mono"/>
+                <w:sz w:val="16"/>
+                <w:szCs w:val="16"/>
+              </w:rPr>
+              <w:t xml:space="preserve"> physician order".</w:t>
+            </w:r>
+          </w:p>
+          <w:p>
+            <w:pPr>
+              <w:spacing w:line="250" w:lineRule="auto"/>
+            </w:pPr>
+            <w:r>
+              <w:rPr>
+                <w:rFonts w:ascii="JetBrains Mono" w:eastAsia="JetBrains Mono" w:hAnsi="JetBrains Mono" w:cs="JetBrains Mono"/>
+                <w:sz w:val="16"/>
+                <w:szCs w:val="16"/>
+              </w:rPr>
+              <w:t xml:space="preserve">  Footer row: Small Muted "Coordinator decides" on the left. On the right two SMALL illustration buttons (height 32, radius 2, Wix 600 13px): "Request order" (White, 1px Charcoal border) and "Accept patient" (Charcoal fill, White text). </w:t>
+            </w:r>
+            <w:r>
+              <w:rPr>
+                <w:rFonts w:ascii="JetBrains Mono" w:eastAsia="JetBrains Mono" w:hAnsi="JetBrains Mono" w:cs="JetBrains Mono"/>
+                <w:sz w:val="16"/>
+                <w:szCs w:val="16"/>
+              </w:rPr>
+              <w:t>Keep them small and dark so nobody mistakes them for the page's real button.</w:t>
+            </w:r>
+          </w:p>
+          <w:p>
+            <w:pPr>
+              <w:spacing w:line="250" w:lineRule="auto"/>
+            </w:pPr>
+            <w:r>
+              <w:rPr>
+                <w:rFonts w:ascii="JetBrains Mono" w:eastAsia="JetBrains Mono" w:hAnsi="JetBrains Mono" w:cs="JetBrains Mono"/>
+                <w:sz w:val="16"/>
+                <w:szCs w:val="16"/>
+              </w:rPr>
+              <w:t>- FORM CARD (x 860 to 1320, 460 wide), top at y 168, White, 16px notch, padding 32. Behind it, NO offset plates (the image does that job now).</w:t>
+            </w:r>
+          </w:p>
+          <w:p>
+            <w:pPr>
+              <w:spacing w:line="250" w:lineRule="auto"/>
+            </w:pPr>
+            <w:r>
+              <w:rPr>
+                <w:rFonts w:ascii="JetBrains Mono" w:eastAsia="JetBrains Mono" w:hAnsi="JetBrains Mono" w:cs="JetBrains Mono"/>
+                <w:sz w:val="16"/>
+                <w:szCs w:val="16"/>
+              </w:rPr>
+              <w:t xml:space="preserve">  Form heading (Funnel Display 600, </w:t>
+            </w:r>
+            <w:r>
+              <w:rPr>
+                <w:rFonts w:ascii="JetBrains Mono" w:eastAsia="JetBrains Mono" w:hAnsi="JetBrains Mono" w:cs="JetBrains Mono"/>
+                <w:sz w:val="16"/>
+                <w:szCs w:val="16"/>
+              </w:rPr>
+              <w:t>24px): "Get a free workflow review"</w:t>
+            </w:r>
+          </w:p>
+          <w:p>
+            <w:pPr>
+              <w:spacing w:line="250" w:lineRule="auto"/>
+            </w:pPr>
+            <w:r>
+              <w:rPr>
+                <w:rFonts w:ascii="JetBrains Mono" w:eastAsia="JetBrains Mono" w:hAnsi="JetBrains Mono" w:cs="JetBrains Mono"/>
+                <w:sz w:val="16"/>
+                <w:szCs w:val="16"/>
+              </w:rPr>
+              <w:t xml:space="preserve">  Fields, 16px apart:</w:t>
+            </w:r>
+          </w:p>
+          <w:p>
+            <w:pPr>
+              <w:spacing w:line="250" w:lineRule="auto"/>
+            </w:pPr>
+            <w:r>
+              <w:rPr>
+                <w:rFonts w:ascii="JetBrains Mono" w:eastAsia="JetBrains Mono" w:hAnsi="JetBrains Mono" w:cs="JetBrains Mono"/>
+                <w:sz w:val="16"/>
+                <w:szCs w:val="16"/>
+              </w:rPr>
+              <w:t xml:space="preserve">    Row 1, two half-width fields: "Full name" (placeholder "Your name") and "Phone (optional)" (placeholder "Only if you'd like a call")</w:t>
+            </w:r>
+          </w:p>
+          <w:p>
+            <w:pPr>
+              <w:spacing w:line="250" w:lineRule="auto"/>
+            </w:pPr>
+            <w:r>
+              <w:rPr>
+                <w:rFonts w:ascii="JetBrains Mono" w:eastAsia="JetBrains Mono" w:hAnsi="JetBrains Mono" w:cs="JetBrains Mono"/>
+                <w:sz w:val="16"/>
+                <w:szCs w:val="16"/>
+              </w:rPr>
+              <w:t xml:space="preserve">    Row 2: "Work email" (placeholder "you@yourorganization.com")</w:t>
+            </w:r>
+          </w:p>
+          <w:p>
+            <w:pPr>
+              <w:spacing w:line="250" w:lineRule="auto"/>
+            </w:pPr>
+            <w:r>
+              <w:rPr>
+                <w:rFonts w:ascii="JetBrains Mono" w:eastAsia="JetBrains Mono" w:hAnsi="JetBrains Mono" w:cs="JetBrains Mono"/>
+                <w:sz w:val="16"/>
+                <w:szCs w:val="16"/>
+              </w:rPr>
+              <w:t xml:space="preserve">    Row 3: Dropdown "Organization type" (placeholder "Select one")</w:t>
+            </w:r>
+          </w:p>
+          <w:p>
+            <w:pPr>
+              <w:spacing w:line="250" w:lineRule="auto"/>
+            </w:pPr>
+            <w:r>
+              <w:rPr>
+                <w:rFonts w:ascii="JetBrains Mono" w:eastAsia="JetBrains Mono" w:hAnsi="JetBrains Mono" w:cs="JetBrains Mono"/>
+                <w:sz w:val="16"/>
+                <w:szCs w:val="16"/>
+              </w:rPr>
+              <w:t xml:space="preserve">    Row 4: Dropdown "Which work costs your team the most time? (optional)" (placeholder "Select one"). Keep "(optional)" on </w:t>
+            </w:r>
+            <w:r>
+              <w:rPr>
+                <w:rFonts w:ascii="JetBrains Mono" w:eastAsia="JetBrains Mono" w:hAnsi="JetBrains Mono" w:cs="JetBrains Mono"/>
+                <w:sz w:val="16"/>
+                <w:szCs w:val="16"/>
+              </w:rPr>
+              <w:t>the same line, in Muted 400.</w:t>
+            </w:r>
+          </w:p>
+          <w:p>
+            <w:pPr>
+              <w:spacing w:line="250" w:lineRule="auto"/>
+            </w:pPr>
+            <w:r>
+              <w:rPr>
+                <w:rFonts w:ascii="JetBrains Mono" w:eastAsia="JetBrains Mono" w:hAnsi="JetBrains Mono" w:cs="JetBrains Mono"/>
+                <w:sz w:val="16"/>
+                <w:szCs w:val="16"/>
+              </w:rPr>
+              <w:t xml:space="preserve">  Primary button, full card width, height 56: "Get my free workflow review" with a small arrow icon after the text.</w:t>
+            </w:r>
+          </w:p>
+          <w:p>
+            <w:pPr>
+              <w:spacing w:line="250" w:lineRule="auto"/>
+            </w:pPr>
+            <w:r>
+              <w:rPr>
+                <w:rFonts w:ascii="JetBrains Mono" w:eastAsia="JetBrains Mono" w:hAnsi="JetBrains Mono" w:cs="JetBrains Mono"/>
+                <w:sz w:val="16"/>
+                <w:szCs w:val="16"/>
+              </w:rPr>
+              <w:t xml:space="preserve">  12px below, Small Graphite: "30 minutes with a senior engineer who has built healthcare software. You leave w</w:t>
+            </w:r>
+            <w:r>
+              <w:rPr>
+                <w:rFonts w:ascii="JetBrains Mono" w:eastAsia="JetBrains Mono" w:hAnsi="JetBrains Mono" w:cs="JetBrains Mono"/>
+                <w:sz w:val="16"/>
+                <w:szCs w:val="16"/>
+              </w:rPr>
+              <w:t>ith a written plan for the first 3 workflows to automate. No commitment."</w:t>
+            </w:r>
+          </w:p>
+          <w:p>
+            <w:pPr>
+              <w:spacing w:line="250" w:lineRule="auto"/>
+            </w:pPr>
+            <w:r>
+              <w:rPr>
+                <w:rFonts w:ascii="JetBrains Mono" w:eastAsia="JetBrains Mono" w:hAnsi="JetBrains Mono" w:cs="JetBrains Mono"/>
+                <w:sz w:val="16"/>
+                <w:szCs w:val="16"/>
+              </w:rPr>
+              <w:t xml:space="preserve">  16px below, 1px Border divider, then a row: lock icon + 12px Muted "We use your details only to set up your review. No newsletters unless you ask."</w:t>
+            </w:r>
+          </w:p>
+          <w:p>
+            <w:pPr>
+              <w:spacing w:line="250" w:lineRule="auto"/>
+            </w:pPr>
+            <w:r>
+              <w:rPr>
+                <w:rFonts w:ascii="JetBrains Mono" w:eastAsia="JetBrains Mono" w:hAnsi="JetBrains Mono" w:cs="JetBrains Mono"/>
+                <w:sz w:val="16"/>
+                <w:szCs w:val="16"/>
+              </w:rPr>
+              <w:t xml:space="preserve">  The button must sit above y 72</w:t>
+            </w:r>
+            <w:r>
+              <w:rPr>
+                <w:rFonts w:ascii="JetBrains Mono" w:eastAsia="JetBrains Mono" w:hAnsi="JetBrains Mono" w:cs="JetBrains Mono"/>
+                <w:sz w:val="16"/>
+                <w:szCs w:val="16"/>
+              </w:rPr>
+              <w:t>0 so it shows on a 1440 x 900 screen.</w:t>
+            </w:r>
+          </w:p>
+          <w:p>
+            <w:pPr>
+              <w:spacing w:line="250" w:lineRule="auto"/>
+            </w:pPr>
+          </w:p>
+          <w:p>
+            <w:pPr>
+              <w:spacing w:line="250" w:lineRule="auto"/>
+            </w:pPr>
+            <w:r>
+              <w:rPr>
+                <w:rFonts w:ascii="JetBrains Mono" w:eastAsia="JetBrains Mono" w:hAnsi="JetBrains Mono" w:cs="JetBrains Mono"/>
+                <w:sz w:val="16"/>
+                <w:szCs w:val="16"/>
+              </w:rPr>
+              <w:t>MOBILE (390 wide, content 350)</w:t>
+            </w:r>
+          </w:p>
+          <w:p>
+            <w:pPr>
+              <w:spacing w:line="250" w:lineRule="auto"/>
+            </w:pPr>
+            <w:r>
+              <w:rPr>
+                <w:rFonts w:ascii="JetBrains Mono" w:eastAsia="JetBrains Mono" w:hAnsi="JetBrains Mono" w:cs="JetBrains Mono"/>
+                <w:sz w:val="16"/>
+                <w:szCs w:val="16"/>
+              </w:rPr>
+              <w:t>- Background Mist. No brand image on mobile.</w:t>
+            </w:r>
+          </w:p>
+          <w:p>
+            <w:pPr>
+              <w:spacing w:line="250" w:lineRule="auto"/>
+            </w:pPr>
+            <w:r>
+              <w:rPr>
+                <w:rFonts w:ascii="JetBrains Mono" w:eastAsia="JetBrains Mono" w:hAnsi="JetBrains Mono" w:cs="JetBrains Mono"/>
+                <w:sz w:val="16"/>
+                <w:szCs w:val="16"/>
+              </w:rPr>
+              <w:t>- Top bar 64 tall: Logo at x 20.</w:t>
+            </w:r>
+          </w:p>
+          <w:p>
+            <w:pPr>
+              <w:spacing w:line="250" w:lineRule="auto"/>
+            </w:pPr>
+            <w:r>
+              <w:rPr>
+                <w:rFonts w:ascii="JetBrains Mono" w:eastAsia="JetBrains Mono" w:hAnsi="JetBrains Mono" w:cs="JetBrains Mono"/>
+                <w:sz w:val="16"/>
+                <w:szCs w:val="16"/>
+              </w:rPr>
+              <w:t>- Eyebrow, H1 (36px, line height 1.05, max 4 lines), Lead 17px.</w:t>
+            </w:r>
+          </w:p>
+          <w:p>
+            <w:pPr>
+              <w:spacing w:line="250" w:lineRule="auto"/>
+            </w:pPr>
+            <w:r>
+              <w:rPr>
+                <w:rFonts w:ascii="JetBrains Mono" w:eastAsia="JetBrains Mono" w:hAnsi="JetBrains Mono" w:cs="JetBrains Mono"/>
+                <w:sz w:val="16"/>
+                <w:szCs w:val="16"/>
+              </w:rPr>
+              <w:t>- 24px gap, the form card full content width</w:t>
+            </w:r>
+            <w:r>
+              <w:rPr>
+                <w:rFonts w:ascii="JetBrains Mono" w:eastAsia="JetBrains Mono" w:hAnsi="JetBrains Mono" w:cs="JetBrains Mono"/>
+                <w:sz w:val="16"/>
+                <w:szCs w:val="16"/>
+              </w:rPr>
+              <w:t xml:space="preserve"> (padding 24). Mobile field order, all full width: Full name, Work email, Organization type, Which work costs your team the most time? (optional), Phone (optional).</w:t>
+            </w:r>
+          </w:p>
+          <w:p>
+            <w:pPr>
+              <w:spacing w:line="250" w:lineRule="auto"/>
+            </w:pPr>
+            <w:r>
+              <w:rPr>
+                <w:rFonts w:ascii="JetBrains Mono" w:eastAsia="JetBrains Mono" w:hAnsi="JetBrains Mono" w:cs="JetBrains Mono"/>
+                <w:sz w:val="16"/>
+                <w:szCs w:val="16"/>
+              </w:rPr>
+              <w:t>- 32px below the form: the product scene, full width. On mobile, stack the three field pair</w:t>
+            </w:r>
+            <w:r>
+              <w:rPr>
+                <w:rFonts w:ascii="JetBrains Mono" w:eastAsia="JetBrains Mono" w:hAnsi="JetBrains Mono" w:cs="JetBrains Mono"/>
+                <w:sz w:val="16"/>
+                <w:szCs w:val="16"/>
+              </w:rPr>
+              <w:t>s vertically and put the two small illustration buttons on their own row.</w:t>
+            </w:r>
+          </w:p>
+          <w:p>
+            <w:pPr>
+              <w:spacing w:line="250" w:lineRule="auto"/>
+            </w:pPr>
+            <w:r>
+              <w:rPr>
+                <w:rFonts w:ascii="JetBrains Mono" w:eastAsia="JetBrains Mono" w:hAnsi="JetBrains Mono" w:cs="JetBrains Mono"/>
+                <w:sz w:val="16"/>
+                <w:szCs w:val="16"/>
+              </w:rPr>
+              <w:t>- Separately, to the right of the mobile frame, the sticky bar group "Sticky bar (mobile)" 390 x 88: White, 1px Border top line, primary button "Get my free workflow review" 350 x 56</w:t>
+            </w:r>
+            <w:r>
+              <w:rPr>
+                <w:rFonts w:ascii="JetBrains Mono" w:eastAsia="JetBrains Mono" w:hAnsi="JetBrains Mono" w:cs="JetBrains Mono"/>
+                <w:sz w:val="16"/>
+                <w:szCs w:val="16"/>
+              </w:rPr>
+              <w:t>, with the Label "SHOWS AFTER THE HERO SCROLLS AWAY" above it.</w:t>
+            </w:r>
+          </w:p>
+          <w:p>
+            <w:pPr>
+              <w:spacing w:line="250" w:lineRule="auto"/>
+            </w:pPr>
+          </w:p>
+          <w:p>
+            <w:pPr>
+              <w:spacing w:line="250" w:lineRule="auto"/>
+            </w:pPr>
+            <w:r>
+              <w:rPr>
+                <w:rFonts w:ascii="JetBrains Mono" w:eastAsia="JetBrains Mono" w:hAnsi="JetBrains Mono" w:cs="JetBrains Mono"/>
+                <w:sz w:val="16"/>
+                <w:szCs w:val="16"/>
+              </w:rPr>
+              <w:t>QUALITY BAR</w:t>
+            </w:r>
+          </w:p>
+          <w:p>
+            <w:pPr>
+              <w:spacing w:line="250" w:lineRule="auto"/>
+            </w:pPr>
+            <w:r>
+              <w:rPr>
+                <w:rFonts w:ascii="JetBrains Mono" w:eastAsia="JetBrains Mono" w:hAnsi="JetBrains Mono" w:cs="JetBrains Mono"/>
+                <w:sz w:val="16"/>
+                <w:szCs w:val="16"/>
+              </w:rPr>
+              <w:t>- Big, confident headline with lots of air around it. Strong left edge: eyebrow, H1, subhead and product scene all start at x 120.</w:t>
+            </w:r>
+          </w:p>
+          <w:p>
+            <w:pPr>
+              <w:spacing w:line="250" w:lineRule="auto"/>
+            </w:pPr>
+            <w:r>
+              <w:rPr>
+                <w:rFonts w:ascii="JetBrains Mono" w:eastAsia="JetBrains Mono" w:hAnsi="JetBrains Mono" w:cs="JetBrains Mono"/>
+                <w:sz w:val="16"/>
+                <w:szCs w:val="16"/>
+              </w:rPr>
+              <w:t>- Only two orange things on screen: the image's t</w:t>
+            </w:r>
+            <w:r>
+              <w:rPr>
+                <w:rFonts w:ascii="JetBrains Mono" w:eastAsia="JetBrains Mono" w:hAnsi="JetBrains Mono" w:cs="JetBrains Mono"/>
+                <w:sz w:val="16"/>
+                <w:szCs w:val="16"/>
+              </w:rPr>
+              <w:t>op plate and the form button.</w:t>
+            </w:r>
+          </w:p>
+          <w:p>
+            <w:pPr>
+              <w:spacing w:line="250" w:lineRule="auto"/>
+            </w:pPr>
+            <w:r>
+              <w:rPr>
+                <w:rFonts w:ascii="JetBrains Mono" w:eastAsia="JetBrains Mono" w:hAnsi="JetBrains Mono" w:cs="JetBrains Mono"/>
+                <w:sz w:val="16"/>
+                <w:szCs w:val="16"/>
+              </w:rPr>
+              <w:t>- No stock photos of doctors, no dashboard screenshots, no second page-level button, no "Learn more".</w:t>
             </w:r>
           </w:p>
         </w:tc>
@@ -5595,10 +5867,7 @@
         <w:t>Hero variants (do these in Figma, not in GPT):</w:t>
       </w:r>
       <w:r>
-        <w:t xml:space="preserve"> duplicate the finished hero frame four times and change only the H1, subhead and the</w:t>
-      </w:r>
-      <w:r>
-        <w:t xml:space="preserve"> preselected Organization type. One frame per </w:t>
+        <w:t xml:space="preserve"> duplicate the finished hero frame four times and change only the H1, subhead and the preselected Organization type. One frame per </w:t>
       </w:r>
       <w:r>
         <w:rPr>
@@ -6405,15 +6674,7 @@
                 <w:sz w:val="16"/>
                 <w:szCs w:val="16"/>
               </w:rPr>
-              <w:t>- Fo</w:t>
-            </w:r>
-            <w:r>
-              <w:rPr>
-                <w:rFonts w:ascii="JetBrains Mono" w:eastAsia="JetBrains Mono" w:hAnsi="JetBrains Mono" w:cs="JetBrains Mono"/>
-                <w:sz w:val="16"/>
-                <w:szCs w:val="16"/>
-              </w:rPr>
-              <w:t>ur facts in a row across columns 1 to 9, separated by 1px Silver vertical dividers 40px tall. Each fact: a bold part (Funnel Display 600, 24px, Charcoal) above a regular part (Small, Muted):</w:t>
+              <w:t>- Four facts in a row across columns 1 to 9, separated by 1px Silver vertical dividers 40px tall. Each fact: a bold part (Funnel Display 600, 24px, Charcoal) above a regular part (Small, Muted):</w:t>
             </w:r>
           </w:p>
           <w:p>
@@ -6789,7 +7050,15 @@
                 <w:sz w:val="16"/>
                 <w:szCs w:val="16"/>
               </w:rPr>
-              <w:t xml:space="preserve">  4. icon/calendar-x: "An authorization runs out, and nobody notices until the claim comes back."</w:t>
+              <w:t xml:space="preserve">  4. icon/calendar-x: "An authorization runs out, and nobody notices until the claim</w:t>
+            </w:r>
+            <w:r>
+              <w:rPr>
+                <w:rFonts w:ascii="JetBrains Mono" w:eastAsia="JetBrains Mono" w:hAnsi="JetBrains Mono" w:cs="JetBrains Mono"/>
+                <w:sz w:val="16"/>
+                <w:szCs w:val="16"/>
+              </w:rPr>
+              <w:t xml:space="preserve"> comes back."</w:t>
             </w:r>
           </w:p>
           <w:p>
@@ -6828,41 +7097,49 @@
                 <w:sz w:val="16"/>
                 <w:szCs w:val="16"/>
               </w:rPr>
-              <w:t>- 40px below the grid: a line in H4 (Funnel Display 600, 20px, Charcoal), with a small 8px Ice Cyan square before it: "Each of these is a workflow. Each one can be automated, with your team still making the call."</w:t>
-            </w:r>
-          </w:p>
-          <w:p>
-            <w:pPr>
-              <w:spacing w:line="250" w:lineRule="auto"/>
-            </w:pPr>
-            <w:r>
-              <w:rPr>
-                <w:rFonts w:ascii="JetBrains Mono" w:eastAsia="JetBrains Mono" w:hAnsi="JetBrains Mono" w:cs="JetBrains Mono"/>
-                <w:sz w:val="16"/>
-                <w:szCs w:val="16"/>
-              </w:rPr>
-              <w:t>- 16px below: Text link "Find out which o</w:t>
-            </w:r>
-            <w:r>
-              <w:rPr>
-                <w:rFonts w:ascii="JetBrains Mono" w:eastAsia="JetBrains Mono" w:hAnsi="JetBrains Mono" w:cs="JetBrains Mono"/>
-                <w:sz w:val="16"/>
-                <w:szCs w:val="16"/>
-              </w:rPr>
-              <w:t>ne to fix first →" (it scrolls to the hero form).</w:t>
-            </w:r>
-          </w:p>
-          <w:p>
-            <w:pPr>
-              <w:spacing w:line="250" w:lineRule="auto"/>
-            </w:pPr>
-            <w:r>
-              <w:rPr>
-                <w:rFonts w:ascii="JetBrains Mono" w:eastAsia="JetBrains Mono" w:hAnsi="JetBrains Mono" w:cs="JetBrains Mono"/>
-                <w:sz w:val="16"/>
-                <w:szCs w:val="16"/>
-              </w:rPr>
-              <w:t>- Optional texture: the "Iteration lines" pattern, very faint, only in the empty space at the top right.</w:t>
+              <w:t>- 40px below the grid: a line in H4 (Funnel Display 600, 20px, Charcoal), with a sm</w:t>
+            </w:r>
+            <w:r>
+              <w:rPr>
+                <w:rFonts w:ascii="JetBrains Mono" w:eastAsia="JetBrains Mono" w:hAnsi="JetBrains Mono" w:cs="JetBrains Mono"/>
+                <w:sz w:val="16"/>
+                <w:szCs w:val="16"/>
+              </w:rPr>
+              <w:t>all 8px Ice Cyan square before it: "Each of these is a workflow. Each one can be automated, with your team still making the call."</w:t>
+            </w:r>
+          </w:p>
+          <w:p>
+            <w:pPr>
+              <w:spacing w:line="250" w:lineRule="auto"/>
+            </w:pPr>
+            <w:r>
+              <w:rPr>
+                <w:rFonts w:ascii="JetBrains Mono" w:eastAsia="JetBrains Mono" w:hAnsi="JetBrains Mono" w:cs="JetBrains Mono"/>
+                <w:sz w:val="16"/>
+                <w:szCs w:val="16"/>
+              </w:rPr>
+              <w:t>- 16px below: Text link "Find out which one to fix first →" (it scrolls to the hero form).</w:t>
+            </w:r>
+          </w:p>
+          <w:p>
+            <w:pPr>
+              <w:spacing w:line="250" w:lineRule="auto"/>
+            </w:pPr>
+            <w:r>
+              <w:rPr>
+                <w:rFonts w:ascii="JetBrains Mono" w:eastAsia="JetBrains Mono" w:hAnsi="JetBrains Mono" w:cs="JetBrains Mono"/>
+                <w:sz w:val="16"/>
+                <w:szCs w:val="16"/>
+              </w:rPr>
+              <w:t>- Optional texture: the "Iteration</w:t>
+            </w:r>
+            <w:r>
+              <w:rPr>
+                <w:rFonts w:ascii="JetBrains Mono" w:eastAsia="JetBrains Mono" w:hAnsi="JetBrains Mono" w:cs="JetBrains Mono"/>
+                <w:sz w:val="16"/>
+                <w:szCs w:val="16"/>
+              </w:rPr>
+              <w:t xml:space="preserve"> lines" pattern, very faint, only in the empty space at the top right.</w:t>
             </w:r>
           </w:p>
           <w:p>
@@ -6893,33 +7170,33 @@
                 <w:sz w:val="16"/>
                 <w:szCs w:val="16"/>
               </w:rPr>
-              <w:t>- H2, intro, then the six cards stacked full width (350 wide, padding 24, height to fit, 12px</w:t>
-            </w:r>
-            <w:r>
-              <w:rPr>
-                <w:rFonts w:ascii="JetBrains Mono" w:eastAsia="JetBrains Mono" w:hAnsi="JetBrains Mono" w:cs="JetBrains Mono"/>
-                <w:sz w:val="16"/>
-                <w:szCs w:val="16"/>
-              </w:rPr>
-              <w:t xml:space="preserve"> gaps). Then the closing line and the link.</w:t>
-            </w:r>
-          </w:p>
-          <w:p>
-            <w:pPr>
-              <w:spacing w:line="250" w:lineRule="auto"/>
-            </w:pPr>
-          </w:p>
-          <w:p>
-            <w:pPr>
-              <w:spacing w:line="250" w:lineRule="auto"/>
-            </w:pPr>
-            <w:r>
-              <w:rPr>
-                <w:rFonts w:ascii="JetBrains Mono" w:eastAsia="JetBrains Mono" w:hAnsi="JetBrains Mono" w:cs="JetBrains Mono"/>
-                <w:sz w:val="16"/>
-                <w:szCs w:val="16"/>
-              </w:rPr>
-              <w:t>DON'T: no statistics, no sad stock photos, no red warning colors. The tone is "we understand", not "you're failing".</w:t>
+              <w:t>- H2, intro, then the six cards stacked full width (350 wide, padding 24, height to fit, 12px gaps). Then the closing line and the link.</w:t>
+            </w:r>
+          </w:p>
+          <w:p>
+            <w:pPr>
+              <w:spacing w:line="250" w:lineRule="auto"/>
+            </w:pPr>
+          </w:p>
+          <w:p>
+            <w:pPr>
+              <w:spacing w:line="250" w:lineRule="auto"/>
+            </w:pPr>
+            <w:r>
+              <w:rPr>
+                <w:rFonts w:ascii="JetBrains Mono" w:eastAsia="JetBrains Mono" w:hAnsi="JetBrains Mono" w:cs="JetBrains Mono"/>
+                <w:sz w:val="16"/>
+                <w:szCs w:val="16"/>
+              </w:rPr>
+              <w:t>DON'T: no statistics, no sad stock phot</w:t>
+            </w:r>
+            <w:r>
+              <w:rPr>
+                <w:rFonts w:ascii="JetBrains Mono" w:eastAsia="JetBrains Mono" w:hAnsi="JetBrains Mono" w:cs="JetBrains Mono"/>
+                <w:sz w:val="16"/>
+                <w:szCs w:val="16"/>
+              </w:rPr>
+              <w:t>os, no red warning colors. The tone is "we understand", not "you're failing".</w:t>
             </w:r>
           </w:p>
         </w:tc>
@@ -7019,15 +7296,15 @@
                 <w:sz w:val="16"/>
                 <w:szCs w:val="16"/>
               </w:rPr>
-              <w:t>Job: show exactly what gets automated and prove that people stay in charge. Buyers are skeptical of "AI-powered" claims. The split be</w:t>
-            </w:r>
-            <w:r>
-              <w:rPr>
-                <w:rFonts w:ascii="JetBrains Mono" w:eastAsia="JetBrains Mono" w:hAnsi="JetBrains Mono" w:cs="JetBrains Mono"/>
-                <w:sz w:val="16"/>
-                <w:szCs w:val="16"/>
-              </w:rPr>
-              <w:t>tween AI and people is the whole message, so make it visible at a glance with the cyan (AI) versus charcoal (your team) contrast.</w:t>
+              <w:t>Job: show exactly what gets automated and prove that people stay in charge. Buyers are skeptical of "AI-powered" claims. The split between AI and people is the whole message, so make it visible at a glance with the cyan (AI) versus charcoal (your team) con</w:t>
+            </w:r>
+            <w:r>
+              <w:rPr>
+                <w:rFonts w:ascii="JetBrains Mono" w:eastAsia="JetBrains Mono" w:hAnsi="JetBrains Mono" w:cs="JetBrains Mono"/>
+                <w:sz w:val="16"/>
+                <w:szCs w:val="16"/>
+              </w:rPr>
+              <w:t>trast.</w:t>
             </w:r>
           </w:p>
           <w:p>
@@ -7084,99 +7361,91 @@
                 <w:sz w:val="16"/>
                 <w:szCs w:val="16"/>
               </w:rPr>
-              <w:t>- Intro (Lead, Graphite), 16px under: "We b</w:t>
-            </w:r>
-            <w:r>
-              <w:rPr>
-                <w:rFonts w:ascii="JetBrains Mono" w:eastAsia="JetBrains Mono" w:hAnsi="JetBrains Mono" w:cs="JetBrains Mono"/>
-                <w:sz w:val="16"/>
-                <w:szCs w:val="16"/>
-              </w:rPr>
-              <w:t>uild each workflow around the EHR, scheduling and billing systems you already use. No system switch."</w:t>
-            </w:r>
-          </w:p>
-          <w:p>
-            <w:pPr>
-              <w:spacing w:line="250" w:lineRule="auto"/>
-            </w:pPr>
-            <w:r>
-              <w:rPr>
-                <w:rFonts w:ascii="JetBrains Mono" w:eastAsia="JetBrains Mono" w:hAnsi="JetBrains Mono" w:cs="JetBrains Mono"/>
-                <w:sz w:val="16"/>
-                <w:szCs w:val="16"/>
-              </w:rPr>
-              <w:t>- 48px below: a table built from rows (not a grid of lines). Column header row (Label style, Muted), aligned to: "WORKFLOW" (x 120, width 282), "WHAT AI D</w:t>
-            </w:r>
-            <w:r>
-              <w:rPr>
-                <w:rFonts w:ascii="JetBrains Mono" w:eastAsia="JetBrains Mono" w:hAnsi="JetBrains Mono" w:cs="JetBrains Mono"/>
-                <w:sz w:val="16"/>
-                <w:szCs w:val="16"/>
-              </w:rPr>
-              <w:t>OES" (x 426, width 534) with a small Ice Cyan dot before it, "WHAT YOUR TEAM KEEPS" (x 984, width 336) with a small Charcoal dot before it.</w:t>
-            </w:r>
-          </w:p>
-          <w:p>
-            <w:pPr>
-              <w:spacing w:line="250" w:lineRule="auto"/>
-            </w:pPr>
-            <w:r>
-              <w:rPr>
-                <w:rFonts w:ascii="JetBrains Mono" w:eastAsia="JetBrains Mono" w:hAnsi="JetBrains Mono" w:cs="JetBrains Mono"/>
-                <w:sz w:val="16"/>
-                <w:szCs w:val="16"/>
-              </w:rPr>
-              <w:t>- Six rows. Each row is a White card 1200 wide, radius 2, 1px Border, 8px gap between rows, padding 24 top and botto</w:t>
-            </w:r>
-            <w:r>
-              <w:rPr>
-                <w:rFonts w:ascii="JetBrains Mono" w:eastAsia="JetBrains Mono" w:hAnsi="JetBrains Mono" w:cs="JetBrains Mono"/>
-                <w:sz w:val="16"/>
-                <w:szCs w:val="16"/>
-              </w:rPr>
-              <w:t>m. Inside: workflow name in H4 (Funnel Display 600, 20px). AI column in Body Charcoal with a 2px Ice Cyan vertical bar on its left edge. Team column in Body Charcoal, Wix Madefor Text 600, with a 2px Charcoal vertical bar on its left edge.</w:t>
-            </w:r>
-          </w:p>
-          <w:p>
-            <w:pPr>
-              <w:spacing w:line="250" w:lineRule="auto"/>
-            </w:pPr>
-            <w:r>
-              <w:rPr>
-                <w:rFonts w:ascii="JetBrains Mono" w:eastAsia="JetBrains Mono" w:hAnsi="JetBrains Mono" w:cs="JetBrains Mono"/>
-                <w:sz w:val="16"/>
-                <w:szCs w:val="16"/>
-              </w:rPr>
-              <w:t xml:space="preserve">  1. Intake and </w:t>
-            </w:r>
-            <w:r>
-              <w:rPr>
-                <w:rFonts w:ascii="JetBrains Mono" w:eastAsia="JetBrains Mono" w:hAnsi="JetBrains Mono" w:cs="JetBrains Mono"/>
-                <w:sz w:val="16"/>
-                <w:szCs w:val="16"/>
-              </w:rPr>
-              <w:t>referrals | Reads referrals from fax, email and portals, enters patient, payer and order details into your EHR, and flags what's missing | Accepting or declining the patient</w:t>
-            </w:r>
-          </w:p>
-          <w:p>
-            <w:pPr>
-              <w:spacing w:line="250" w:lineRule="auto"/>
-            </w:pPr>
-            <w:r>
-              <w:rPr>
-                <w:rFonts w:ascii="JetBrains Mono" w:eastAsia="JetBrains Mono" w:hAnsi="JetBrains Mono" w:cs="JetBrains Mono"/>
-                <w:sz w:val="16"/>
-                <w:szCs w:val="16"/>
-              </w:rPr>
-              <w:t xml:space="preserve">  2. Eligibility and authorizations | Checks coverage, prepares authorization requ</w:t>
-            </w:r>
-            <w:r>
-              <w:rPr>
-                <w:rFonts w:ascii="JetBrains Mono" w:eastAsia="JetBrains Mono" w:hAnsi="JetBrains Mono" w:cs="JetBrains Mono"/>
-                <w:sz w:val="16"/>
-                <w:szCs w:val="16"/>
-              </w:rPr>
-              <w:t>ests, and tracks expiry dates and visit counts | Submitting, and handling anything unusual</w:t>
+              <w:t>- Intro (Lead, Graphite), 16px under: "We build each workflow around the EHR, scheduling and billing systems you already use. No system switch."</w:t>
+            </w:r>
+          </w:p>
+          <w:p>
+            <w:pPr>
+              <w:spacing w:line="250" w:lineRule="auto"/>
+            </w:pPr>
+            <w:r>
+              <w:rPr>
+                <w:rFonts w:ascii="JetBrains Mono" w:eastAsia="JetBrains Mono" w:hAnsi="JetBrains Mono" w:cs="JetBrains Mono"/>
+                <w:sz w:val="16"/>
+                <w:szCs w:val="16"/>
+              </w:rPr>
+              <w:t>- 48px below: a table</w:t>
+            </w:r>
+            <w:r>
+              <w:rPr>
+                <w:rFonts w:ascii="JetBrains Mono" w:eastAsia="JetBrains Mono" w:hAnsi="JetBrains Mono" w:cs="JetBrains Mono"/>
+                <w:sz w:val="16"/>
+                <w:szCs w:val="16"/>
+              </w:rPr>
+              <w:t xml:space="preserve"> built from rows (not a grid of lines). Column header row (Label style, Muted), aligned to: "WORKFLOW" (x 120, width 282), "WHAT AI DOES" (x 426, width 534) with a small Ice Cyan dot before it, "WHAT YOUR TEAM KEEPS" (x 984, width 336) with a small Charcoa</w:t>
+            </w:r>
+            <w:r>
+              <w:rPr>
+                <w:rFonts w:ascii="JetBrains Mono" w:eastAsia="JetBrains Mono" w:hAnsi="JetBrains Mono" w:cs="JetBrains Mono"/>
+                <w:sz w:val="16"/>
+                <w:szCs w:val="16"/>
+              </w:rPr>
+              <w:t>l dot before it.</w:t>
+            </w:r>
+          </w:p>
+          <w:p>
+            <w:pPr>
+              <w:spacing w:line="250" w:lineRule="auto"/>
+            </w:pPr>
+            <w:r>
+              <w:rPr>
+                <w:rFonts w:ascii="JetBrains Mono" w:eastAsia="JetBrains Mono" w:hAnsi="JetBrains Mono" w:cs="JetBrains Mono"/>
+                <w:sz w:val="16"/>
+                <w:szCs w:val="16"/>
+              </w:rPr>
+              <w:t>- Six rows. Each row is a White card 1200 wide, radius 2, 1px Border, 8px gap between rows, padding 24 top and bottom. Inside: workflow name in H4 (Funnel Display 600, 20px). AI column in Body Charcoal with a 2px Ice Cyan vertical bar on i</w:t>
+            </w:r>
+            <w:r>
+              <w:rPr>
+                <w:rFonts w:ascii="JetBrains Mono" w:eastAsia="JetBrains Mono" w:hAnsi="JetBrains Mono" w:cs="JetBrains Mono"/>
+                <w:sz w:val="16"/>
+                <w:szCs w:val="16"/>
+              </w:rPr>
+              <w:t>ts left edge. Team column in Body Charcoal, Wix Madefor Text 600, with a 2px Charcoal vertical bar on its left edge.</w:t>
+            </w:r>
+          </w:p>
+          <w:p>
+            <w:pPr>
+              <w:spacing w:line="250" w:lineRule="auto"/>
+            </w:pPr>
+            <w:r>
+              <w:rPr>
+                <w:rFonts w:ascii="JetBrains Mono" w:eastAsia="JetBrains Mono" w:hAnsi="JetBrains Mono" w:cs="JetBrains Mono"/>
+                <w:sz w:val="16"/>
+                <w:szCs w:val="16"/>
+              </w:rPr>
+              <w:t xml:space="preserve">  1. Intake and referrals | Reads referrals from fax, email and portals, enters patient, payer and order details into your EHR, and flags w</w:t>
+            </w:r>
+            <w:r>
+              <w:rPr>
+                <w:rFonts w:ascii="JetBrains Mono" w:eastAsia="JetBrains Mono" w:hAnsi="JetBrains Mono" w:cs="JetBrains Mono"/>
+                <w:sz w:val="16"/>
+                <w:szCs w:val="16"/>
+              </w:rPr>
+              <w:t>hat's missing | Accepting or declining the patient</w:t>
+            </w:r>
+          </w:p>
+          <w:p>
+            <w:pPr>
+              <w:spacing w:line="250" w:lineRule="auto"/>
+            </w:pPr>
+            <w:r>
+              <w:rPr>
+                <w:rFonts w:ascii="JetBrains Mono" w:eastAsia="JetBrains Mono" w:hAnsi="JetBrains Mono" w:cs="JetBrains Mono"/>
+                <w:sz w:val="16"/>
+                <w:szCs w:val="16"/>
+              </w:rPr>
+              <w:t xml:space="preserve">  2. Eligibility and authorizations | Checks coverage, prepares authorization requests, and tracks expiry dates and visit counts | Submitting, and handling anything unusual</w:t>
             </w:r>
           </w:p>
           <w:p>
@@ -7202,75 +7471,83 @@
                 <w:sz w:val="16"/>
                 <w:szCs w:val="16"/>
               </w:rPr>
-              <w:t xml:space="preserve">  4. Visit notes and documentation | Drafts notes from what the clinician records and checks them for missing items before billing | Reviewing and signing</w:t>
-            </w:r>
-          </w:p>
-          <w:p>
-            <w:pPr>
-              <w:spacing w:line="250" w:lineRule="auto"/>
-            </w:pPr>
-            <w:r>
-              <w:rPr>
-                <w:rFonts w:ascii="JetBrains Mono" w:eastAsia="JetBrains Mono" w:hAnsi="JetBrains Mono" w:cs="JetBrains Mono"/>
-                <w:sz w:val="16"/>
-                <w:szCs w:val="16"/>
-              </w:rPr>
-              <w:t xml:space="preserve">  5. Claims and denials | Checks claims before they go out, sorts denials by reason and drafts appeal</w:t>
-            </w:r>
-            <w:r>
-              <w:rPr>
-                <w:rFonts w:ascii="JetBrains Mono" w:eastAsia="JetBrains Mono" w:hAnsi="JetBrains Mono" w:cs="JetBrains Mono"/>
-                <w:sz w:val="16"/>
-                <w:szCs w:val="16"/>
-              </w:rPr>
-              <w:t xml:space="preserve"> letters | Deciding what to appeal</w:t>
-            </w:r>
-          </w:p>
-          <w:p>
-            <w:pPr>
-              <w:spacing w:line="250" w:lineRule="auto"/>
-            </w:pPr>
-            <w:r>
-              <w:rPr>
-                <w:rFonts w:ascii="JetBrains Mono" w:eastAsia="JetBrains Mono" w:hAnsi="JetBrains Mono" w:cs="JetBrains Mono"/>
-                <w:sz w:val="16"/>
-                <w:szCs w:val="16"/>
-              </w:rPr>
-              <w:t xml:space="preserve">  6. Admissions and patient messages | Replies to inquiries day and night, collects insurance details, books assessments and sends reminders | Clinical screening</w:t>
-            </w:r>
-          </w:p>
-          <w:p>
-            <w:pPr>
-              <w:spacing w:line="250" w:lineRule="auto"/>
-            </w:pPr>
-            <w:r>
-              <w:rPr>
-                <w:rFonts w:ascii="JetBrains Mono" w:eastAsia="JetBrains Mono" w:hAnsi="JetBrains Mono" w:cs="JetBrains Mono"/>
-                <w:sz w:val="16"/>
-                <w:szCs w:val="16"/>
-              </w:rPr>
-              <w:t>- 40px below: line in H4, Charcoal: "AI does the repetitive</w:t>
-            </w:r>
-            <w:r>
-              <w:rPr>
-                <w:rFonts w:ascii="JetBrains Mono" w:eastAsia="JetBrains Mono" w:hAnsi="JetBrains Mono" w:cs="JetBrains Mono"/>
-                <w:sz w:val="16"/>
-                <w:szCs w:val="16"/>
-              </w:rPr>
-              <w:t xml:space="preserve"> work. People make every decision that affects care or billing."</w:t>
-            </w:r>
-          </w:p>
-          <w:p>
-            <w:pPr>
-              <w:spacing w:line="250" w:lineRule="auto"/>
-            </w:pPr>
-            <w:r>
-              <w:rPr>
-                <w:rFonts w:ascii="JetBrains Mono" w:eastAsia="JetBrains Mono" w:hAnsi="JetBrains Mono" w:cs="JetBrains Mono"/>
-                <w:sz w:val="16"/>
-                <w:szCs w:val="16"/>
-              </w:rPr>
-              <w:t>- 32px below: Primary button "Get my free workflow review" (the section's focal point).</w:t>
+              <w:t xml:space="preserve">  4. Visit notes and documentation | Drafts notes from what the clinician records and checks them for mi</w:t>
+            </w:r>
+            <w:r>
+              <w:rPr>
+                <w:rFonts w:ascii="JetBrains Mono" w:eastAsia="JetBrains Mono" w:hAnsi="JetBrains Mono" w:cs="JetBrains Mono"/>
+                <w:sz w:val="16"/>
+                <w:szCs w:val="16"/>
+              </w:rPr>
+              <w:t>ssing items before billing | Reviewing and signing</w:t>
+            </w:r>
+          </w:p>
+          <w:p>
+            <w:pPr>
+              <w:spacing w:line="250" w:lineRule="auto"/>
+            </w:pPr>
+            <w:r>
+              <w:rPr>
+                <w:rFonts w:ascii="JetBrains Mono" w:eastAsia="JetBrains Mono" w:hAnsi="JetBrains Mono" w:cs="JetBrains Mono"/>
+                <w:sz w:val="16"/>
+                <w:szCs w:val="16"/>
+              </w:rPr>
+              <w:t xml:space="preserve">  5. Claims and denials | Checks claims before they go out, sorts denials by reason and drafts appeal letters | Deciding what to appeal</w:t>
+            </w:r>
+          </w:p>
+          <w:p>
+            <w:pPr>
+              <w:spacing w:line="250" w:lineRule="auto"/>
+            </w:pPr>
+            <w:r>
+              <w:rPr>
+                <w:rFonts w:ascii="JetBrains Mono" w:eastAsia="JetBrains Mono" w:hAnsi="JetBrains Mono" w:cs="JetBrains Mono"/>
+                <w:sz w:val="16"/>
+                <w:szCs w:val="16"/>
+              </w:rPr>
+              <w:t xml:space="preserve">  6. Admissions and patient messages | Replies to inquiries day and n</w:t>
+            </w:r>
+            <w:r>
+              <w:rPr>
+                <w:rFonts w:ascii="JetBrains Mono" w:eastAsia="JetBrains Mono" w:hAnsi="JetBrains Mono" w:cs="JetBrains Mono"/>
+                <w:sz w:val="16"/>
+                <w:szCs w:val="16"/>
+              </w:rPr>
+              <w:t>ight, collects insurance details, books assessments and sends reminders | Clinical screening</w:t>
+            </w:r>
+          </w:p>
+          <w:p>
+            <w:pPr>
+              <w:spacing w:line="250" w:lineRule="auto"/>
+            </w:pPr>
+            <w:r>
+              <w:rPr>
+                <w:rFonts w:ascii="JetBrains Mono" w:eastAsia="JetBrains Mono" w:hAnsi="JetBrains Mono" w:cs="JetBrains Mono"/>
+                <w:sz w:val="16"/>
+                <w:szCs w:val="16"/>
+              </w:rPr>
+              <w:t>- 40px below: line in H4, Charcoal: "AI does the repetitive work. People make every decision that affects care or billing."</w:t>
+            </w:r>
+          </w:p>
+          <w:p>
+            <w:pPr>
+              <w:spacing w:line="250" w:lineRule="auto"/>
+            </w:pPr>
+            <w:r>
+              <w:rPr>
+                <w:rFonts w:ascii="JetBrains Mono" w:eastAsia="JetBrains Mono" w:hAnsi="JetBrains Mono" w:cs="JetBrains Mono"/>
+                <w:sz w:val="16"/>
+                <w:szCs w:val="16"/>
+              </w:rPr>
+              <w:t>- 32px below: Primary button "Get my fr</w:t>
+            </w:r>
+            <w:r>
+              <w:rPr>
+                <w:rFonts w:ascii="JetBrains Mono" w:eastAsia="JetBrains Mono" w:hAnsi="JetBrains Mono" w:cs="JetBrains Mono"/>
+                <w:sz w:val="16"/>
+                <w:szCs w:val="16"/>
+              </w:rPr>
+              <w:t>ee workflow review" (the section's focal point).</w:t>
             </w:r>
           </w:p>
           <w:p>
@@ -7314,15 +7591,15 @@
                 <w:sz w:val="16"/>
                 <w:szCs w:val="16"/>
               </w:rPr>
-              <w:t xml:space="preserve">  workflow name (H4</w:t>
-            </w:r>
-            <w:r>
-              <w:rPr>
-                <w:rFonts w:ascii="JetBrains Mono" w:eastAsia="JetBrains Mono" w:hAnsi="JetBrains Mono" w:cs="JetBrains Mono"/>
-                <w:sz w:val="16"/>
-                <w:szCs w:val="16"/>
-              </w:rPr>
-              <w:t>) / tag "AI DOES" (Ice Cyan tag) / AI text / 1px Border divider / tag "YOUR TEAM KEEPS" (white tag, Charcoal border) / team text in 600 weight.</w:t>
+              <w:t xml:space="preserve">  workflow name (H4) / tag "AI DOES" (Ice Cyan tag) / AI text / 1px Border divider / tag "YOUR TEAM KEEPS" (white tag, Char</w:t>
+            </w:r>
+            <w:r>
+              <w:rPr>
+                <w:rFonts w:ascii="JetBrains Mono" w:eastAsia="JetBrains Mono" w:hAnsi="JetBrains Mono" w:cs="JetBrains Mono"/>
+                <w:sz w:val="16"/>
+                <w:szCs w:val="16"/>
+              </w:rPr>
+              <w:t>coal border) / team text in 600 weight.</w:t>
             </w:r>
           </w:p>
           <w:p>
@@ -7353,15 +7630,7 @@
                 <w:sz w:val="16"/>
                 <w:szCs w:val="16"/>
               </w:rPr>
-              <w:t>DON'T: no robot icons, no brain icons, no "AI magic" sparkl</w:t>
-            </w:r>
-            <w:r>
-              <w:rPr>
-                <w:rFonts w:ascii="JetBrains Mono" w:eastAsia="JetBrains Mono" w:hAnsi="JetBrains Mono" w:cs="JetBrains Mono"/>
-                <w:sz w:val="16"/>
-                <w:szCs w:val="16"/>
-              </w:rPr>
-              <w:t>e overload (one small sparkle mark is fine).</w:t>
+              <w:t>DON'T: no robot icons, no brain icons, no "AI magic" sparkle overload (one small sparkle mark is fine).</w:t>
             </w:r>
           </w:p>
         </w:tc>
@@ -7461,7 +7730,15 @@
                 <w:sz w:val="16"/>
                 <w:szCs w:val="16"/>
               </w:rPr>
-              <w:t>Job: make the free offer feel concrete and worth the 30 minutes. The visitor must picture the written plan they walk away with. Remove risk.</w:t>
+              <w:t>Job: make the free offer feel concrete and worth the 30 minutes. The visitor must picture the written plan they walk away with. Remove</w:t>
+            </w:r>
+            <w:r>
+              <w:rPr>
+                <w:rFonts w:ascii="JetBrains Mono" w:eastAsia="JetBrains Mono" w:hAnsi="JetBrains Mono" w:cs="JetBrains Mono"/>
+                <w:sz w:val="16"/>
+                <w:szCs w:val="16"/>
+              </w:rPr>
+              <w:t xml:space="preserve"> risk.</w:t>
             </w:r>
           </w:p>
           <w:p>
@@ -7531,49 +7808,49 @@
                 <w:sz w:val="16"/>
                 <w:szCs w:val="16"/>
               </w:rPr>
-              <w:t xml:space="preserve">  Intro (L</w:t>
-            </w:r>
-            <w:r>
-              <w:rPr>
-                <w:rFonts w:ascii="JetBrains Mono" w:eastAsia="JetBrains Mono" w:hAnsi="JetBrains Mono" w:cs="JetBrains Mono"/>
-                <w:sz w:val="16"/>
-                <w:szCs w:val="16"/>
-              </w:rPr>
-              <w:t>ead, Graphite): "One conversation, one written plan. It's yours to keep, with no commitment."</w:t>
-            </w:r>
-          </w:p>
-          <w:p>
-            <w:pPr>
-              <w:spacing w:line="250" w:lineRule="auto"/>
-            </w:pPr>
-            <w:r>
-              <w:rPr>
-                <w:rFonts w:ascii="JetBrains Mono" w:eastAsia="JetBrains Mono" w:hAnsi="JetBrains Mono" w:cs="JetBrains Mono"/>
-                <w:sz w:val="16"/>
-                <w:szCs w:val="16"/>
-              </w:rPr>
-              <w:t xml:space="preserve">  48px below, a vertical 3-step timeline. A 2px Silver line joins three 32px step markers (squares, radius 2): markers 1 and 2 White with a Charcoal border, marke</w:t>
-            </w:r>
-            <w:r>
-              <w:rPr>
-                <w:rFonts w:ascii="JetBrains Mono" w:eastAsia="JetBrains Mono" w:hAnsi="JetBrains Mono" w:cs="JetBrains Mono"/>
-                <w:sz w:val="16"/>
-                <w:szCs w:val="16"/>
-              </w:rPr>
-              <w:t>r 3 Orange. Next to each marker: step title in H4, body in Body Graphite, 32px between steps.</w:t>
-            </w:r>
-          </w:p>
-          <w:p>
-            <w:pPr>
-              <w:spacing w:line="250" w:lineRule="auto"/>
-            </w:pPr>
-            <w:r>
-              <w:rPr>
-                <w:rFonts w:ascii="JetBrains Mono" w:eastAsia="JetBrains Mono" w:hAnsi="JetBrains Mono" w:cs="JetBrains Mono"/>
-                <w:sz w:val="16"/>
-                <w:szCs w:val="16"/>
-              </w:rPr>
-              <w:t xml:space="preserve">  1. "Before the call" / "Tell us which work costs your team the most time. It takes two minutes in the form above."</w:t>
+              <w:t xml:space="preserve">  Intro (Lead, Graphite): "One conversation, one written plan. It's yours to keep, with no commitment."</w:t>
+            </w:r>
+          </w:p>
+          <w:p>
+            <w:pPr>
+              <w:spacing w:line="250" w:lineRule="auto"/>
+            </w:pPr>
+            <w:r>
+              <w:rPr>
+                <w:rFonts w:ascii="JetBrains Mono" w:eastAsia="JetBrains Mono" w:hAnsi="JetBrains Mono" w:cs="JetBrains Mono"/>
+                <w:sz w:val="16"/>
+                <w:szCs w:val="16"/>
+              </w:rPr>
+              <w:t xml:space="preserve">  48px below, a vertical 3-step timeline</w:t>
+            </w:r>
+            <w:r>
+              <w:rPr>
+                <w:rFonts w:ascii="JetBrains Mono" w:eastAsia="JetBrains Mono" w:hAnsi="JetBrains Mono" w:cs="JetBrains Mono"/>
+                <w:sz w:val="16"/>
+                <w:szCs w:val="16"/>
+              </w:rPr>
+              <w:t>. A 2px Silver line joins three 32px step markers (squares, radius 2): markers 1 and 2 White with a Charcoal border, marker 3 Orange. Next to each marker: step title in H4, body in Body Graphite, 32px between steps.</w:t>
+            </w:r>
+          </w:p>
+          <w:p>
+            <w:pPr>
+              <w:spacing w:line="250" w:lineRule="auto"/>
+            </w:pPr>
+            <w:r>
+              <w:rPr>
+                <w:rFonts w:ascii="JetBrains Mono" w:eastAsia="JetBrains Mono" w:hAnsi="JetBrains Mono" w:cs="JetBrains Mono"/>
+                <w:sz w:val="16"/>
+                <w:szCs w:val="16"/>
+              </w:rPr>
+              <w:t xml:space="preserve">  1. "Before the call" / "Tell us which </w:t>
+            </w:r>
+            <w:r>
+              <w:rPr>
+                <w:rFonts w:ascii="JetBrains Mono" w:eastAsia="JetBrains Mono" w:hAnsi="JetBrains Mono" w:cs="JetBrains Mono"/>
+                <w:sz w:val="16"/>
+                <w:szCs w:val="16"/>
+              </w:rPr>
+              <w:t>work costs your team the most time. It takes two minutes in the form above."</w:t>
             </w:r>
           </w:p>
           <w:p>
@@ -7599,15 +7876,15 @@
                 <w:sz w:val="16"/>
                 <w:szCs w:val="16"/>
               </w:rPr>
-              <w:t xml:space="preserve">  3. "After the call" / "Within 2 business days, a written plan: the 3 workflows to automate first, wha</w:t>
-            </w:r>
-            <w:r>
-              <w:rPr>
-                <w:rFonts w:ascii="JetBrains Mono" w:eastAsia="JetBrains Mono" w:hAnsi="JetBrains Mono" w:cs="JetBrains Mono"/>
-                <w:sz w:val="16"/>
-                <w:szCs w:val="16"/>
-              </w:rPr>
-              <w:t>t each one would take, the HIPAA points to plan for, and a rough cost range."</w:t>
+              <w:t xml:space="preserve">  3. "After the call" / "W</w:t>
+            </w:r>
+            <w:r>
+              <w:rPr>
+                <w:rFonts w:ascii="JetBrains Mono" w:eastAsia="JetBrains Mono" w:hAnsi="JetBrains Mono" w:cs="JetBrains Mono"/>
+                <w:sz w:val="16"/>
+                <w:szCs w:val="16"/>
+              </w:rPr>
+              <w:t>ithin 2 business days, a written plan: the 3 workflows to automate first, what each one would take, the HIPAA points to plan for, and a rough cost range."</w:t>
             </w:r>
           </w:p>
           <w:p>
@@ -7633,44 +7910,44 @@
                 <w:sz w:val="16"/>
                 <w:szCs w:val="16"/>
               </w:rPr>
-              <w:t>- Right (columns 8 to 12): the focal point, a vector illustration of the written plan. A White document car</w:t>
-            </w:r>
-            <w:r>
-              <w:rPr>
-                <w:rFonts w:ascii="JetBrains Mono" w:eastAsia="JetBrains Mono" w:hAnsi="JetBrains Mono" w:cs="JetBrains Mono"/>
-                <w:sz w:val="16"/>
-                <w:szCs w:val="16"/>
-              </w:rPr>
-              <w:t>d about 440 x 540, 1px Border, 32px notch top-right, rotated 0 degrees (keep it straight). Behind it, one Mist plate offset 16px down and right. Inside the document, illustration text only:</w:t>
-            </w:r>
-          </w:p>
-          <w:p>
-            <w:pPr>
-              <w:spacing w:line="250" w:lineRule="auto"/>
-            </w:pPr>
-            <w:r>
-              <w:rPr>
-                <w:rFonts w:ascii="JetBrains Mono" w:eastAsia="JetBrains Mono" w:hAnsi="JetBrains Mono" w:cs="JetBrains Mono"/>
-                <w:sz w:val="16"/>
-                <w:szCs w:val="16"/>
-              </w:rPr>
-              <w:t xml:space="preserve">  Label "YOUR WORKFLOW PLAN" in Orange Ink, then a title placehold</w:t>
-            </w:r>
-            <w:r>
-              <w:rPr>
-                <w:rFonts w:ascii="JetBrains Mono" w:eastAsia="JetBrains Mono" w:hAnsi="JetBrains Mono" w:cs="JetBrains Mono"/>
-                <w:sz w:val="16"/>
-                <w:szCs w:val="16"/>
-              </w:rPr>
-              <w:t>er bar (Charcoal, 60% width, 16px tall), then three numbered rows "01", "02", "03" in JetBrains Mono, each followed by two gray text bars (Silver, 8px tall), the 01 row having a small Orange marker. Then a small row with a shield icon and a gray bar (the H</w:t>
-            </w:r>
-            <w:r>
-              <w:rPr>
-                <w:rFonts w:ascii="JetBrains Mono" w:eastAsia="JetBrains Mono" w:hAnsi="JetBrains Mono" w:cs="JetBrains Mono"/>
-                <w:sz w:val="16"/>
-                <w:szCs w:val="16"/>
-              </w:rPr>
-              <w:t>IPAA points), and a row with a "$" icon and a gray bar (the cost range). No real sentences inside the document.</w:t>
+              <w:t>- Right (columns 8 to 12): the</w:t>
+            </w:r>
+            <w:r>
+              <w:rPr>
+                <w:rFonts w:ascii="JetBrains Mono" w:eastAsia="JetBrains Mono" w:hAnsi="JetBrains Mono" w:cs="JetBrains Mono"/>
+                <w:sz w:val="16"/>
+                <w:szCs w:val="16"/>
+              </w:rPr>
+              <w:t xml:space="preserve"> focal point, a vector illustration of the written plan. A White document card about 440 x 540, 1px Border, 32px notch top-right, rotated 0 degrees (keep it straight). Behind it, one Mist plate offset 16px down and right. Inside the document, illustration </w:t>
+            </w:r>
+            <w:r>
+              <w:rPr>
+                <w:rFonts w:ascii="JetBrains Mono" w:eastAsia="JetBrains Mono" w:hAnsi="JetBrains Mono" w:cs="JetBrains Mono"/>
+                <w:sz w:val="16"/>
+                <w:szCs w:val="16"/>
+              </w:rPr>
+              <w:t>text only:</w:t>
+            </w:r>
+          </w:p>
+          <w:p>
+            <w:pPr>
+              <w:spacing w:line="250" w:lineRule="auto"/>
+            </w:pPr>
+            <w:r>
+              <w:rPr>
+                <w:rFonts w:ascii="JetBrains Mono" w:eastAsia="JetBrains Mono" w:hAnsi="JetBrains Mono" w:cs="JetBrains Mono"/>
+                <w:sz w:val="16"/>
+                <w:szCs w:val="16"/>
+              </w:rPr>
+              <w:t xml:space="preserve">  Label "YOUR WORKFLOW PLAN" in Orange Ink, then a title placeholder bar (Charcoal, 60% width, 16px tall), then three numbered rows "01", "02", "03" in JetBrains Mono, each followed by two gray text bars (Silver, 8px tall), the 01 row having a s</w:t>
+            </w:r>
+            <w:r>
+              <w:rPr>
+                <w:rFonts w:ascii="JetBrains Mono" w:eastAsia="JetBrains Mono" w:hAnsi="JetBrains Mono" w:cs="JetBrains Mono"/>
+                <w:sz w:val="16"/>
+                <w:szCs w:val="16"/>
+              </w:rPr>
+              <w:t>mall Orange marker. Then a small row with a shield icon and a gray bar (the HIPAA points), and a row with a "$" icon and a gray bar (the cost range). No real sentences inside the document.</w:t>
             </w:r>
           </w:p>
           <w:p>
@@ -7701,33 +7978,33 @@
                 <w:sz w:val="16"/>
                 <w:szCs w:val="16"/>
               </w:rPr>
-              <w:t>- H2, intro, then the document illustration scaled to 300 x 360 centered, then the timeline, then the button full width.</w:t>
-            </w:r>
-          </w:p>
-          <w:p>
-            <w:pPr>
-              <w:spacing w:line="250" w:lineRule="auto"/>
-            </w:pPr>
-          </w:p>
-          <w:p>
-            <w:pPr>
-              <w:spacing w:line="250" w:lineRule="auto"/>
-            </w:pPr>
-            <w:r>
-              <w:rPr>
-                <w:rFonts w:ascii="JetBrains Mono" w:eastAsia="JetBrains Mono" w:hAnsi="JetBrains Mono" w:cs="JetBrains Mono"/>
-                <w:sz w:val="16"/>
-                <w:szCs w:val="16"/>
-              </w:rPr>
-              <w:t>DON'T: no cale</w:t>
-            </w:r>
-            <w:r>
-              <w:rPr>
-                <w:rFonts w:ascii="JetBrains Mono" w:eastAsia="JetBrains Mono" w:hAnsi="JetBrains Mono" w:cs="JetBrains Mono"/>
-                <w:sz w:val="16"/>
-                <w:szCs w:val="16"/>
-              </w:rPr>
-              <w:t>ndar stock photo, no headshots, no "limited spots" urgency, no countdowns.</w:t>
+              <w:t>- H2, intro, then the document illustration scaled to 300 x</w:t>
+            </w:r>
+            <w:r>
+              <w:rPr>
+                <w:rFonts w:ascii="JetBrains Mono" w:eastAsia="JetBrains Mono" w:hAnsi="JetBrains Mono" w:cs="JetBrains Mono"/>
+                <w:sz w:val="16"/>
+                <w:szCs w:val="16"/>
+              </w:rPr>
+              <w:t xml:space="preserve"> 360 centered, then the timeline, then the button full width.</w:t>
+            </w:r>
+          </w:p>
+          <w:p>
+            <w:pPr>
+              <w:spacing w:line="250" w:lineRule="auto"/>
+            </w:pPr>
+          </w:p>
+          <w:p>
+            <w:pPr>
+              <w:spacing w:line="250" w:lineRule="auto"/>
+            </w:pPr>
+            <w:r>
+              <w:rPr>
+                <w:rFonts w:ascii="JetBrains Mono" w:eastAsia="JetBrains Mono" w:hAnsi="JetBrains Mono" w:cs="JetBrains Mono"/>
+                <w:sz w:val="16"/>
+                <w:szCs w:val="16"/>
+              </w:rPr>
+              <w:t>DON'T: no calendar stock photo, no headshots, no "limited spots" urgency, no countdowns.</w:t>
             </w:r>
           </w:p>
         </w:tc>
@@ -7827,7 +8104,15 @@
                 <w:sz w:val="16"/>
                 <w:szCs w:val="16"/>
               </w:rPr>
-              <w:t>Job: show a disciplined way of working, so a cautious healthcare buyer trusts that AI experiments never touch patient data before a hard check. The visual idea: cyan exploration on the left, a firm orange "Ship Line", orange shipping on the right.</w:t>
+              <w:t xml:space="preserve">Job: show a disciplined way of working, so a cautious healthcare buyer trusts that AI experiments never touch patient data before a hard check. The visual idea: cyan exploration on the </w:t>
+            </w:r>
+            <w:r>
+              <w:rPr>
+                <w:rFonts w:ascii="JetBrains Mono" w:eastAsia="JetBrains Mono" w:hAnsi="JetBrains Mono" w:cs="JetBrains Mono"/>
+                <w:sz w:val="16"/>
+                <w:szCs w:val="16"/>
+              </w:rPr>
+              <w:t>left, a firm orange "Ship Line", orange shipping on the right.</w:t>
             </w:r>
           </w:p>
           <w:p>
@@ -7858,78 +8143,78 @@
                 <w:sz w:val="16"/>
                 <w:szCs w:val="16"/>
               </w:rPr>
-              <w:t>- Background Deep Charcoal #131417. All text White unless stated. Texture: the "Iteration lines" pattern in #2A2C30 across the full width behind the step track, tangled on the left and straight on the right.</w:t>
-            </w:r>
-          </w:p>
-          <w:p>
-            <w:pPr>
-              <w:spacing w:line="250" w:lineRule="auto"/>
-            </w:pPr>
-            <w:r>
-              <w:rPr>
-                <w:rFonts w:ascii="JetBrains Mono" w:eastAsia="JetBrains Mono" w:hAnsi="JetBrains Mono" w:cs="JetBrains Mono"/>
-                <w:sz w:val="16"/>
-                <w:szCs w:val="16"/>
-              </w:rPr>
-              <w:t xml:space="preserve">- Top: left (columns 1 to 6): Eyebrow in Flare </w:t>
-            </w:r>
-            <w:r>
-              <w:rPr>
-                <w:rFonts w:ascii="JetBrains Mono" w:eastAsia="JetBrains Mono" w:hAnsi="JetBrains Mono" w:cs="JetBrains Mono"/>
-                <w:sz w:val="16"/>
-                <w:szCs w:val="16"/>
-              </w:rPr>
-              <w:t>"THE STRATA METHOD", then H2 White: "Explore with AI. Ship with engineering."</w:t>
-            </w:r>
-          </w:p>
-          <w:p>
-            <w:pPr>
-              <w:spacing w:line="250" w:lineRule="auto"/>
-            </w:pPr>
-            <w:r>
-              <w:rPr>
-                <w:rFonts w:ascii="JetBrains Mono" w:eastAsia="JetBrains Mono" w:hAnsi="JetBrains Mono" w:cs="JetBrains Mono"/>
-                <w:sz w:val="16"/>
-                <w:szCs w:val="16"/>
-              </w:rPr>
-              <w:t xml:space="preserve">  Right (columns 7 to 12), aligned to the H2 top: Body text in #C9CCCF: "Healthcare can't run on a demo. We try ideas quickly with AI, then every workflow crosses the Ship Line b</w:t>
-            </w:r>
-            <w:r>
-              <w:rPr>
-                <w:rFonts w:ascii="JetBrains Mono" w:eastAsia="JetBrains Mono" w:hAnsi="JetBrains Mono" w:cs="JetBrains Mono"/>
-                <w:sz w:val="16"/>
-                <w:szCs w:val="16"/>
-              </w:rPr>
-              <w:t>efore it touches patient data. The Ship Line is a written, pass-or-fail check of security, data handling, AI accuracy and the experience for your staff, signed by our CTO. You see the report."</w:t>
-            </w:r>
-          </w:p>
-          <w:p>
-            <w:pPr>
-              <w:spacing w:line="250" w:lineRule="auto"/>
-            </w:pPr>
-            <w:r>
-              <w:rPr>
-                <w:rFonts w:ascii="JetBrains Mono" w:eastAsia="JetBrains Mono" w:hAnsi="JetBrains Mono" w:cs="JetBrains Mono"/>
-                <w:sz w:val="16"/>
-                <w:szCs w:val="16"/>
-              </w:rPr>
-              <w:t>- 64px below: a horizontal track across the full content width.</w:t>
-            </w:r>
-            <w:r>
-              <w:rPr>
-                <w:rFonts w:ascii="JetBrains Mono" w:eastAsia="JetBrains Mono" w:hAnsi="JetBrains Mono" w:cs="JetBrains Mono"/>
-                <w:sz w:val="16"/>
-                <w:szCs w:val="16"/>
-              </w:rPr>
-              <w:t xml:space="preserve"> Steps 1 and 2 sit on an Ice Cyan 2px line. Between step 2 and step 3, a vertical Orange bar 4px wide and 72px tall with the Label "SHIP LINE" in Flare above it. After it, the line continues in Orange 2px to step 3. This Ship Line is the section's focal po</w:t>
-            </w:r>
-            <w:r>
-              <w:rPr>
-                <w:rFonts w:ascii="JetBrains Mono" w:eastAsia="JetBrains Mono" w:hAnsi="JetBrains Mono" w:cs="JetBrains Mono"/>
-                <w:sz w:val="16"/>
-                <w:szCs w:val="16"/>
-              </w:rPr>
-              <w:t>int.</w:t>
+              <w:t>- Background Deep Charcoal #131417. All text White unless stated. Texture: the "Iteration lines" pattern in #2A2C30 across the full width behind the step track, tangled on the left and</w:t>
+            </w:r>
+            <w:r>
+              <w:rPr>
+                <w:rFonts w:ascii="JetBrains Mono" w:eastAsia="JetBrains Mono" w:hAnsi="JetBrains Mono" w:cs="JetBrains Mono"/>
+                <w:sz w:val="16"/>
+                <w:szCs w:val="16"/>
+              </w:rPr>
+              <w:t xml:space="preserve"> straight on the right.</w:t>
+            </w:r>
+          </w:p>
+          <w:p>
+            <w:pPr>
+              <w:spacing w:line="250" w:lineRule="auto"/>
+            </w:pPr>
+            <w:r>
+              <w:rPr>
+                <w:rFonts w:ascii="JetBrains Mono" w:eastAsia="JetBrains Mono" w:hAnsi="JetBrains Mono" w:cs="JetBrains Mono"/>
+                <w:sz w:val="16"/>
+                <w:szCs w:val="16"/>
+              </w:rPr>
+              <w:t>- Top: left (columns 1 to 6): Eyebrow in Flare "THE STRATA METHOD", then H2 White: "Explore with AI. Ship with engineering."</w:t>
+            </w:r>
+          </w:p>
+          <w:p>
+            <w:pPr>
+              <w:spacing w:line="250" w:lineRule="auto"/>
+            </w:pPr>
+            <w:r>
+              <w:rPr>
+                <w:rFonts w:ascii="JetBrains Mono" w:eastAsia="JetBrains Mono" w:hAnsi="JetBrains Mono" w:cs="JetBrains Mono"/>
+                <w:sz w:val="16"/>
+                <w:szCs w:val="16"/>
+              </w:rPr>
+              <w:t xml:space="preserve">  Right (columns 7 to 12), aligned to the H2 top: Body text in #C9CCCF: "Healthcare can't run on a demo. We</w:t>
+            </w:r>
+            <w:r>
+              <w:rPr>
+                <w:rFonts w:ascii="JetBrains Mono" w:eastAsia="JetBrains Mono" w:hAnsi="JetBrains Mono" w:cs="JetBrains Mono"/>
+                <w:sz w:val="16"/>
+                <w:szCs w:val="16"/>
+              </w:rPr>
+              <w:t xml:space="preserve"> try ideas quickly with AI, then every workflow crosses the Ship Line before it touches patient data. The Ship Line is a written, pass-or-fail check of security, data handling, AI accuracy and the experience for your staff, signed by our CTO. You see the r</w:t>
+            </w:r>
+            <w:r>
+              <w:rPr>
+                <w:rFonts w:ascii="JetBrains Mono" w:eastAsia="JetBrains Mono" w:hAnsi="JetBrains Mono" w:cs="JetBrains Mono"/>
+                <w:sz w:val="16"/>
+                <w:szCs w:val="16"/>
+              </w:rPr>
+              <w:t>eport."</w:t>
+            </w:r>
+          </w:p>
+          <w:p>
+            <w:pPr>
+              <w:spacing w:line="250" w:lineRule="auto"/>
+            </w:pPr>
+            <w:r>
+              <w:rPr>
+                <w:rFonts w:ascii="JetBrains Mono" w:eastAsia="JetBrains Mono" w:hAnsi="JetBrains Mono" w:cs="JetBrains Mono"/>
+                <w:sz w:val="16"/>
+                <w:szCs w:val="16"/>
+              </w:rPr>
+              <w:t>- 64px below: a horizontal track across the full content width. Steps 1 and 2 sit on an Ice Cyan 2px line. Between step 2 and step 3, a vertical Orange bar 4px wide and 72px tall with the Label "SHIP LINE" in Flare above it. After it, the line cont</w:t>
+            </w:r>
+            <w:r>
+              <w:rPr>
+                <w:rFonts w:ascii="JetBrains Mono" w:eastAsia="JetBrains Mono" w:hAnsi="JetBrains Mono" w:cs="JetBrains Mono"/>
+                <w:sz w:val="16"/>
+                <w:szCs w:val="16"/>
+              </w:rPr>
+              <w:t>inues in Orange 2px to step 3. This Ship Line is the section's focal point.</w:t>
             </w:r>
           </w:p>
           <w:p>
@@ -7955,15 +8240,15 @@
                 <w:sz w:val="16"/>
                 <w:szCs w:val="16"/>
               </w:rPr>
-              <w:t xml:space="preserve">  01 "Map" / "We pick one workflow and measure how it runs today, so we know what "be</w:t>
-            </w:r>
-            <w:r>
-              <w:rPr>
-                <w:rFonts w:ascii="JetBrains Mono" w:eastAsia="JetBrains Mono" w:hAnsi="JetBrains Mono" w:cs="JetBrains Mono"/>
-                <w:sz w:val="16"/>
-                <w:szCs w:val="16"/>
-              </w:rPr>
-              <w:t>tter" means before we build."</w:t>
+              <w:t xml:space="preserve">  01 "Map" / "</w:t>
+            </w:r>
+            <w:r>
+              <w:rPr>
+                <w:rFonts w:ascii="JetBrains Mono" w:eastAsia="JetBrains Mono" w:hAnsi="JetBrains Mono" w:cs="JetBrains Mono"/>
+                <w:sz w:val="16"/>
+                <w:szCs w:val="16"/>
+              </w:rPr>
+              <w:t>We pick one workflow and measure how it runs today, so we know what "better" means before we build."</w:t>
             </w:r>
           </w:p>
           <w:p>
@@ -8396,7 +8681,15 @@
                 <w:sz w:val="16"/>
                 <w:szCs w:val="16"/>
               </w:rPr>
-              <w:t xml:space="preserve">  Input "Work email" (placeholder "you@yourorganization.com")</w:t>
+              <w:t xml:space="preserve">  Input "Work email" (placeholder "you@youro</w:t>
+            </w:r>
+            <w:r>
+              <w:rPr>
+                <w:rFonts w:ascii="JetBrains Mono" w:eastAsia="JetBrains Mono" w:hAnsi="JetBrains Mono" w:cs="JetBrains Mono"/>
+                <w:sz w:val="16"/>
+                <w:szCs w:val="16"/>
+              </w:rPr>
+              <w:t>rganization.com")</w:t>
             </w:r>
           </w:p>
           <w:p>
@@ -8453,15 +8746,15 @@
                 <w:sz w:val="16"/>
                 <w:szCs w:val="16"/>
               </w:rPr>
-              <w:t>- H2,</w:t>
-            </w:r>
-            <w:r>
-              <w:rPr>
-                <w:rFonts w:ascii="JetBrains Mono" w:eastAsia="JetBrains Mono" w:hAnsi="JetBrains Mono" w:cs="JetBrains Mono"/>
-                <w:sz w:val="16"/>
-                <w:szCs w:val="16"/>
-              </w:rPr>
-              <w:t xml:space="preserve"> intro, the six items in one column, then the panel full width (padding 24).</w:t>
+              <w:t>- H2, intro, the six items in one column, then th</w:t>
+            </w:r>
+            <w:r>
+              <w:rPr>
+                <w:rFonts w:ascii="JetBrains Mono" w:eastAsia="JetBrains Mono" w:hAnsi="JetBrains Mono" w:cs="JetBrains Mono"/>
+                <w:sz w:val="16"/>
+                <w:szCs w:val="16"/>
+              </w:rPr>
+              <w:t>e panel full width (padding 24).</w:t>
             </w:r>
           </w:p>
           <w:p>
@@ -8579,15 +8872,15 @@
                 <w:sz w:val="16"/>
                 <w:szCs w:val="16"/>
               </w:rPr>
-              <w:t>Job: prove TekRevol has shipped real healthcare software. Lead with the strongest case and its numbers. Every card opens the case study in a n</w:t>
-            </w:r>
-            <w:r>
-              <w:rPr>
-                <w:rFonts w:ascii="JetBrains Mono" w:eastAsia="JetBrains Mono" w:hAnsi="JetBrains Mono" w:cs="JetBrains Mono"/>
-                <w:sz w:val="16"/>
-                <w:szCs w:val="16"/>
-              </w:rPr>
-              <w:t>ew tab, so the visitor doesn't lose the form.</w:t>
+              <w:t>Job: prove TekRevol has shipped real healthcare software. Lead with the strongest case and its numbers. Every card opens the case study in a new tab, so the visitor doesn't lose the for</w:t>
+            </w:r>
+            <w:r>
+              <w:rPr>
+                <w:rFonts w:ascii="JetBrains Mono" w:eastAsia="JetBrains Mono" w:hAnsi="JetBrains Mono" w:cs="JetBrains Mono"/>
+                <w:sz w:val="16"/>
+                <w:szCs w:val="16"/>
+              </w:rPr>
+              <w:t>m.</w:t>
             </w:r>
           </w:p>
           <w:p>
@@ -8657,15 +8950,15 @@
                 <w:sz w:val="16"/>
                 <w:szCs w:val="16"/>
               </w:rPr>
-              <w:t xml:space="preserve">- 48px </w:t>
-            </w:r>
-            <w:r>
-              <w:rPr>
-                <w:rFonts w:ascii="JetBrains Mono" w:eastAsia="JetBrains Mono" w:hAnsi="JetBrains Mono" w:cs="JetBrains Mono"/>
-                <w:sz w:val="16"/>
-                <w:szCs w:val="16"/>
-              </w:rPr>
-              <w:t>below: FEATURE CARD, full 1200 wide, about 440 tall, White, 1px Border, 32px notch.</w:t>
+              <w:t xml:space="preserve">- 48px below: FEATURE CARD, full 1200 wide, about </w:t>
+            </w:r>
+            <w:r>
+              <w:rPr>
+                <w:rFonts w:ascii="JetBrains Mono" w:eastAsia="JetBrains Mono" w:hAnsi="JetBrains Mono" w:cs="JetBrains Mono"/>
+                <w:sz w:val="16"/>
+                <w:szCs w:val="16"/>
+              </w:rPr>
+              <w:t>440 tall, White, 1px Border, 32px notch.</w:t>
             </w:r>
           </w:p>
           <w:p>
@@ -8704,15 +8997,7 @@
                 <w:sz w:val="16"/>
                 <w:szCs w:val="16"/>
               </w:rPr>
-              <w:t xml:space="preserve">  Label "LIBIDO HEALTH" in Orange In</w:t>
-            </w:r>
-            <w:r>
-              <w:rPr>
-                <w:rFonts w:ascii="JetBrains Mono" w:eastAsia="JetBrains Mono" w:hAnsi="JetBrains Mono" w:cs="JetBrains Mono"/>
-                <w:sz w:val="16"/>
-                <w:szCs w:val="16"/>
-              </w:rPr>
-              <w:t>k</w:t>
+              <w:t xml:space="preserve">  Label "LIBIDO HEALTH" in Orange Ink</w:t>
             </w:r>
           </w:p>
           <w:p>
@@ -8738,7 +9023,15 @@
                 <w:sz w:val="16"/>
                 <w:szCs w:val="16"/>
               </w:rPr>
-              <w:t xml:space="preserve">  Two big numbers side by side (the focal point), Big number style, Orange Ink:</w:t>
+              <w:t xml:space="preserve">  Two big numbers side by side (the focal point), Big number style, Orange I</w:t>
+            </w:r>
+            <w:r>
+              <w:rPr>
+                <w:rFonts w:ascii="JetBrains Mono" w:eastAsia="JetBrains Mono" w:hAnsi="JetBrains Mono" w:cs="JetBrains Mono"/>
+                <w:sz w:val="16"/>
+                <w:szCs w:val="16"/>
+              </w:rPr>
+              <w:t>nk:</w:t>
             </w:r>
           </w:p>
           <w:p>
@@ -8777,15 +9070,7 @@
                 <w:sz w:val="16"/>
                 <w:szCs w:val="16"/>
               </w:rPr>
-              <w:t xml:space="preserve">  The quote in Funnel Display </w:t>
-            </w:r>
-            <w:r>
-              <w:rPr>
-                <w:rFonts w:ascii="JetBrains Mono" w:eastAsia="JetBrains Mono" w:hAnsi="JetBrains Mono" w:cs="JetBrains Mono"/>
-                <w:sz w:val="16"/>
-                <w:szCs w:val="16"/>
-              </w:rPr>
-              <w:t>500, 20px, Charcoal (not italic), with a 2px Orange bar on its left: "TekRevol transformed our platform into a comprehensive and secure space where our members feel empowered."</w:t>
+              <w:t xml:space="preserve">  The quote in Funnel Display 500, 20px, Charcoal (not italic), with a 2px Orange bar on its left: "TekRevol transformed our platform into a comprehensive and secure space where our members feel empowered."</w:t>
             </w:r>
           </w:p>
           <w:p>
@@ -8811,15 +9096,15 @@
                 <w:sz w:val="16"/>
                 <w:szCs w:val="16"/>
               </w:rPr>
-              <w:t xml:space="preserve">  Text link: "Read the case study</w:t>
-            </w:r>
-            <w:r>
-              <w:rPr>
-                <w:rFonts w:ascii="JetBrains Mono" w:eastAsia="JetBrains Mono" w:hAnsi="JetBrains Mono" w:cs="JetBrains Mono"/>
-                <w:sz w:val="16"/>
-                <w:szCs w:val="16"/>
-              </w:rPr>
-              <w:t xml:space="preserve"> ↗"</w:t>
+              <w:t xml:space="preserve">  T</w:t>
+            </w:r>
+            <w:r>
+              <w:rPr>
+                <w:rFonts w:ascii="JetBrains Mono" w:eastAsia="JetBrains Mono" w:hAnsi="JetBrains Mono" w:cs="JetBrains Mono"/>
+                <w:sz w:val="16"/>
+                <w:szCs w:val="16"/>
+              </w:rPr>
+              <w:t>ext link: "Read the case study ↗"</w:t>
             </w:r>
           </w:p>
           <w:p>
@@ -8845,57 +9130,57 @@
                 <w:sz w:val="16"/>
                 <w:szCs w:val="16"/>
               </w:rPr>
-              <w:t xml:space="preserve">  1. "IMAGE: Nurse Practitioners</w:t>
-            </w:r>
-            <w:r>
-              <w:rPr>
-                <w:rFonts w:ascii="JetBrains Mono" w:eastAsia="JetBrains Mono" w:hAnsi="JetBrains Mono" w:cs="JetBrains Mono"/>
-                <w:sz w:val="16"/>
-                <w:szCs w:val="16"/>
-              </w:rPr>
-              <w:t xml:space="preserve"> app screens" / "Nurse Practitioners" / "In-home care on demand. Patients book nurse visits by the hour, consult by video, and track every request. Nurse pay is calculated in the same platform."</w:t>
-            </w:r>
-          </w:p>
-          <w:p>
-            <w:pPr>
-              <w:spacing w:line="250" w:lineRule="auto"/>
-            </w:pPr>
-            <w:r>
-              <w:rPr>
-                <w:rFonts w:ascii="JetBrains Mono" w:eastAsia="JetBrains Mono" w:hAnsi="JetBrains Mono" w:cs="JetBrains Mono"/>
-                <w:sz w:val="16"/>
-                <w:szCs w:val="16"/>
-              </w:rPr>
-              <w:t xml:space="preserve">  2. "IMAGE: Kinekt dashboard" / "Kinekt" / "AI patient feedb</w:t>
-            </w:r>
-            <w:r>
-              <w:rPr>
-                <w:rFonts w:ascii="JetBrains Mono" w:eastAsia="JetBrains Mono" w:hAnsi="JetBrains Mono" w:cs="JetBrains Mono"/>
-                <w:sz w:val="16"/>
-                <w:szCs w:val="16"/>
-              </w:rPr>
-              <w:t>ack for UK care providers. GPT-4 reads feedback from every channel, scores sentiment, sorts it automatically and drafts replies."</w:t>
-            </w:r>
-          </w:p>
-          <w:p>
-            <w:pPr>
-              <w:spacing w:line="250" w:lineRule="auto"/>
-            </w:pPr>
-            <w:r>
-              <w:rPr>
-                <w:rFonts w:ascii="JetBrains Mono" w:eastAsia="JetBrains Mono" w:hAnsi="JetBrains Mono" w:cs="JetBrains Mono"/>
-                <w:sz w:val="16"/>
-                <w:szCs w:val="16"/>
-              </w:rPr>
-              <w:t xml:space="preserve">  3. "IMAGE: Rehkempers pricing tool" / "Rehkempers" with a small tag above the name, White fill with Charcoal border, text "A</w:t>
-            </w:r>
-            <w:r>
-              <w:rPr>
-                <w:rFonts w:ascii="JetBrains Mono" w:eastAsia="JetBrains Mono" w:hAnsi="JetBrains Mono" w:cs="JetBrains Mono"/>
-                <w:sz w:val="16"/>
-                <w:szCs w:val="16"/>
-              </w:rPr>
-              <w:t>UTOMATION OUTSIDE HEALTHCARE" / "Replaced a 50-year manual pricing process across 4 manufacturing plants. The same approach applies to intake and claims work."</w:t>
+              <w:t xml:space="preserve">  </w:t>
+            </w:r>
+            <w:r>
+              <w:rPr>
+                <w:rFonts w:ascii="JetBrains Mono" w:eastAsia="JetBrains Mono" w:hAnsi="JetBrains Mono" w:cs="JetBrains Mono"/>
+                <w:sz w:val="16"/>
+                <w:szCs w:val="16"/>
+              </w:rPr>
+              <w:t>1. "IMAGE: Nurse Practitioners app screens" / "Nurse Practitioners" / "In-home care on demand. Patients book nurse visits by the hour, consult by video, and track every request. Nurse pay is calculated in the same platform."</w:t>
+            </w:r>
+          </w:p>
+          <w:p>
+            <w:pPr>
+              <w:spacing w:line="250" w:lineRule="auto"/>
+            </w:pPr>
+            <w:r>
+              <w:rPr>
+                <w:rFonts w:ascii="JetBrains Mono" w:eastAsia="JetBrains Mono" w:hAnsi="JetBrains Mono" w:cs="JetBrains Mono"/>
+                <w:sz w:val="16"/>
+                <w:szCs w:val="16"/>
+              </w:rPr>
+              <w:t xml:space="preserve">  2. "IMAGE: Kinekt dashboard" </w:t>
+            </w:r>
+            <w:r>
+              <w:rPr>
+                <w:rFonts w:ascii="JetBrains Mono" w:eastAsia="JetBrains Mono" w:hAnsi="JetBrains Mono" w:cs="JetBrains Mono"/>
+                <w:sz w:val="16"/>
+                <w:szCs w:val="16"/>
+              </w:rPr>
+              <w:t>/ "Kinekt" / "AI patient feedback for UK care providers. GPT-4 reads feedback from every channel, scores sentiment, sorts it automatically and drafts replies."</w:t>
+            </w:r>
+          </w:p>
+          <w:p>
+            <w:pPr>
+              <w:spacing w:line="250" w:lineRule="auto"/>
+            </w:pPr>
+            <w:r>
+              <w:rPr>
+                <w:rFonts w:ascii="JetBrains Mono" w:eastAsia="JetBrains Mono" w:hAnsi="JetBrains Mono" w:cs="JetBrains Mono"/>
+                <w:sz w:val="16"/>
+                <w:szCs w:val="16"/>
+              </w:rPr>
+              <w:t xml:space="preserve">  3. "IMAGE: Rehkempers pricing tool" / "Rehkempers" with a small tag above the name, White fill</w:t>
+            </w:r>
+            <w:r>
+              <w:rPr>
+                <w:rFonts w:ascii="JetBrains Mono" w:eastAsia="JetBrains Mono" w:hAnsi="JetBrains Mono" w:cs="JetBrains Mono"/>
+                <w:sz w:val="16"/>
+                <w:szCs w:val="16"/>
+              </w:rPr>
+              <w:t xml:space="preserve"> with Charcoal border, text "AUTOMATION OUTSIDE HEALTHCARE" / "Replaced a 50-year manual pricing process across 4 manufacturing plants. The same approach applies to intake and claims work."</w:t>
             </w:r>
           </w:p>
           <w:p>
@@ -8926,15 +9211,15 @@
                 <w:sz w:val="16"/>
                 <w:szCs w:val="16"/>
               </w:rPr>
-              <w:t>- H2, intro, feature card stacked (image 350 x 220 on top, then text, numbers side by si</w:t>
-            </w:r>
-            <w:r>
-              <w:rPr>
-                <w:rFonts w:ascii="JetBrains Mono" w:eastAsia="JetBrains Mono" w:hAnsi="JetBrains Mono" w:cs="JetBrains Mono"/>
-                <w:sz w:val="16"/>
-                <w:szCs w:val="16"/>
-              </w:rPr>
-              <w:t>de at 32px, quote, link), then the three cards stacked full width with 16px gaps.</w:t>
+              <w:t>- H2, intro, feature card stacked (image 350 x 220 on top,</w:t>
+            </w:r>
+            <w:r>
+              <w:rPr>
+                <w:rFonts w:ascii="JetBrains Mono" w:eastAsia="JetBrains Mono" w:hAnsi="JetBrains Mono" w:cs="JetBrains Mono"/>
+                <w:sz w:val="16"/>
+                <w:szCs w:val="16"/>
+              </w:rPr>
+              <w:t xml:space="preserve"> then text, numbers side by side at 32px, quote, link), then the three cards stacked full width with 16px gaps.</w:t>
             </w:r>
           </w:p>
           <w:p>
@@ -9065,15 +9350,15 @@
                 <w:sz w:val="16"/>
                 <w:szCs w:val="16"/>
               </w:rPr>
-              <w:t xml:space="preserve">Note for the developer (don't draw this note): build </w:t>
-            </w:r>
-            <w:r>
-              <w:rPr>
-                <w:rFonts w:ascii="JetBrains Mono" w:eastAsia="JetBrains Mono" w:hAnsi="JetBrains Mono" w:cs="JetBrains Mono"/>
-                <w:sz w:val="16"/>
-                <w:szCs w:val="16"/>
-              </w:rPr>
-              <w:t>it as an accordion with the first item open. In this design, show ALL answers expanded so the copy lives in Figma.</w:t>
+              <w:t>Note for the developer (don</w:t>
+            </w:r>
+            <w:r>
+              <w:rPr>
+                <w:rFonts w:ascii="JetBrains Mono" w:eastAsia="JetBrains Mono" w:hAnsi="JetBrains Mono" w:cs="JetBrains Mono"/>
+                <w:sz w:val="16"/>
+                <w:szCs w:val="16"/>
+              </w:rPr>
+              <w:t>'t draw this note): build it as an accordion with the first item open. In this design, show ALL answers expanded so the copy lives in Figma.</w:t>
             </w:r>
           </w:p>
           <w:p>
@@ -9117,159 +9402,167 @@
                 <w:sz w:val="16"/>
                 <w:szCs w:val="16"/>
               </w:rPr>
-              <w:t>- Left (columns 1 to 4), stays at the top: H2 "Common questions", then 24px below a Body Graphite line "Still de</w:t>
-            </w:r>
-            <w:r>
-              <w:rPr>
-                <w:rFonts w:ascii="JetBrains Mono" w:eastAsia="JetBrains Mono" w:hAnsi="JetBrains Mono" w:cs="JetBrains Mono"/>
-                <w:sz w:val="16"/>
-                <w:szCs w:val="16"/>
-              </w:rPr>
-              <w:t>ciding? The review is free and there's no commitment.", then 24px below the Primary button "Get my free workflow review".</w:t>
-            </w:r>
-          </w:p>
-          <w:p>
-            <w:pPr>
-              <w:spacing w:line="250" w:lineRule="auto"/>
-            </w:pPr>
-            <w:r>
-              <w:rPr>
-                <w:rFonts w:ascii="JetBrains Mono" w:eastAsia="JetBrains Mono" w:hAnsi="JetBrains Mono" w:cs="JetBrains Mono"/>
-                <w:sz w:val="16"/>
-                <w:szCs w:val="16"/>
-              </w:rPr>
-              <w:t>- Right (columns 6 to 12): seven open accordion items. Each: question in H4 Charcoal with a minus icon at the right edge, 8px gap, ans</w:t>
-            </w:r>
-            <w:r>
-              <w:rPr>
-                <w:rFonts w:ascii="JetBrains Mono" w:eastAsia="JetBrains Mono" w:hAnsi="JetBrains Mono" w:cs="JetBrains Mono"/>
-                <w:sz w:val="16"/>
-                <w:szCs w:val="16"/>
-              </w:rPr>
-              <w:t>wer in Body Graphite, 24px padding top and bottom, 1px Border line below.</w:t>
-            </w:r>
-          </w:p>
-          <w:p>
-            <w:pPr>
-              <w:spacing w:line="250" w:lineRule="auto"/>
-            </w:pPr>
-            <w:r>
-              <w:rPr>
-                <w:rFonts w:ascii="JetBrains Mono" w:eastAsia="JetBrains Mono" w:hAnsi="JetBrains Mono" w:cs="JetBrains Mono"/>
-                <w:sz w:val="16"/>
-                <w:szCs w:val="16"/>
-              </w:rPr>
-              <w:t xml:space="preserve">  1. "What does it cost?" / "It depends on the workflow and the systems involved. Your review ends with a rough cost range in writing, so you can budget before you commit to anything."</w:t>
-            </w:r>
-          </w:p>
-          <w:p>
-            <w:pPr>
-              <w:spacing w:line="250" w:lineRule="auto"/>
-            </w:pPr>
-            <w:r>
-              <w:rPr>
-                <w:rFonts w:ascii="JetBrains Mono" w:eastAsia="JetBrains Mono" w:hAnsi="JetBrains Mono" w:cs="JetBrains Mono"/>
-                <w:sz w:val="16"/>
-                <w:szCs w:val="16"/>
-              </w:rPr>
-              <w:t xml:space="preserve">  2. "Does it work with our EHR?" / "Usually, yes. We connect through y</w:t>
-            </w:r>
-            <w:r>
-              <w:rPr>
-                <w:rFonts w:ascii="JetBrains Mono" w:eastAsia="JetBrains Mono" w:hAnsi="JetBrains Mono" w:cs="JetBrains Mono"/>
-                <w:sz w:val="16"/>
-                <w:szCs w:val="16"/>
-              </w:rPr>
-              <w:t>our EHR's APIs or standard formats like HL7 and FHIR where they're available. If your system has no way in, the review will tell you what's possible."</w:t>
-            </w:r>
-          </w:p>
-          <w:p>
-            <w:pPr>
-              <w:spacing w:line="250" w:lineRule="auto"/>
-            </w:pPr>
-            <w:r>
-              <w:rPr>
-                <w:rFonts w:ascii="JetBrains Mono" w:eastAsia="JetBrains Mono" w:hAnsi="JetBrains Mono" w:cs="JetBrains Mono"/>
-                <w:sz w:val="16"/>
-                <w:szCs w:val="16"/>
-              </w:rPr>
-              <w:t xml:space="preserve">  3. "Is it HIPAA compliant?" / "We build for HIPAA from the first sprint: encryption, access controls, a</w:t>
-            </w:r>
-            <w:r>
-              <w:rPr>
-                <w:rFonts w:ascii="JetBrains Mono" w:eastAsia="JetBrains Mono" w:hAnsi="JetBrains Mono" w:cs="JetBrains Mono"/>
-                <w:sz w:val="16"/>
-                <w:szCs w:val="16"/>
-              </w:rPr>
-              <w:t>udit logs and private AI models. We sign a BAA."</w:t>
-            </w:r>
-          </w:p>
-          <w:p>
-            <w:pPr>
-              <w:spacing w:line="250" w:lineRule="auto"/>
-            </w:pPr>
-            <w:r>
-              <w:rPr>
-                <w:rFonts w:ascii="JetBrains Mono" w:eastAsia="JetBrains Mono" w:hAnsi="JetBrains Mono" w:cs="JetBrains Mono"/>
-                <w:sz w:val="16"/>
-                <w:szCs w:val="16"/>
-              </w:rPr>
-              <w:t xml:space="preserve">  4. "Will AI make decisions about patients?" / "No. AI prepares, sorts and flags. Clinicians and coordinators approve anything that affects care or billing."</w:t>
-            </w:r>
-          </w:p>
-          <w:p>
-            <w:pPr>
-              <w:spacing w:line="250" w:lineRule="auto"/>
-            </w:pPr>
-            <w:r>
-              <w:rPr>
-                <w:rFonts w:ascii="JetBrains Mono" w:eastAsia="JetBrains Mono" w:hAnsi="JetBrains Mono" w:cs="JetBrains Mono"/>
-                <w:sz w:val="16"/>
-                <w:szCs w:val="16"/>
-              </w:rPr>
-              <w:t xml:space="preserve">  5. "Will this replace our staff?" / "It replac</w:t>
-            </w:r>
-            <w:r>
-              <w:rPr>
-                <w:rFonts w:ascii="JetBrains Mono" w:eastAsia="JetBrains Mono" w:hAnsi="JetBrains Mono" w:cs="JetBrains Mono"/>
-                <w:sz w:val="16"/>
-                <w:szCs w:val="16"/>
-              </w:rPr>
-              <w:t>es tasks, not people. The aim is fewer late nights for coordinators and clinicians, and more of their time on patients."</w:t>
-            </w:r>
-          </w:p>
-          <w:p>
-            <w:pPr>
-              <w:spacing w:line="250" w:lineRule="auto"/>
-            </w:pPr>
-            <w:r>
-              <w:rPr>
-                <w:rFonts w:ascii="JetBrains Mono" w:eastAsia="JetBrains Mono" w:hAnsi="JetBrains Mono" w:cs="JetBrains Mono"/>
-                <w:sz w:val="16"/>
-                <w:szCs w:val="16"/>
-              </w:rPr>
-              <w:t xml:space="preserve">  6. "How soon can something go live?" / "We agree on the first workflow and its scope before any build starts. Your written plan inclu</w:t>
-            </w:r>
-            <w:r>
-              <w:rPr>
-                <w:rFonts w:ascii="JetBrains Mono" w:eastAsia="JetBrains Mono" w:hAnsi="JetBrains Mono" w:cs="JetBrains Mono"/>
-                <w:sz w:val="16"/>
-                <w:szCs w:val="16"/>
-              </w:rPr>
-              <w:t>des a timeline for it."</w:t>
-            </w:r>
-          </w:p>
-          <w:p>
-            <w:pPr>
-              <w:spacing w:line="250" w:lineRule="auto"/>
-            </w:pPr>
-            <w:r>
-              <w:rPr>
-                <w:rFonts w:ascii="JetBrains Mono" w:eastAsia="JetBrains Mono" w:hAnsi="JetBrains Mono" w:cs="JetBrains Mono"/>
-                <w:sz w:val="16"/>
-                <w:szCs w:val="16"/>
-              </w:rPr>
-              <w:t xml:space="preserve">  7. "Do we need an IT team?" / "No. We work with your operations lead and handle the technical side. If you have IT, we work with them too."</w:t>
+              <w:t>- Left (columns 1 to 4), stays at the top: H2 "Common questions", then 24px below a Bo</w:t>
+            </w:r>
+            <w:r>
+              <w:rPr>
+                <w:rFonts w:ascii="JetBrains Mono" w:eastAsia="JetBrains Mono" w:hAnsi="JetBrains Mono" w:cs="JetBrains Mono"/>
+                <w:sz w:val="16"/>
+                <w:szCs w:val="16"/>
+              </w:rPr>
+              <w:t>dy Graphite line "Still deciding? The review is free and there's no commitment.", then 24px below the Primary button "Get my free workflow review".</w:t>
+            </w:r>
+          </w:p>
+          <w:p>
+            <w:pPr>
+              <w:spacing w:line="250" w:lineRule="auto"/>
+            </w:pPr>
+            <w:r>
+              <w:rPr>
+                <w:rFonts w:ascii="JetBrains Mono" w:eastAsia="JetBrains Mono" w:hAnsi="JetBrains Mono" w:cs="JetBrains Mono"/>
+                <w:sz w:val="16"/>
+                <w:szCs w:val="16"/>
+              </w:rPr>
+              <w:t>- Right (columns 6 to 12): seven open accordion items. Each: question in H4 Charcoal with a minus icon at th</w:t>
+            </w:r>
+            <w:r>
+              <w:rPr>
+                <w:rFonts w:ascii="JetBrains Mono" w:eastAsia="JetBrains Mono" w:hAnsi="JetBrains Mono" w:cs="JetBrains Mono"/>
+                <w:sz w:val="16"/>
+                <w:szCs w:val="16"/>
+              </w:rPr>
+              <w:t>e right edge, 8px gap, answer in Body Graphite, 24px padding top and bottom, 1px Border line below.</w:t>
+            </w:r>
+          </w:p>
+          <w:p>
+            <w:pPr>
+              <w:spacing w:line="250" w:lineRule="auto"/>
+            </w:pPr>
+            <w:r>
+              <w:rPr>
+                <w:rFonts w:ascii="JetBrains Mono" w:eastAsia="JetBrains Mono" w:hAnsi="JetBrains Mono" w:cs="JetBrains Mono"/>
+                <w:sz w:val="16"/>
+                <w:szCs w:val="16"/>
+              </w:rPr>
+              <w:t xml:space="preserve">  1. "What does it cost?" / "It depends on the workflow and the systems involved. Your review ends with a rough cost range in writing, so you can budget bef</w:t>
+            </w:r>
+            <w:r>
+              <w:rPr>
+                <w:rFonts w:ascii="JetBrains Mono" w:eastAsia="JetBrains Mono" w:hAnsi="JetBrains Mono" w:cs="JetBrains Mono"/>
+                <w:sz w:val="16"/>
+                <w:szCs w:val="16"/>
+              </w:rPr>
+              <w:t>ore you commit to anything."</w:t>
+            </w:r>
+          </w:p>
+          <w:p>
+            <w:pPr>
+              <w:spacing w:line="250" w:lineRule="auto"/>
+            </w:pPr>
+            <w:r>
+              <w:rPr>
+                <w:rFonts w:ascii="JetBrains Mono" w:eastAsia="JetBrains Mono" w:hAnsi="JetBrains Mono" w:cs="JetBrains Mono"/>
+                <w:sz w:val="16"/>
+                <w:szCs w:val="16"/>
+              </w:rPr>
+              <w:t xml:space="preserve">  2. "Does it work with our EHR?" / "Usually, yes. We connect through your EHR's APIs or standard formats like HL7 and FHIR where they're available. If your system has no way in, the review will tell you what's possible."</w:t>
+            </w:r>
+          </w:p>
+          <w:p>
+            <w:pPr>
+              <w:spacing w:line="250" w:lineRule="auto"/>
+            </w:pPr>
+            <w:r>
+              <w:rPr>
+                <w:rFonts w:ascii="JetBrains Mono" w:eastAsia="JetBrains Mono" w:hAnsi="JetBrains Mono" w:cs="JetBrains Mono"/>
+                <w:sz w:val="16"/>
+                <w:szCs w:val="16"/>
+              </w:rPr>
+              <w:t xml:space="preserve">  3. </w:t>
+            </w:r>
+            <w:r>
+              <w:rPr>
+                <w:rFonts w:ascii="JetBrains Mono" w:eastAsia="JetBrains Mono" w:hAnsi="JetBrains Mono" w:cs="JetBrains Mono"/>
+                <w:sz w:val="16"/>
+                <w:szCs w:val="16"/>
+              </w:rPr>
+              <w:t>"Is it HIPAA compliant?" / "We build for HIPAA from the first sprint: encryption, access controls, audit logs and private AI models. We sign a BAA."</w:t>
+            </w:r>
+          </w:p>
+          <w:p>
+            <w:pPr>
+              <w:spacing w:line="250" w:lineRule="auto"/>
+            </w:pPr>
+            <w:r>
+              <w:rPr>
+                <w:rFonts w:ascii="JetBrains Mono" w:eastAsia="JetBrains Mono" w:hAnsi="JetBrains Mono" w:cs="JetBrains Mono"/>
+                <w:sz w:val="16"/>
+                <w:szCs w:val="16"/>
+              </w:rPr>
+              <w:t xml:space="preserve">  4. "Will AI make decisions about patients?" / "No. AI prepares, sorts and flags. Clinicians and coordinat</w:t>
+            </w:r>
+            <w:r>
+              <w:rPr>
+                <w:rFonts w:ascii="JetBrains Mono" w:eastAsia="JetBrains Mono" w:hAnsi="JetBrains Mono" w:cs="JetBrains Mono"/>
+                <w:sz w:val="16"/>
+                <w:szCs w:val="16"/>
+              </w:rPr>
+              <w:t>ors approve anything that affects care or billing."</w:t>
+            </w:r>
+          </w:p>
+          <w:p>
+            <w:pPr>
+              <w:spacing w:line="250" w:lineRule="auto"/>
+            </w:pPr>
+            <w:r>
+              <w:rPr>
+                <w:rFonts w:ascii="JetBrains Mono" w:eastAsia="JetBrains Mono" w:hAnsi="JetBrains Mono" w:cs="JetBrains Mono"/>
+                <w:sz w:val="16"/>
+                <w:szCs w:val="16"/>
+              </w:rPr>
+              <w:t xml:space="preserve">  5. "Will this replace our staff?" / "It replaces tasks, not people. The aim is fewer late nights for coordinators and clinicians, and more of their time on patients."</w:t>
+            </w:r>
+          </w:p>
+          <w:p>
+            <w:pPr>
+              <w:spacing w:line="250" w:lineRule="auto"/>
+            </w:pPr>
+            <w:r>
+              <w:rPr>
+                <w:rFonts w:ascii="JetBrains Mono" w:eastAsia="JetBrains Mono" w:hAnsi="JetBrains Mono" w:cs="JetBrains Mono"/>
+                <w:sz w:val="16"/>
+                <w:szCs w:val="16"/>
+              </w:rPr>
+              <w:t xml:space="preserve">  6. "How soon can something go liv</w:t>
+            </w:r>
+            <w:r>
+              <w:rPr>
+                <w:rFonts w:ascii="JetBrains Mono" w:eastAsia="JetBrains Mono" w:hAnsi="JetBrains Mono" w:cs="JetBrains Mono"/>
+                <w:sz w:val="16"/>
+                <w:szCs w:val="16"/>
+              </w:rPr>
+              <w:t>e?" / "We agree on the first workflow and its scope before any build starts. Your written plan includes a timeline for it."</w:t>
+            </w:r>
+          </w:p>
+          <w:p>
+            <w:pPr>
+              <w:spacing w:line="250" w:lineRule="auto"/>
+            </w:pPr>
+            <w:r>
+              <w:rPr>
+                <w:rFonts w:ascii="JetBrains Mono" w:eastAsia="JetBrains Mono" w:hAnsi="JetBrains Mono" w:cs="JetBrains Mono"/>
+                <w:sz w:val="16"/>
+                <w:szCs w:val="16"/>
+              </w:rPr>
+              <w:t xml:space="preserve">  7. "Do we need an IT team?" / "No. We work with your operations lead and handle the technical side. If you have IT, we work with t</w:t>
+            </w:r>
+            <w:r>
+              <w:rPr>
+                <w:rFonts w:ascii="JetBrains Mono" w:eastAsia="JetBrains Mono" w:hAnsi="JetBrains Mono" w:cs="JetBrains Mono"/>
+                <w:sz w:val="16"/>
+                <w:szCs w:val="16"/>
+              </w:rPr>
+              <w:t>hem too."</w:t>
             </w:r>
           </w:p>
           <w:p>
@@ -9300,15 +9593,7 @@
                 <w:sz w:val="16"/>
                 <w:szCs w:val="16"/>
               </w:rPr>
-              <w:t>- H2, the line, then the seven items full width, then the primary button full widt</w:t>
-            </w:r>
-            <w:r>
-              <w:rPr>
-                <w:rFonts w:ascii="JetBrains Mono" w:eastAsia="JetBrains Mono" w:hAnsi="JetBrains Mono" w:cs="JetBrains Mono"/>
-                <w:sz w:val="16"/>
-                <w:szCs w:val="16"/>
-              </w:rPr>
-              <w:t>h at the end (not at the top).</w:t>
+              <w:t>- H2, the line, then the seven items full width, then the primary button full width at the end (not at the top).</w:t>
             </w:r>
           </w:p>
         </w:tc>
@@ -9452,83 +9737,83 @@
                 <w:sz w:val="16"/>
                 <w:szCs w:val="16"/>
               </w:rPr>
-              <w:t>- Left (columns 1 to 6), vertically centered with the card:</w:t>
-            </w:r>
-          </w:p>
-          <w:p>
-            <w:pPr>
-              <w:spacing w:line="250" w:lineRule="auto"/>
-            </w:pPr>
-            <w:r>
-              <w:rPr>
-                <w:rFonts w:ascii="JetBrains Mono" w:eastAsia="JetBrains Mono" w:hAnsi="JetBrains Mono" w:cs="JetBrains Mono"/>
-                <w:sz w:val="16"/>
-                <w:szCs w:val="16"/>
-              </w:rPr>
-              <w:t xml:space="preserve">  H2 at H1 size (56px, Funnel Display 600, </w:t>
-            </w:r>
-            <w:r>
-              <w:rPr>
-                <w:rFonts w:ascii="JetBrains Mono" w:eastAsia="JetBrains Mono" w:hAnsi="JetBrains Mono" w:cs="JetBrains Mono"/>
-                <w:sz w:val="16"/>
-                <w:szCs w:val="16"/>
-              </w:rPr>
-              <w:t>White, max 3 lines): "Find the 3 workflows costing your team the most time"</w:t>
-            </w:r>
-          </w:p>
-          <w:p>
-            <w:pPr>
-              <w:spacing w:line="250" w:lineRule="auto"/>
-            </w:pPr>
-            <w:r>
-              <w:rPr>
-                <w:rFonts w:ascii="JetBrains Mono" w:eastAsia="JetBrains Mono" w:hAnsi="JetBrains Mono" w:cs="JetBrains Mono"/>
-                <w:sz w:val="16"/>
-                <w:szCs w:val="16"/>
-              </w:rPr>
-              <w:t xml:space="preserve">  Lead in #C9CCCF, 24px below: "30 minutes with a senior engineer. A written plan you keep. No commitment."</w:t>
-            </w:r>
-          </w:p>
-          <w:p>
-            <w:pPr>
-              <w:spacing w:line="250" w:lineRule="auto"/>
-            </w:pPr>
-            <w:r>
-              <w:rPr>
-                <w:rFonts w:ascii="JetBrains Mono" w:eastAsia="JetBrains Mono" w:hAnsi="JetBrains Mono" w:cs="JetBrains Mono"/>
-                <w:sz w:val="16"/>
-                <w:szCs w:val="16"/>
-              </w:rPr>
-              <w:t xml:space="preserve">  Texture under the text: the "Layer planes" pattern, 5 plates in #2A2C3</w:t>
-            </w:r>
-            <w:r>
-              <w:rPr>
-                <w:rFonts w:ascii="JetBrains Mono" w:eastAsia="JetBrains Mono" w:hAnsi="JetBrains Mono" w:cs="JetBrains Mono"/>
-                <w:sz w:val="16"/>
-                <w:szCs w:val="16"/>
-              </w:rPr>
-              <w:t>0 with the TOP plate in Orange, placed in the lower-left corner, about 360 x 220. Keep it clear of the text.</w:t>
-            </w:r>
-          </w:p>
-          <w:p>
-            <w:pPr>
-              <w:spacing w:line="250" w:lineRule="auto"/>
-            </w:pPr>
-            <w:r>
-              <w:rPr>
-                <w:rFonts w:ascii="JetBrains Mono" w:eastAsia="JetBrains Mono" w:hAnsi="JetBrains Mono" w:cs="JetBrains Mono"/>
-                <w:sz w:val="16"/>
-                <w:szCs w:val="16"/>
-              </w:rPr>
-              <w:t>- Right (columns 8 to 12): the same form card as the hero (White card, 16px notch, padding 32), with the same heading "Get a free workflow review",</w:t>
-            </w:r>
-            <w:r>
-              <w:rPr>
-                <w:rFonts w:ascii="JetBrains Mono" w:eastAsia="JetBrains Mono" w:hAnsi="JetBrains Mono" w:cs="JetBrains Mono"/>
-                <w:sz w:val="16"/>
-                <w:szCs w:val="16"/>
-              </w:rPr>
-              <w:t xml:space="preserve"> the same fields and order, the button "Get my free workflow review", the same line under the button and the same privacy line. No plates behind it on this dark version.</w:t>
+              <w:t>- Left (columns 1 to 6), vert</w:t>
+            </w:r>
+            <w:r>
+              <w:rPr>
+                <w:rFonts w:ascii="JetBrains Mono" w:eastAsia="JetBrains Mono" w:hAnsi="JetBrains Mono" w:cs="JetBrains Mono"/>
+                <w:sz w:val="16"/>
+                <w:szCs w:val="16"/>
+              </w:rPr>
+              <w:t>ically centered with the card:</w:t>
+            </w:r>
+          </w:p>
+          <w:p>
+            <w:pPr>
+              <w:spacing w:line="250" w:lineRule="auto"/>
+            </w:pPr>
+            <w:r>
+              <w:rPr>
+                <w:rFonts w:ascii="JetBrains Mono" w:eastAsia="JetBrains Mono" w:hAnsi="JetBrains Mono" w:cs="JetBrains Mono"/>
+                <w:sz w:val="16"/>
+                <w:szCs w:val="16"/>
+              </w:rPr>
+              <w:t xml:space="preserve">  H2 at H1 size (56px, Funnel Display 600, White, max 3 lines): "Find the 3 workflows costing your team the most time"</w:t>
+            </w:r>
+          </w:p>
+          <w:p>
+            <w:pPr>
+              <w:spacing w:line="250" w:lineRule="auto"/>
+            </w:pPr>
+            <w:r>
+              <w:rPr>
+                <w:rFonts w:ascii="JetBrains Mono" w:eastAsia="JetBrains Mono" w:hAnsi="JetBrains Mono" w:cs="JetBrains Mono"/>
+                <w:sz w:val="16"/>
+                <w:szCs w:val="16"/>
+              </w:rPr>
+              <w:t xml:space="preserve">  Lead in #C9CCCF, 24px below: "30 minutes with a senior engineer. A written plan you keep. No commitment.</w:t>
+            </w:r>
+            <w:r>
+              <w:rPr>
+                <w:rFonts w:ascii="JetBrains Mono" w:eastAsia="JetBrains Mono" w:hAnsi="JetBrains Mono" w:cs="JetBrains Mono"/>
+                <w:sz w:val="16"/>
+                <w:szCs w:val="16"/>
+              </w:rPr>
+              <w:t>"</w:t>
+            </w:r>
+          </w:p>
+          <w:p>
+            <w:pPr>
+              <w:spacing w:line="250" w:lineRule="auto"/>
+            </w:pPr>
+            <w:r>
+              <w:rPr>
+                <w:rFonts w:ascii="JetBrains Mono" w:eastAsia="JetBrains Mono" w:hAnsi="JetBrains Mono" w:cs="JetBrains Mono"/>
+                <w:sz w:val="16"/>
+                <w:szCs w:val="16"/>
+              </w:rPr>
+              <w:t xml:space="preserve">  Texture under the text: the "Layer planes" pattern, 5 plates in #2A2C30 with the TOP plate in Orange, placed in the lower-left corner, about 360 x 220. Keep it clear of the text.</w:t>
+            </w:r>
+          </w:p>
+          <w:p>
+            <w:pPr>
+              <w:spacing w:line="250" w:lineRule="auto"/>
+            </w:pPr>
+            <w:r>
+              <w:rPr>
+                <w:rFonts w:ascii="JetBrains Mono" w:eastAsia="JetBrains Mono" w:hAnsi="JetBrains Mono" w:cs="JetBrains Mono"/>
+                <w:sz w:val="16"/>
+                <w:szCs w:val="16"/>
+              </w:rPr>
+              <w:t>- Right (columns 8 to 12): the same form card as the hero (White card, 16</w:t>
+            </w:r>
+            <w:r>
+              <w:rPr>
+                <w:rFonts w:ascii="JetBrains Mono" w:eastAsia="JetBrains Mono" w:hAnsi="JetBrains Mono" w:cs="JetBrains Mono"/>
+                <w:sz w:val="16"/>
+                <w:szCs w:val="16"/>
+              </w:rPr>
+              <w:t>px notch, padding 32), with the same heading "Get a free workflow review", the same fields and order, the button "Get my free workflow review", the same line under the button and the same privacy line. No plates behind it on this dark version.</w:t>
             </w:r>
           </w:p>
           <w:p>
@@ -9633,15 +9918,7 @@
                 <w:sz w:val="16"/>
                 <w:szCs w:val="16"/>
               </w:rPr>
-              <w:t xml:space="preserve">BRIEF 11: </w:t>
-            </w:r>
-            <w:r>
-              <w:rPr>
-                <w:rFonts w:ascii="JetBrains Mono" w:eastAsia="JetBrains Mono" w:hAnsi="JetBrains Mono" w:cs="JetBrains Mono"/>
-                <w:sz w:val="16"/>
-                <w:szCs w:val="16"/>
-              </w:rPr>
-              <w:t>FOOTER</w:t>
+              <w:t>BRIEF 11: FOOTER</w:t>
             </w:r>
           </w:p>
           <w:p>
@@ -9711,15 +9988,15 @@
                 <w:sz w:val="16"/>
                 <w:szCs w:val="16"/>
               </w:rPr>
-              <w:t>- Left: Logo placeholder (whit</w:t>
-            </w:r>
-            <w:r>
-              <w:rPr>
-                <w:rFonts w:ascii="JetBrains Mono" w:eastAsia="JetBrains Mono" w:hAnsi="JetBrains Mono" w:cs="JetBrains Mono"/>
-                <w:sz w:val="16"/>
-                <w:szCs w:val="16"/>
-              </w:rPr>
-              <w:t>e dashed version: stroke #8B8E94).</w:t>
+              <w:t>- Left: Logo placeho</w:t>
+            </w:r>
+            <w:r>
+              <w:rPr>
+                <w:rFonts w:ascii="JetBrains Mono" w:eastAsia="JetBrains Mono" w:hAnsi="JetBrains Mono" w:cs="JetBrains Mono"/>
+                <w:sz w:val="16"/>
+                <w:szCs w:val="16"/>
+              </w:rPr>
+              <w:t>lder (white dashed version: stroke #8B8E94).</w:t>
             </w:r>
           </w:p>
           <w:p>
@@ -11417,7 +11694,7 @@
         <w:spacing w:after="70" w:line="290" w:lineRule="auto"/>
       </w:pPr>
       <w:r>
-        <w:t>Hero "how it works" strip: "Referral arrives" / "AI enters it in your EHR" / "Your team approves"</w:t>
+        <w:t>Hero product scene: "NEW REFERRAL · FAX · 8:42 AM", "READ BY AI", "Patient A.", "Medicare Advantage", "Skilled nursing, 2x a week", "Missing: signed physician order", "Coordinator decides", "Request order", "Accept patient"</w:t>
       </w:r>
     </w:p>
     <w:p>
@@ -11430,7 +11707,10 @@
         <w:spacing w:after="70" w:line="290" w:lineRule="auto"/>
       </w:pPr>
       <w:r>
-        <w:t>FAQ heading "Common questions" and the line "Still deciding? The review is free and there's no commitment."</w:t>
+        <w:t>Hero top bar: "Built for HIPAA f</w:t>
+      </w:r>
+      <w:r>
+        <w:t>rom the first sprint" (from copy v1, placed in the bar)</w:t>
       </w:r>
     </w:p>
     <w:p>
@@ -11443,7 +11723,7 @@
         <w:spacing w:after="70" w:line="290" w:lineRule="auto"/>
       </w:pPr>
       <w:r>
-        <w:t>Tags "AI DOES" / "YOUR TEAM KEEPS", the Rehkempers tag "AUTOMATION OUTSIDE HEALTHCARE", the plan graphic label "YOUR WORKFLOW PLAN"</w:t>
+        <w:t>FAQ heading "Common questions" and the line "Still deciding? The review is free and there's no commitment."</w:t>
       </w:r>
     </w:p>
     <w:p>
@@ -11456,10 +11736,23 @@
         <w:spacing w:after="70" w:line="290" w:lineRule="auto"/>
       </w:pPr>
       <w:r>
-        <w:t>Hero form: phone</w:t>
-      </w:r>
-      <w:r>
-        <w:t xml:space="preserve"> placeholder shortened to "Only if you'd like a call" to fit the half-width field (full text kept on mobile and in the components sheet)</w:t>
+        <w:t xml:space="preserve">Tags "AI DOES" / "YOUR TEAM KEEPS", the Rehkempers tag "AUTOMATION OUTSIDE HEALTHCARE", the </w:t>
+      </w:r>
+      <w:r>
+        <w:t>plan graphic label "YOUR WORKFLOW PLAN"</w:t>
+      </w:r>
+    </w:p>
+    <w:p>
+      <w:pPr>
+        <w:pStyle w:val="ListParagraph"/>
+        <w:numPr>
+          <w:ilvl w:val="0"/>
+          <w:numId w:val="3"/>
+        </w:numPr>
+        <w:spacing w:after="70" w:line="290" w:lineRule="auto"/>
+      </w:pPr>
+      <w:r>
+        <w:t>Hero form: phone placeholder shortened to "Only if you'd like a call" to fit the half-width field (full text kept on mobile and in the components sheet)</w:t>
       </w:r>
     </w:p>
     <w:p>
@@ -11491,7 +11784,10 @@
         <w:spacing w:after="70" w:line="290" w:lineRule="auto"/>
       </w:pPr>
       <w:r>
-        <w:t>Text is selectable and editable in Figma (not outlines), in Funnel Display / Wix Madefor Text</w:t>
+        <w:t>Text is selec</w:t>
+      </w:r>
+      <w:r>
+        <w:t>table and editable in Figma (not outlines), in Funnel Display / Wix Madefor Text</w:t>
       </w:r>
     </w:p>
     <w:p>
@@ -11543,10 +11839,7 @@
         <w:spacing w:after="70" w:line="290" w:lineRule="auto"/>
       </w:pPr>
       <w:r>
-        <w:t>Button labels match exactly: "Get my free workflow r</w:t>
-      </w:r>
-      <w:r>
-        <w:t>eview", "Book my free workflow review", "Send me the one-page summary"</w:t>
+        <w:t>Button labels match exactly: "Get my free workflow review", "Book my free workflow review", "Send me the one-page summary"</w:t>
       </w:r>
     </w:p>
     <w:p>
@@ -11794,96 +12087,67 @@
 <file path=word/numbering.xml><?xml version="1.0" encoding="utf-8"?>
 <w:numbering xmlns:wpc="http://schemas.microsoft.com/office/word/2010/wordprocessingCanvas" xmlns:cx="http://schemas.microsoft.com/office/drawing/2014/chartex" xmlns:cx1="http://schemas.microsoft.com/office/drawing/2015/9/8/chartex" xmlns:cx2="http://schemas.microsoft.com/office/drawing/2015/10/21/chartex" xmlns:cx3="http://schemas.microsoft.com/office/drawing/2016/5/9/chartex" xmlns:cx4="http://schemas.microsoft.com/office/drawing/2016/5/10/chartex" xmlns:cx5="http://schemas.microsoft.com/office/drawing/2016/5/11/chartex" xmlns:cx6="http://schemas.microsoft.com/office/drawing/2016/5/12/chartex" xmlns:cx7="http://schemas.microsoft.com/office/drawing/2016/5/13/chartex" xmlns:cx8="http://schemas.microsoft.com/office/drawing/2016/5/14/chartex" xmlns:mc="http://schemas.openxmlformats.org/markup-compatibility/2006" xmlns:aink="http://schemas.microsoft.com/office/drawing/2016/ink" xmlns:am3d="http://schemas.microsoft.com/office/drawing/2017/model3d" xmlns:o="urn:schemas-microsoft-com:office:office" xmlns:r="http://schemas.openxmlformats.org/officeDocument/2006/relationships" xmlns:m="http://schemas.openxmlformats.org/officeDocument/2006/math" xmlns:v="urn:schemas-microsoft-com:vml" xmlns:wp14="http://schemas.microsoft.com/office/word/2010/wordprocessingDrawing" xmlns:wp="http://schemas.openxmlformats.org/drawingml/2006/wordprocessingDrawing" xmlns:w10="urn:schemas-microsoft-com:office:word" xmlns:w="http://schemas.openxmlformats.org/wordprocessingml/2006/main" xmlns:w14="http://schemas.microsoft.com/office/word/2010/wordml" xmlns:w15="http://schemas.microsoft.com/office/word/2012/wordml" xmlns:w16cid="http://schemas.microsoft.com/office/word/2016/wordml/cid" xmlns:w16se="http://schemas.microsoft.com/office/word/2015/wordml/symex" xmlns:wpg="http://schemas.microsoft.com/office/word/2010/wordprocessingGroup" xmlns:wpi="http://schemas.microsoft.com/office/word/2010/wordprocessingInk" xmlns:wne="http://schemas.microsoft.com/office/word/2006/wordml" xmlns:wps="http://schemas.microsoft.com/office/word/2010/wordprocessingShape" mc:Ignorable="w14 w15 w16se w16cid wp14">
   <w:abstractNum w:abstractNumId="0" w15:restartNumberingAfterBreak="0">
-    <w:nsid w:val="09BB78C7"/>
+    <w:nsid w:val="18B46050"/>
     <w:multiLevelType w:val="hybridMultilevel"/>
-    <w:tmpl w:val="8388687E"/>
-    <w:lvl w:ilvl="0" w:tplc="4872CD84" w:tentative="1">
+    <w:tmpl w:val="6FE29574"/>
+    <w:lvl w:ilvl="0" w:tplc="273EF808" w:tentative="1">
       <w:start w:val="1"/>
       <w:numFmt w:val="bullet"/>
-      <w:lvlText w:val="●"/>
+      <w:lvlText w:val="☑"/>
       <w:lvlJc w:val="left"/>
       <w:pPr>
-        <w:ind w:left="720" w:hanging="360"/>
+        <w:ind w:left="400" w:hanging="340"/>
       </w:pPr>
+      <w:rPr>
+        <w:color w:val="FF4A1C"/>
+      </w:rPr>
     </w:lvl>
-    <w:lvl w:ilvl="1" w:tplc="C4FC9890" w:tentative="1">
-      <w:start w:val="1"/>
-      <w:numFmt w:val="bullet"/>
-      <w:lvlText w:val="○"/>
+    <w:lvl w:ilvl="1" w:tplc="E146F3F2">
+      <w:numFmt w:val="decimal"/>
+      <w:lvlText w:val=""/>
       <w:lvlJc w:val="left"/>
-      <w:pPr>
-        <w:ind w:left="1440" w:hanging="360"/>
-      </w:pPr>
     </w:lvl>
-    <w:lvl w:ilvl="2" w:tplc="5164B988" w:tentative="1">
-      <w:start w:val="1"/>
-      <w:numFmt w:val="bullet"/>
-      <w:lvlText w:val="■"/>
+    <w:lvl w:ilvl="2" w:tplc="12F0F4E2">
+      <w:numFmt w:val="decimal"/>
+      <w:lvlText w:val=""/>
       <w:lvlJc w:val="left"/>
-      <w:pPr>
-        <w:ind w:left="2160" w:hanging="360"/>
-      </w:pPr>
     </w:lvl>
-    <w:lvl w:ilvl="3" w:tplc="315016C8" w:tentative="1">
-      <w:start w:val="1"/>
-      <w:numFmt w:val="bullet"/>
-      <w:lvlText w:val="●"/>
+    <w:lvl w:ilvl="3" w:tplc="4D145602">
+      <w:numFmt w:val="decimal"/>
+      <w:lvlText w:val=""/>
       <w:lvlJc w:val="left"/>
-      <w:pPr>
-        <w:ind w:left="2880" w:hanging="360"/>
-      </w:pPr>
     </w:lvl>
-    <w:lvl w:ilvl="4" w:tplc="635653BE" w:tentative="1">
-      <w:start w:val="1"/>
-      <w:numFmt w:val="bullet"/>
-      <w:lvlText w:val="○"/>
+    <w:lvl w:ilvl="4" w:tplc="FCA840F6">
+      <w:numFmt w:val="decimal"/>
+      <w:lvlText w:val=""/>
       <w:lvlJc w:val="left"/>
-      <w:pPr>
-        <w:ind w:left="3600" w:hanging="360"/>
-      </w:pPr>
     </w:lvl>
-    <w:lvl w:ilvl="5" w:tplc="2FC27CF0" w:tentative="1">
-      <w:start w:val="1"/>
-      <w:numFmt w:val="bullet"/>
-      <w:lvlText w:val="■"/>
+    <w:lvl w:ilvl="5" w:tplc="B16E7F84">
+      <w:numFmt w:val="decimal"/>
+      <w:lvlText w:val=""/>
       <w:lvlJc w:val="left"/>
-      <w:pPr>
-        <w:ind w:left="4320" w:hanging="360"/>
-      </w:pPr>
     </w:lvl>
-    <w:lvl w:ilvl="6" w:tplc="90FA6792" w:tentative="1">
-      <w:start w:val="1"/>
-      <w:numFmt w:val="bullet"/>
-      <w:lvlText w:val="●"/>
+    <w:lvl w:ilvl="6" w:tplc="6836419C">
+      <w:numFmt w:val="decimal"/>
+      <w:lvlText w:val=""/>
       <w:lvlJc w:val="left"/>
-      <w:pPr>
-        <w:ind w:left="5040" w:hanging="360"/>
-      </w:pPr>
     </w:lvl>
-    <w:lvl w:ilvl="7" w:tplc="D02CE7D0" w:tentative="1">
-      <w:start w:val="1"/>
-      <w:numFmt w:val="bullet"/>
-      <w:lvlText w:val="●"/>
+    <w:lvl w:ilvl="7" w:tplc="6E16B442">
+      <w:numFmt w:val="decimal"/>
+      <w:lvlText w:val=""/>
       <w:lvlJc w:val="left"/>
-      <w:pPr>
-        <w:ind w:left="5760" w:hanging="360"/>
-      </w:pPr>
     </w:lvl>
-    <w:lvl w:ilvl="8" w:tplc="B7F0EBA8" w:tentative="1">
-      <w:start w:val="1"/>
-      <w:numFmt w:val="bullet"/>
-      <w:lvlText w:val="●"/>
+    <w:lvl w:ilvl="8" w:tplc="FEFA7534">
+      <w:numFmt w:val="decimal"/>
+      <w:lvlText w:val=""/>
       <w:lvlJc w:val="left"/>
-      <w:pPr>
-        <w:ind w:left="6480" w:hanging="360"/>
-      </w:pPr>
     </w:lvl>
   </w:abstractNum>
   <w:abstractNum w:abstractNumId="1" w15:restartNumberingAfterBreak="0">
-    <w:nsid w:val="141B137A"/>
+    <w:nsid w:val="1B7162ED"/>
     <w:multiLevelType w:val="hybridMultilevel"/>
-    <w:tmpl w:val="BF688F10"/>
-    <w:lvl w:ilvl="0" w:tplc="D5025B52">
+    <w:tmpl w:val="ECE0E19C"/>
+    <w:lvl w:ilvl="0" w:tplc="C720BFD8">
       <w:start w:val="1"/>
       <w:numFmt w:val="bullet"/>
       <w:lvlText w:val="•"/>
@@ -11895,7 +12159,7 @@
         <w:color w:val="FF4A1C"/>
       </w:rPr>
     </w:lvl>
-    <w:lvl w:ilvl="1" w:tplc="E8A0EAF8">
+    <w:lvl w:ilvl="1" w:tplc="53D46E8E">
       <w:start w:val="1"/>
       <w:numFmt w:val="bullet"/>
       <w:lvlText w:val="–"/>
@@ -11907,104 +12171,133 @@
         <w:color w:val="5E6166"/>
       </w:rPr>
     </w:lvl>
-    <w:lvl w:ilvl="2" w:tplc="F1FCF4C0">
+    <w:lvl w:ilvl="2" w:tplc="D2C8CC06">
       <w:numFmt w:val="decimal"/>
       <w:lvlText w:val=""/>
       <w:lvlJc w:val="left"/>
     </w:lvl>
-    <w:lvl w:ilvl="3" w:tplc="0E843468">
+    <w:lvl w:ilvl="3" w:tplc="9BFCA59C">
       <w:numFmt w:val="decimal"/>
       <w:lvlText w:val=""/>
       <w:lvlJc w:val="left"/>
     </w:lvl>
-    <w:lvl w:ilvl="4" w:tplc="CF767C24">
+    <w:lvl w:ilvl="4" w:tplc="FA681DAC">
       <w:numFmt w:val="decimal"/>
       <w:lvlText w:val=""/>
       <w:lvlJc w:val="left"/>
     </w:lvl>
-    <w:lvl w:ilvl="5" w:tplc="07F21636">
+    <w:lvl w:ilvl="5" w:tplc="D8BA0B4A">
       <w:numFmt w:val="decimal"/>
       <w:lvlText w:val=""/>
       <w:lvlJc w:val="left"/>
     </w:lvl>
-    <w:lvl w:ilvl="6" w:tplc="58FE7020">
+    <w:lvl w:ilvl="6" w:tplc="5EC40AE0">
       <w:numFmt w:val="decimal"/>
       <w:lvlText w:val=""/>
       <w:lvlJc w:val="left"/>
     </w:lvl>
-    <w:lvl w:ilvl="7" w:tplc="F6F6048C">
+    <w:lvl w:ilvl="7" w:tplc="9224F68C">
       <w:numFmt w:val="decimal"/>
       <w:lvlText w:val=""/>
       <w:lvlJc w:val="left"/>
     </w:lvl>
-    <w:lvl w:ilvl="8" w:tplc="B1220EA4">
+    <w:lvl w:ilvl="8" w:tplc="136ED3DE">
       <w:numFmt w:val="decimal"/>
       <w:lvlText w:val=""/>
       <w:lvlJc w:val="left"/>
     </w:lvl>
   </w:abstractNum>
   <w:abstractNum w:abstractNumId="2" w15:restartNumberingAfterBreak="0">
-    <w:nsid w:val="2B3D0E93"/>
+    <w:nsid w:val="46445795"/>
     <w:multiLevelType w:val="hybridMultilevel"/>
-    <w:tmpl w:val="9F8AD862"/>
-    <w:lvl w:ilvl="0" w:tplc="E71A85EC" w:tentative="1">
+    <w:tmpl w:val="76B8162E"/>
+    <w:lvl w:ilvl="0" w:tplc="28803C46" w:tentative="1">
       <w:start w:val="1"/>
       <w:numFmt w:val="bullet"/>
-      <w:lvlText w:val="☑"/>
+      <w:lvlText w:val="●"/>
       <w:lvlJc w:val="left"/>
       <w:pPr>
-        <w:ind w:left="400" w:hanging="340"/>
+        <w:ind w:left="720" w:hanging="360"/>
       </w:pPr>
-      <w:rPr>
-        <w:color w:val="FF4A1C"/>
-      </w:rPr>
     </w:lvl>
-    <w:lvl w:ilvl="1" w:tplc="3E721BE8">
-      <w:numFmt w:val="decimal"/>
-      <w:lvlText w:val=""/>
+    <w:lvl w:ilvl="1" w:tplc="D78473D4" w:tentative="1">
+      <w:start w:val="1"/>
+      <w:numFmt w:val="bullet"/>
+      <w:lvlText w:val="○"/>
       <w:lvlJc w:val="left"/>
+      <w:pPr>
+        <w:ind w:left="1440" w:hanging="360"/>
+      </w:pPr>
     </w:lvl>
-    <w:lvl w:ilvl="2" w:tplc="DE54D95A">
-      <w:numFmt w:val="decimal"/>
-      <w:lvlText w:val=""/>
+    <w:lvl w:ilvl="2" w:tplc="24D0C678" w:tentative="1">
+      <w:start w:val="1"/>
+      <w:numFmt w:val="bullet"/>
+      <w:lvlText w:val="■"/>
       <w:lvlJc w:val="left"/>
+      <w:pPr>
+        <w:ind w:left="2160" w:hanging="360"/>
+      </w:pPr>
     </w:lvl>
-    <w:lvl w:ilvl="3" w:tplc="E0A6F508">
-      <w:numFmt w:val="decimal"/>
-      <w:lvlText w:val=""/>
+    <w:lvl w:ilvl="3" w:tplc="5CC8B8FC" w:tentative="1">
+      <w:start w:val="1"/>
+      <w:numFmt w:val="bullet"/>
+      <w:lvlText w:val="●"/>
       <w:lvlJc w:val="left"/>
+      <w:pPr>
+        <w:ind w:left="2880" w:hanging="360"/>
+      </w:pPr>
     </w:lvl>
-    <w:lvl w:ilvl="4" w:tplc="B83EC5A4">
-      <w:numFmt w:val="decimal"/>
-      <w:lvlText w:val=""/>
+    <w:lvl w:ilvl="4" w:tplc="4E58F9F6" w:tentative="1">
+      <w:start w:val="1"/>
+      <w:numFmt w:val="bullet"/>
+      <w:lvlText w:val="○"/>
       <w:lvlJc w:val="left"/>
+      <w:pPr>
+        <w:ind w:left="3600" w:hanging="360"/>
+      </w:pPr>
     </w:lvl>
-    <w:lvl w:ilvl="5" w:tplc="AABEAC6E">
-      <w:numFmt w:val="decimal"/>
-      <w:lvlText w:val=""/>
+    <w:lvl w:ilvl="5" w:tplc="03EE0134" w:tentative="1">
+      <w:start w:val="1"/>
+      <w:numFmt w:val="bullet"/>
+      <w:lvlText w:val="■"/>
       <w:lvlJc w:val="left"/>
+      <w:pPr>
+        <w:ind w:left="4320" w:hanging="360"/>
+      </w:pPr>
     </w:lvl>
-    <w:lvl w:ilvl="6" w:tplc="99BEB04A">
-      <w:numFmt w:val="decimal"/>
-      <w:lvlText w:val=""/>
+    <w:lvl w:ilvl="6" w:tplc="70943F54" w:tentative="1">
+      <w:start w:val="1"/>
+      <w:numFmt w:val="bullet"/>
+      <w:lvlText w:val="●"/>
       <w:lvlJc w:val="left"/>
+      <w:pPr>
+        <w:ind w:left="5040" w:hanging="360"/>
+      </w:pPr>
     </w:lvl>
-    <w:lvl w:ilvl="7" w:tplc="BC6ACB7C">
-      <w:numFmt w:val="decimal"/>
-      <w:lvlText w:val=""/>
+    <w:lvl w:ilvl="7" w:tplc="D2AE075A" w:tentative="1">
+      <w:start w:val="1"/>
+      <w:numFmt w:val="bullet"/>
+      <w:lvlText w:val="●"/>
       <w:lvlJc w:val="left"/>
+      <w:pPr>
+        <w:ind w:left="5760" w:hanging="360"/>
+      </w:pPr>
     </w:lvl>
-    <w:lvl w:ilvl="8" w:tplc="E74606FC">
-      <w:numFmt w:val="decimal"/>
-      <w:lvlText w:val=""/>
+    <w:lvl w:ilvl="8" w:tplc="59741612" w:tentative="1">
+      <w:start w:val="1"/>
+      <w:numFmt w:val="bullet"/>
+      <w:lvlText w:val="●"/>
       <w:lvlJc w:val="left"/>
+      <w:pPr>
+        <w:ind w:left="6480" w:hanging="360"/>
+      </w:pPr>
     </w:lvl>
   </w:abstractNum>
   <w:abstractNum w:abstractNumId="3" w15:restartNumberingAfterBreak="0">
-    <w:nsid w:val="31821215"/>
+    <w:nsid w:val="539D640C"/>
     <w:multiLevelType w:val="hybridMultilevel"/>
-    <w:tmpl w:val="C8A61B18"/>
-    <w:lvl w:ilvl="0" w:tplc="A6E8C134">
+    <w:tmpl w:val="B4A83C48"/>
+    <w:lvl w:ilvl="0" w:tplc="17069E1C">
       <w:start w:val="1"/>
       <w:numFmt w:val="decimal"/>
       <w:lvlText w:val="%1."/>
@@ -12017,52 +12310,52 @@
         <w:color w:val="C23A00"/>
       </w:rPr>
     </w:lvl>
-    <w:lvl w:ilvl="1" w:tplc="6F7C888E">
+    <w:lvl w:ilvl="1" w:tplc="183E558E">
       <w:numFmt w:val="decimal"/>
       <w:lvlText w:val=""/>
       <w:lvlJc w:val="left"/>
     </w:lvl>
-    <w:lvl w:ilvl="2" w:tplc="14A42A7A">
+    <w:lvl w:ilvl="2" w:tplc="AA82BA06">
       <w:numFmt w:val="decimal"/>
       <w:lvlText w:val=""/>
       <w:lvlJc w:val="left"/>
     </w:lvl>
-    <w:lvl w:ilvl="3" w:tplc="F8A8110A">
+    <w:lvl w:ilvl="3" w:tplc="E6E4367C">
       <w:numFmt w:val="decimal"/>
       <w:lvlText w:val=""/>
       <w:lvlJc w:val="left"/>
     </w:lvl>
-    <w:lvl w:ilvl="4" w:tplc="F7EEF0EE">
+    <w:lvl w:ilvl="4" w:tplc="9E2A2CB8">
       <w:numFmt w:val="decimal"/>
       <w:lvlText w:val=""/>
       <w:lvlJc w:val="left"/>
     </w:lvl>
-    <w:lvl w:ilvl="5" w:tplc="88C8E9DA">
+    <w:lvl w:ilvl="5" w:tplc="E7565706">
       <w:numFmt w:val="decimal"/>
       <w:lvlText w:val=""/>
       <w:lvlJc w:val="left"/>
     </w:lvl>
-    <w:lvl w:ilvl="6" w:tplc="DCD20BF2">
+    <w:lvl w:ilvl="6" w:tplc="EACAF9CE">
       <w:numFmt w:val="decimal"/>
       <w:lvlText w:val=""/>
       <w:lvlJc w:val="left"/>
     </w:lvl>
-    <w:lvl w:ilvl="7" w:tplc="B54CA0EA">
+    <w:lvl w:ilvl="7" w:tplc="16400A26">
       <w:numFmt w:val="decimal"/>
       <w:lvlText w:val=""/>
       <w:lvlJc w:val="left"/>
     </w:lvl>
-    <w:lvl w:ilvl="8" w:tplc="A0EE31E8">
+    <w:lvl w:ilvl="8" w:tplc="A2CE3BD6">
       <w:numFmt w:val="decimal"/>
       <w:lvlText w:val=""/>
       <w:lvlJc w:val="left"/>
     </w:lvl>
   </w:abstractNum>
   <w:abstractNum w:abstractNumId="4" w15:restartNumberingAfterBreak="0">
-    <w:nsid w:val="76654A12"/>
+    <w:nsid w:val="56716B3E"/>
     <w:multiLevelType w:val="hybridMultilevel"/>
-    <w:tmpl w:val="A6C69F1E"/>
-    <w:lvl w:ilvl="0" w:tplc="DF02E532" w:tentative="1">
+    <w:tmpl w:val="F50460F6"/>
+    <w:lvl w:ilvl="0" w:tplc="3A322436" w:tentative="1">
       <w:start w:val="1"/>
       <w:numFmt w:val="bullet"/>
       <w:lvlText w:val="☐"/>
@@ -12074,49 +12367,49 @@
         <w:color w:val="FF4A1C"/>
       </w:rPr>
     </w:lvl>
-    <w:lvl w:ilvl="1" w:tplc="42CC07FC">
+    <w:lvl w:ilvl="1" w:tplc="B35437FC">
       <w:numFmt w:val="decimal"/>
       <w:lvlText w:val=""/>
       <w:lvlJc w:val="left"/>
     </w:lvl>
-    <w:lvl w:ilvl="2" w:tplc="CBCE2C00">
+    <w:lvl w:ilvl="2" w:tplc="101C5F42">
       <w:numFmt w:val="decimal"/>
       <w:lvlText w:val=""/>
       <w:lvlJc w:val="left"/>
     </w:lvl>
-    <w:lvl w:ilvl="3" w:tplc="767C14F4">
+    <w:lvl w:ilvl="3" w:tplc="0596B502">
       <w:numFmt w:val="decimal"/>
       <w:lvlText w:val=""/>
       <w:lvlJc w:val="left"/>
     </w:lvl>
-    <w:lvl w:ilvl="4" w:tplc="51C2DC62">
+    <w:lvl w:ilvl="4" w:tplc="95AC6072">
       <w:numFmt w:val="decimal"/>
       <w:lvlText w:val=""/>
       <w:lvlJc w:val="left"/>
     </w:lvl>
-    <w:lvl w:ilvl="5" w:tplc="49F25668">
+    <w:lvl w:ilvl="5" w:tplc="5F0CB63A">
       <w:numFmt w:val="decimal"/>
       <w:lvlText w:val=""/>
       <w:lvlJc w:val="left"/>
     </w:lvl>
-    <w:lvl w:ilvl="6" w:tplc="41BC1C00">
+    <w:lvl w:ilvl="6" w:tplc="3CD89618">
       <w:numFmt w:val="decimal"/>
       <w:lvlText w:val=""/>
       <w:lvlJc w:val="left"/>
     </w:lvl>
-    <w:lvl w:ilvl="7" w:tplc="84ECBE5A">
+    <w:lvl w:ilvl="7" w:tplc="7A2C4A2E">
       <w:numFmt w:val="decimal"/>
       <w:lvlText w:val=""/>
       <w:lvlJc w:val="left"/>
     </w:lvl>
-    <w:lvl w:ilvl="8" w:tplc="058AD33C">
+    <w:lvl w:ilvl="8" w:tplc="2DC40912">
       <w:numFmt w:val="decimal"/>
       <w:lvlText w:val=""/>
       <w:lvlJc w:val="left"/>
     </w:lvl>
   </w:abstractNum>
   <w:num w:numId="1">
-    <w:abstractNumId w:val="0"/>
+    <w:abstractNumId w:val="2"/>
     <w:lvlOverride w:ilvl="0">
       <w:startOverride w:val="1"/>
     </w:lvlOverride>
